--- a/manuale_operativo.docx
+++ b/manuale_operativo.docx
@@ -60,6 +60,11 @@
     </w:p>
     <w:p>
       <w:r>
+        <w:t>TERMINI B2B — PALESTRE E RIVENDITORI</w:t>
+      </w:r>
+    </w:p>
+    <w:p>
+      <w:r>
         <w:t>B2B Partnership Terms – Kano Kimonos</w:t>
       </w:r>
     </w:p>
@@ -528,6 +533,11 @@
     </w:p>
     <w:p>
       <w:r>
+        <w:t>TERMINI B2B — PALESTRE E RIVENDITORI</w:t>
+      </w:r>
+    </w:p>
+    <w:p>
+      <w:r>
         <w:t>Kano Kimonos – B2B Collaboration Terms</w:t>
       </w:r>
     </w:p>
@@ -1340,6 +1350,11 @@
       <w:r>
         <w:br/>
         <w:t>Mauro – Kano Kimonos</w:t>
+      </w:r>
+    </w:p>
+    <w:p>
+      <w:r>
+        <w:t>TERMINI B2B — PALESTRE E RIVENDITORI</w:t>
       </w:r>
     </w:p>
     <w:p>
@@ -1745,6 +1760,11 @@
     </w:p>
     <w:p>
       <w:r>
+        <w:t>TERMINI B2B — PALESTRE E RIVENDITORI</w:t>
+      </w:r>
+    </w:p>
+    <w:p>
+      <w:r>
         <w:t>Termini di Collaborazione B2B – Kano Kimonos</w:t>
       </w:r>
     </w:p>
@@ -2070,154 +2090,15 @@
     </w:p>
     <w:p>
       <w:r>
-        <w:t>Dear,</w:t>
-      </w:r>
-    </w:p>
-    <w:p>
-      <w:r>
-        <w:t>Thank you for contacting us regarding the return of your item. We are happy to assist you!</w:t>
-      </w:r>
-    </w:p>
-    <w:p>
-      <w:r>
-        <w:t>To proceed with the return, please follow these instructions carefully:</w:t>
-      </w:r>
-    </w:p>
-    <w:p>
-      <w:r>
-        <w:lastRenderedPageBreak/>
-        <w:t>Item Inspection:</w:t>
-      </w:r>
-    </w:p>
-    <w:p>
-      <w:r>
-        <w:t>Ensure the item is in perfect condition, unused, and the original tag is still inside its original packaging.</w:t>
-      </w:r>
-    </w:p>
-    <w:p>
-      <w:r>
-        <w:t>Shipping Address:</w:t>
-      </w:r>
-    </w:p>
-    <w:p>
-      <w:r>
-        <w:t>BJJ Store</w:t>
-        <w:br/>
-        <w:t>Via Cavalcanti 4</w:t>
-        <w:br/>
-        <w:t>30038 Spinea (VE)</w:t>
-        <w:br/>
-        <w:t>Italia</w:t>
-      </w:r>
-    </w:p>
-    <w:p>
-      <w:r>
+        <w:t>USO INTERNO — MAGAZZINO IN SLOVENIA (non per i clienti)</w:t>
+        <w:br/>
         <w:t>Street: Goriška cesta 5 i</w:t>
-      </w:r>
-    </w:p>
-    <w:p>
-      <w:r>
-        <w:t xml:space="preserve">Post Code: 5271 </w:t>
-      </w:r>
-    </w:p>
-    <w:p>
-      <w:r>
+        <w:br/>
+        <w:t>Post Code: 5271</w:t>
+        <w:br/>
         <w:t>City: Vipava</w:t>
-      </w:r>
-    </w:p>
-    <w:p>
-      <w:r>
-        <w:t>Country: SloveniaReturn Options:</w:t>
-      </w:r>
-    </w:p>
-    <w:p>
-      <w:r>
-        <w:t>Refund: You will receive a full refund for the amount paid (excluding shipping costs).</w:t>
-      </w:r>
-    </w:p>
-    <w:p>
-      <w:r>
-        <w:t>Exchange for Another Product: If you prefer a different product (size or model), you will be charged a fee of €14.90 for shipping the new item.</w:t>
-      </w:r>
-    </w:p>
-    <w:p>
-      <w:r>
-        <w:t>Return for Unordered or Incorrectly Sized Product: If you received an item you did not order or that is the wrong size, we will send a courier at our expense to collect the item and send you the correct size. The return slip is attached and should be printed and affixed to the package for courier pickup.</w:t>
-      </w:r>
-    </w:p>
-    <w:p>
-      <w:r>
-        <w:t>Packaging:</w:t>
-      </w:r>
-    </w:p>
-    <w:p>
-      <w:r>
-        <w:t>Carefully pack the item in its original packaging.</w:t>
-      </w:r>
-    </w:p>
-    <w:p>
-      <w:r>
-        <w:t>Include a copy of your receipt inside the package.</w:t>
-      </w:r>
-    </w:p>
-    <w:p>
-      <w:r>
-        <w:t>Shipping:</w:t>
-      </w:r>
-    </w:p>
-    <w:p>
-      <w:r>
-        <w:t>Ship the package at your own expense to the address indicated above.</w:t>
-      </w:r>
-    </w:p>
-    <w:p>
-      <w:r>
-        <w:t>Refund Times:</w:t>
-      </w:r>
-    </w:p>
-    <w:p>
-      <w:r>
-        <w:t>Refund: Your refund will be processed within 14 days of receiving the returned item.</w:t>
-      </w:r>
-    </w:p>
-    <w:p>
-      <w:r>
-        <w:t>Exchange for Another Product: The new item will be shipped within 24 hours of receiving the returned item.</w:t>
-      </w:r>
-    </w:p>
-    <w:p>
-      <w:r>
-        <w:t>Questions or Concerns:</w:t>
-      </w:r>
-    </w:p>
-    <w:p>
-      <w:r>
-        <w:t>If you have any questions or concerns, please do not hesitate to contact us. We are here to help!</w:t>
-      </w:r>
-    </w:p>
-    <w:p>
-      <w:r>
-        <w:t>Courier:</w:t>
-      </w:r>
-    </w:p>
-    <w:p>
-      <w:r>
-        <w:lastRenderedPageBreak/>
-        <w:t>If you have chosen the option to return the item via courier, please notify us when the package is ready for pickup.</w:t>
-      </w:r>
-    </w:p>
-    <w:p>
-      <w:r>
-        <w:t>Sincerely,</w:t>
-      </w:r>
-    </w:p>
-    <w:p>
-      <w:r>
-        <w:t xml:space="preserve">Kano Kimonos </w:t>
-      </w:r>
-      <w:r>
-        <w:br/>
-        <w:t>Mauro Danesin</w:t>
+        <w:br/>
+        <w:t>Country: Slovenia</w:t>
       </w:r>
     </w:p>
     <w:p>
@@ -2835,323 +2716,6 @@
     </w:p>
     <w:p>
       <w:r>
-        <w:t>Certo! Hai perfettamente ragione: meglio differenziare i messaggi in base alla richiesta per evitare di suggerire l'opzione del rimborso a chi vuole semplicemente fare un cambio.</w:t>
-      </w:r>
-    </w:p>
-    <w:p>
-      <w:r>
-        <w:t>Ecco le due versioni distinte:</w:t>
-      </w:r>
-    </w:p>
-    <w:p>
-      <w:r>
-        <w:t>✅ MAIL 1 – PER IL CAMBIO DI TAGLIA O MODELLO</w:t>
-      </w:r>
-    </w:p>
-    <w:p>
-      <w:r>
-        <w:t>Oggetto: Istruzioni per cambio prodotto</w:t>
-      </w:r>
-    </w:p>
-    <w:p>
-      <w:r>
-        <w:t>Ciao,</w:t>
-      </w:r>
-      <w:r>
-        <w:br/>
-        <w:t>Grazie per averci contattato! Siamo felici di assisterti per il cambio del prodotto.</w:t>
-      </w:r>
-    </w:p>
-    <w:p>
-      <w:r>
-        <w:t>Ti ricordiamo che la procedura di reso deve essere avviata entro 14 giorni dalla ricezione della merce.</w:t>
-      </w:r>
-    </w:p>
-    <w:p>
-      <w:r>
-        <w:t>Per procedere con il cambio di taglia o modello, ti chiediamo di seguire queste semplici istruzioni:</w:t>
-      </w:r>
-    </w:p>
-    <w:p>
-      <w:r>
-        <w:t>Verifica del capo:</w:t>
-      </w:r>
-      <w:r>
-        <w:br/>
-        <w:t>Assicurati che il capo sia integro, mai utilizzato, e con l’etichetta originale all’interno della sua busta.</w:t>
-      </w:r>
-    </w:p>
-    <w:p>
-      <w:r>
-        <w:t>Indirizzo di spedizione:</w:t>
-        <w:br/>
-        <w:t>BJJ Store</w:t>
-        <w:br/>
-        <w:t>Via Cavalcanti 4</w:t>
-        <w:br/>
-        <w:t>30038 Spinea (VE)</w:t>
-        <w:br/>
-        <w:t>Italia</w:t>
-      </w:r>
-    </w:p>
-    <w:p>
-      <w:r>
-        <w:t>Spedizione del reso:</w:t>
-      </w:r>
-      <w:r>
-        <w:br/>
-        <w:t>Spedisci il pacco a tuo carico all’indirizzo sopra indicato.</w:t>
-      </w:r>
-      <w:r>
-        <w:br/>
-        <w:t>Ti chiediamo di includere una copia della ricevuta d’acquisto all’interno del pacco.</w:t>
-      </w:r>
-    </w:p>
-    <w:p>
-      <w:r>
-        <w:t>Contributo per la nuova spedizione:</w:t>
-      </w:r>
-      <w:r>
-        <w:br/>
-        <w:t>Per ricevere il nuovo capo, è richiesto un contributo di €5,90 per la spedizione. Ti invieremo il link per il pagamento non appena riceveremo il pacco.</w:t>
-      </w:r>
-    </w:p>
-    <w:p>
-      <w:r>
-        <w:lastRenderedPageBreak/>
-        <w:t>Tempistiche:</w:t>
-      </w:r>
-      <w:r>
-        <w:br/>
-        <w:t>Il nuovo articolo verrà spedito entro 24 ore dalla ricezione del capo reso.</w:t>
-      </w:r>
-    </w:p>
-    <w:p>
-      <w:r>
-        <w:t>Per qualsiasi dubbio, siamo a tua completa disposizione.</w:t>
-      </w:r>
-      <w:r>
-        <w:br/>
-        <w:t>A presto!</w:t>
-      </w:r>
-      <w:r>
-        <w:br/>
-      </w:r>
-      <w:r>
-        <w:br/>
-        <w:t>Mauro</w:t>
-      </w:r>
-      <w:r>
-        <w:br/>
-        <w:t>Kano Kimonos</w:t>
-      </w:r>
-    </w:p>
-    <w:p>
-      <w:r>
-        <w:t>🔁 MAIL 2 – PER RICHIESTE DI RIMBORSO</w:t>
-      </w:r>
-    </w:p>
-    <w:p>
-      <w:r>
-        <w:t>Oggetto: Istruzioni per reso con rimborso</w:t>
-      </w:r>
-    </w:p>
-    <w:p>
-      <w:r>
-        <w:t>Ciao,</w:t>
-      </w:r>
-      <w:r>
-        <w:br/>
-        <w:t>Grazie per averci contattato. Di seguito ti forniamo tutte le informazioni necessarie per effettuare un reso con richiesta di rimborso.</w:t>
-      </w:r>
-    </w:p>
-    <w:p>
-      <w:r>
-        <w:t>⚠️ Attenzione: ti ricordiamo che la procedura deve essere avviata entro e non oltre 14 giorni dalla ricezione del prodotto.</w:t>
-      </w:r>
-      <w:r>
-        <w:br/>
-        <w:t>Richieste inoltrate dopo questo termine non potranno essere accettate.</w:t>
-      </w:r>
-    </w:p>
-    <w:p>
-      <w:r>
-        <w:t>Inoltre, ti segnaliamo che il rimborso comporta tempi più lunghi e una gestione amministrativa complessa. Per questo motivo, quando possibile, consigliamo sempre la soluzione del cambio taglia o modello, molto più rapida e conveniente per entrambe le parti.</w:t>
-      </w:r>
-    </w:p>
-    <w:p>
-      <w:r>
-        <w:t>Se desideri comunque procedere con il rimborso:</w:t>
-      </w:r>
-    </w:p>
-    <w:p>
-      <w:r>
-        <w:t>1. Verifica del capo:</w:t>
-      </w:r>
-      <w:r>
-        <w:br/>
-        <w:t>Il prodotto deve essere integro, mai utilizzato, con etichetta originale e confezione intatta.</w:t>
-      </w:r>
-      <w:r>
-        <w:br/>
-        <w:t>Capo lavato, usato, o con confezione mancante o danneggiata non potrà essere accettato per il rimborso.</w:t>
-      </w:r>
-    </w:p>
-    <w:p>
-      <w:r>
-        <w:t>2. Indirizzo di spedizione:</w:t>
-        <w:br/>
-        <w:t>BJJ Store</w:t>
-        <w:br/>
-        <w:t>Via Cavalcanti 4</w:t>
-        <w:br/>
-        <w:t>30038 Spinea (VE)</w:t>
-        <w:br/>
-        <w:t>Italia</w:t>
-      </w:r>
-    </w:p>
-    <w:p>
-      <w:r>
-        <w:t>3. Imballaggio:</w:t>
-      </w:r>
-      <w:r>
-        <w:br/>
-        <w:t>Assicurati di imballare il capo accuratamente nella sua confezione originale. Inserisci nel pacco anche una copia della ricevuta d’acquisto.</w:t>
-      </w:r>
-    </w:p>
-    <w:p>
-      <w:r>
-        <w:t>4. Spedizione:</w:t>
-      </w:r>
-      <w:r>
-        <w:br/>
-        <w:t>La spedizione è a carico del cliente e dovrà essere effettuata con un servizio tracciabile.</w:t>
-      </w:r>
-      <w:r>
-        <w:br/>
-        <w:t>In caso di smarrimento del pacco da parte del corriere, non potremo effettuare alcun rimborso.</w:t>
-      </w:r>
-    </w:p>
-    <w:p>
-      <w:r>
-        <w:lastRenderedPageBreak/>
-        <w:t>5. Tempistiche:</w:t>
-      </w:r>
-      <w:r>
-        <w:br/>
-        <w:t>Dopo aver ricevuto e verificato il prodotto, procederemo con il rimborso dell’importo pagato (escluse le spese di spedizione) entro 14 giorni dalla ricezione del pacco.</w:t>
-      </w:r>
-    </w:p>
-    <w:p>
-      <w:r>
-        <w:t>Siamo sempre a disposizione per trovare la soluzione più semplice e vantaggiosa per te.</w:t>
-      </w:r>
-      <w:r>
-        <w:br/>
-        <w:t>Contattaci se desideri invece effettuare un cambio taglia o modello, che garantisce tempistiche più brevi e costi ridotti.</w:t>
-      </w:r>
-    </w:p>
-    <w:p>
-      <w:r>
-        <w:t>Grazie per aver scelto Kano Kimonos!</w:t>
-      </w:r>
-    </w:p>
-    <w:p>
-      <w:r>
-        <w:t>🔁 MAIL 3 – ERRORE NEL PRODOTTO INVIATO</w:t>
-      </w:r>
-    </w:p>
-    <w:p>
-      <w:r>
-        <w:t>Oggetto: Istruzioni per reso e sostituzione per errore nella spedizione</w:t>
-      </w:r>
-    </w:p>
-    <w:p>
-      <w:r>
-        <w:t>Ciao,</w:t>
-      </w:r>
-      <w:r>
-        <w:br/>
-        <w:t>ci dispiace per l’errore nella spedizione e ci scusiamo per l’inconveniente.</w:t>
-      </w:r>
-      <w:r>
-        <w:br/>
-        <w:t>Provvederemo al più presto a risolvere il problema e inviarti il prodotto corretto.</w:t>
-      </w:r>
-    </w:p>
-    <w:p>
-      <w:r>
-        <w:t>Ecco le istruzioni da seguire:</w:t>
-      </w:r>
-    </w:p>
-    <w:p>
-      <w:r>
-        <w:t>1. Verifica del capo:</w:t>
-      </w:r>
-      <w:r>
-        <w:br/>
-        <w:t>Il prodotto che hai ricevuto deve essere restituito integro, mai utilizzato, con etichetta originale e confezione intatta.</w:t>
-      </w:r>
-      <w:r>
-        <w:br/>
-        <w:t>Capi usati, lavati o danneggiati non possono essere accettati per la sostituzione.</w:t>
-      </w:r>
-    </w:p>
-    <w:p>
-      <w:r>
-        <w:t>2. Reso a nostro carico – due opzioni disponibili:</w:t>
-      </w:r>
-      <w:r>
-        <w:br/>
-        <w:t>Puoi scegliere come restituire il capo:</w:t>
-      </w:r>
-    </w:p>
-    <w:p>
-      <w:r>
-        <w:t>🔹 Opzione A – Ritiro a domicilio:</w:t>
-      </w:r>
-      <w:r>
-        <w:br/>
-        <w:t>Ti invieremo una lettera di vettura prepagata e organizzeremo un ritiro a casa tua tramite corriere.</w:t>
-      </w:r>
-      <w:r>
-        <w:br/>
-        <w:t>Importante: è necessario garantire la presenza di qualcuno all’indirizzo indicato per il ritiro.</w:t>
-      </w:r>
-    </w:p>
-    <w:p>
-      <w:r>
-        <w:t>🔹 Opzione B – Consegna presso punto di raccolta:</w:t>
-      </w:r>
-      <w:r>
-        <w:br/>
-        <w:t>In alternativa, puoi consegnare il pacco in un punto di raccolta del corriere che ti indicheremo.</w:t>
-      </w:r>
-      <w:r>
-        <w:br/>
-        <w:t>Anche in questo caso ti invieremo la lettera di vettura prepagata da stampare e applicare al pacco.</w:t>
-      </w:r>
-    </w:p>
-    <w:p>
-      <w:r>
-        <w:t>3. Spedizione del nuovo prodotto:</w:t>
-      </w:r>
-      <w:r>
-        <w:br/>
-        <w:t>Una volta ricevuto e verificato il prodotto reso, procederemo entro 24 ore alla spedizione del capo corretto, sempre a nostro carico.</w:t>
-      </w:r>
-    </w:p>
-    <w:p>
-      <w:r>
-        <w:t>Per qualsiasi dubbio o per confermarci quale opzione di reso preferisci, siamo a completa disposizione.</w:t>
-      </w:r>
-      <w:r>
-        <w:br/>
-        <w:t>Grazie per la pazienza e per aver scelto Kano Kimonos!</w:t>
-      </w:r>
-    </w:p>
-    <w:p>
-      <w:r>
         <w:lastRenderedPageBreak/>
         <w:t>Ciao,</w:t>
       </w:r>
@@ -3791,6 +3355,11 @@
       <w:r>
         <w:br/>
         <w:t>Mauro – Kano Kimonos</w:t>
+      </w:r>
+    </w:p>
+    <w:p>
+      <w:r>
+        <w:t>TERMINI B2B — PALESTRE E RIVENDITORI</w:t>
       </w:r>
     </w:p>
     <w:p>
@@ -4329,316 +3898,44 @@
     </w:p>
     <w:p>
       <w:r>
-        <w:t>Richiesta informazioni per cambio prodotto / restituzione con rimborso</w:t>
-      </w:r>
-    </w:p>
-    <w:p>
-      <w:r>
-        <w:t>✅ MAIL 1 – PER IL CAMBIO DI TAGLIA O MODELLO</w:t>
-      </w:r>
-    </w:p>
-    <w:p>
-      <w:r>
-        <w:t>Oggetto: Istruzioni per cambio prodotto</w:t>
-      </w:r>
-    </w:p>
-    <w:p>
-      <w:r>
-        <w:t>Ciao,</w:t>
-      </w:r>
-      <w:r>
-        <w:br/>
-        <w:t>Grazie per averci contattato! Siamo felici di assisterti per il cambio del prodotto.</w:t>
-      </w:r>
-    </w:p>
-    <w:p>
-      <w:r>
-        <w:t>Ti ricordiamo che la procedura di reso deve essere avviata entro 14 giorni dalla ricezione della merce.</w:t>
-      </w:r>
-    </w:p>
-    <w:p>
-      <w:r>
-        <w:t>Per procedere con il cambio di taglia o modello, ti chiediamo di seguire queste semplici istruzioni:</w:t>
-      </w:r>
-    </w:p>
-    <w:p>
-      <w:r>
-        <w:t>Verifica del capo:</w:t>
-      </w:r>
-      <w:r>
-        <w:br/>
-        <w:t>Assicurati che il capo sia integro, mai utilizzato, e con l’etichetta originale all’interno della sua busta.</w:t>
-      </w:r>
-    </w:p>
-    <w:p>
-      <w:r>
-        <w:t>Indirizzo di spedizione:</w:t>
-        <w:br/>
-        <w:t>BJJ Store</w:t>
-        <w:br/>
-        <w:t>Via Cavalcanti 4</w:t>
-        <w:br/>
-        <w:t>30038 Spinea (VE)</w:t>
-        <w:br/>
-        <w:t>Italia</w:t>
-      </w:r>
-    </w:p>
-    <w:p>
-      <w:r>
-        <w:t>Spedizione del reso:</w:t>
-      </w:r>
-      <w:r>
-        <w:br/>
-        <w:t>Spedisci il pacco a tuo carico all’indirizzo sopra indicato.</w:t>
-      </w:r>
-      <w:r>
-        <w:br/>
-        <w:t>Ti chiediamo di includere una copia della ricevuta d’acquisto all’interno del pacco.</w:t>
-      </w:r>
-    </w:p>
-    <w:p>
-      <w:r>
-        <w:t>Contributo per la nuova spedizione:</w:t>
-      </w:r>
-      <w:r>
-        <w:br/>
-        <w:t>Per ricevere il nuovo capo, è richiesto un contributo di €5,90 per la spedizione. Ti invieremo il link per il pagamento non appena riceveremo il pacco.</w:t>
-      </w:r>
-    </w:p>
-    <w:p>
-      <w:r>
-        <w:t>Tempistiche:</w:t>
-      </w:r>
-      <w:r>
-        <w:br/>
-        <w:t>Il nuovo articolo verrà spedito entro 24 ore dalla ricezione del capo reso.</w:t>
-      </w:r>
-    </w:p>
-    <w:p>
-      <w:r>
-        <w:t>Per qualsiasi dubbio, siamo a tua completa disposizione.</w:t>
-      </w:r>
-      <w:r>
-        <w:br/>
-        <w:t>A presto!</w:t>
-      </w:r>
-      <w:r>
-        <w:br/>
-      </w:r>
-      <w:r>
-        <w:br/>
-        <w:t>Mauro</w:t>
-      </w:r>
-      <w:r>
-        <w:br/>
-        <w:t>Kano Kimonos</w:t>
-      </w:r>
-    </w:p>
-    <w:p>
-      <w:r>
-        <w:t>🔁 MAIL 2 – PER RICHIESTE DI RIMBORSO</w:t>
-      </w:r>
-    </w:p>
-    <w:p>
-      <w:r>
-        <w:t>Oggetto: Istruzioni per reso con rimborso</w:t>
-      </w:r>
-    </w:p>
-    <w:p>
-      <w:r>
-        <w:t>Ciao,</w:t>
-      </w:r>
-      <w:r>
-        <w:br/>
-        <w:t>Grazie per averci contattato. Di seguito ti forniamo tutte le informazioni necessarie per effettuare un reso con richiesta di rimborso.</w:t>
-      </w:r>
-    </w:p>
-    <w:p>
-      <w:r>
-        <w:t>⚠️ Attenzione: ti ricordiamo che la procedura deve essere avviata entro e non oltre 14 giorni dalla ricezione del prodotto.</w:t>
-      </w:r>
-      <w:r>
-        <w:br/>
-        <w:t>Richieste inoltrate dopo questo termine non potranno essere accettate.</w:t>
-      </w:r>
-    </w:p>
-    <w:p>
-      <w:r>
-        <w:t>Inoltre, ti segnaliamo che il rimborso comporta tempi più lunghi e una gestione amministrativa complessa. Per questo motivo, quando possibile, consigliamo sempre la soluzione del cambio taglia o modello, molto più rapida e conveniente per entrambe le parti.</w:t>
-      </w:r>
-    </w:p>
-    <w:p>
-      <w:r>
-        <w:t>Se desideri comunque procedere con il rimborso:</w:t>
-      </w:r>
-    </w:p>
-    <w:p>
-      <w:r>
-        <w:t>1. Verifica del capo:</w:t>
-      </w:r>
-      <w:r>
-        <w:br/>
-        <w:t>Il prodotto deve essere integro, mai utilizzato, con etichetta originale e confezione intatta.</w:t>
-      </w:r>
-      <w:r>
-        <w:br/>
-        <w:t>Capo lavato, usato, o con confezione mancante o danneggiata non potrà essere accettato per il rimborso.</w:t>
-      </w:r>
-    </w:p>
-    <w:p>
-      <w:r>
-        <w:t>2. Indirizzo di spedizione:</w:t>
-        <w:br/>
-        <w:t>BJJ Store</w:t>
-        <w:br/>
-        <w:t>Via Cavalcanti 4</w:t>
-        <w:br/>
-        <w:t>30038 Spinea (VE)</w:t>
-        <w:br/>
-        <w:t>Italia</w:t>
-      </w:r>
-    </w:p>
-    <w:p>
-      <w:r>
-        <w:t>3. Imballaggio:</w:t>
-      </w:r>
-      <w:r>
-        <w:br/>
-        <w:t>Assicurati di imballare il capo accuratamente nella sua confezione originale. Inserisci nel pacco anche una copia della ricevuta d’acquisto.</w:t>
-      </w:r>
-    </w:p>
-    <w:p>
-      <w:r>
-        <w:t>4. Spedizione:</w:t>
-      </w:r>
-      <w:r>
-        <w:br/>
-        <w:t>La spedizione è a carico del cliente e dovrà essere effettuata con un servizio tracciabile.</w:t>
-      </w:r>
-      <w:r>
-        <w:br/>
-        <w:t>In caso di smarrimento del pacco da parte del corriere, non potremo effettuare alcun rimborso.</w:t>
-      </w:r>
-    </w:p>
-    <w:p>
-      <w:r>
-        <w:t>5. Tempistiche:</w:t>
-      </w:r>
-      <w:r>
-        <w:br/>
-        <w:t>Dopo aver ricevuto e verificato il prodotto, procederemo con il rimborso dell’importo pagato (escluse le spese di spedizione) entro 14 giorni dalla ricezione del pacco.</w:t>
-      </w:r>
-    </w:p>
-    <w:p>
-      <w:r>
-        <w:t>Siamo sempre a disposizione per trovare la soluzione più semplice e vantaggiosa per te.</w:t>
-      </w:r>
-      <w:r>
-        <w:br/>
-        <w:t>Contattaci se desideri invece effettuare un cambio taglia o modello, che garantisce tempistiche più brevi e costi ridotti.</w:t>
-      </w:r>
-    </w:p>
-    <w:p>
-      <w:r>
-        <w:t>Grazie per aver scelto Kano Kimonos!</w:t>
-      </w:r>
-    </w:p>
-    <w:p>
-      <w:r>
-        <w:t>🔁 MAIL 3 – ERRORE NEL PRODOTTO INVIATO</w:t>
-      </w:r>
-    </w:p>
-    <w:p>
-      <w:r>
-        <w:t>Oggetto: Istruzioni per reso e sostituzione per errore nella spedizione</w:t>
-      </w:r>
-    </w:p>
-    <w:p>
-      <w:r>
-        <w:t>Ciao,</w:t>
-      </w:r>
-      <w:r>
-        <w:br/>
-        <w:t>ci dispiace per l’errore nella spedizione e ci scusiamo per l’inconveniente.</w:t>
-      </w:r>
-      <w:r>
-        <w:br/>
-        <w:t>Provvederemo al più presto a risolvere il problema e inviarti il prodotto corretto.</w:t>
-      </w:r>
-    </w:p>
-    <w:p>
-      <w:r>
-        <w:t>Ecco le istruzioni da seguire:</w:t>
-      </w:r>
-    </w:p>
-    <w:p>
-      <w:r>
-        <w:t>1. Verifica del capo:</w:t>
-      </w:r>
-      <w:r>
-        <w:br/>
-        <w:t>Il prodotto che hai ricevuto deve essere restituito integro, mai utilizzato, con etichetta originale e confezione intatta.</w:t>
-      </w:r>
-      <w:r>
-        <w:br/>
-        <w:t>Capi usati, lavati o danneggiati non possono essere accettati per la sostituzione.</w:t>
-      </w:r>
-    </w:p>
-    <w:p>
-      <w:r>
-        <w:t>2. Reso a nostro carico – due opzioni disponibili:</w:t>
-      </w:r>
-      <w:r>
-        <w:br/>
-        <w:t>Puoi scegliere come restituire il capo:</w:t>
-      </w:r>
-    </w:p>
-    <w:p>
-      <w:r>
-        <w:t>🔹 Opzione A – Ritiro a domicilio:</w:t>
-      </w:r>
-      <w:r>
-        <w:br/>
-        <w:t>Ti invieremo una lettera di vettura prepagata e organizzeremo un ritiro a casa tua tramite corriere.</w:t>
-      </w:r>
-      <w:r>
-        <w:br/>
-        <w:t>Importante: è necessario garantire la presenza di qualcuno all’indirizzo indicato per il ritiro.</w:t>
-      </w:r>
-    </w:p>
-    <w:p>
-      <w:r>
-        <w:t>🔹 Opzione B – Consegna presso punto di raccolta:</w:t>
-      </w:r>
-      <w:r>
-        <w:br/>
-        <w:t xml:space="preserve">In alternativa, puoi consegnare il pacco in un punto di raccolta del corriere che ti </w:t>
-      </w:r>
-      <w:r>
-        <w:lastRenderedPageBreak/>
-        <w:t>indicheremo.</w:t>
-      </w:r>
-      <w:r>
-        <w:br/>
-        <w:t>Anche in questo caso ti invieremo la lettera di vettura prepagata da stampare e applicare al pacco.</w:t>
-      </w:r>
-    </w:p>
-    <w:p>
-      <w:r>
-        <w:t>3. Spedizione del nuovo prodotto:</w:t>
-      </w:r>
-      <w:r>
-        <w:br/>
-        <w:t>Una volta ricevuto e verificato il prodotto reso, procederemo entro 24 ore alla spedizione del capo corretto, sempre a nostro carico.</w:t>
-      </w:r>
-    </w:p>
-    <w:p>
-      <w:r>
-        <w:t>Per qualsiasi dubbio o per confermarci quale opzione di reso preferisci, siamo a completa disposizione.</w:t>
-      </w:r>
-      <w:r>
-        <w:br/>
-        <w:t>Grazie per la pazienza e per aver scelto Kano Kimonos!</w:t>
+        <w:t>RESI E CAMBI — CLIENTI PRIVATI</w:t>
+        <w:br/>
+        <w:t>Questa sezione vale per resi, restituzioni, cambi, rimborsi e capi difettosi, sbagliati o danneggiati.</w:t>
+        <w:br/>
+        <w:t>1. Termine: 14 giorni dalla ricezione per aprire la richiesta scrivendo a info@kanokimonos.com. Passati i 14 giorni non si accettano cambi, resi né rimborsi.</w:t>
+        <w:br/>
+        <w:t>2. Condizioni del capo: perfetto, mai indossato, con tutte le etichette, rimesso correttamente nella sua busta.</w:t>
+        <w:br/>
+        <w:t>3. Indirizzo unico per tutti i resi: BJJ Store di Mauro Danesin, Via Cavalcanti 4, 30038 Spinea (VE), Italia.</w:t>
+        <w:br/>
+        <w:t>4. Cambio taglia o modello. Il cliente spedisce il capo a noi a proprie spese e sotto la propria responsabilità: se il pacco si perde durante quel viaggio, la perdita è a carico del cliente. Quando il pacco arriva e il capo risulta conforme, spediamo il capo nuovo entro 24 ore. La spedizione del capo nuovo è a carico del cliente, alla tariffa di spedizione standard del suo paese, anche se sull'ordine originale la spedizione era gratuita per aver superato la soglia. Questa spedizione viaggia con tracking ed è sotto la nostra responsabilità: se si perde, la rispediamo noi.</w:t>
+        <w:br/>
+        <w:t>5. Reso con rimborso. Il cliente rispedisce il capo a proprie spese e sotto la propria responsabilità. Ricevuto il capo e verificata la conformità, procediamo con il rimborso entro 14 giorni.</w:t>
+        <w:br/>
+        <w:t>6. Capo sbagliato o danneggiato. Il cliente scrive a info@kanokimonos.com con il numero d'ordine, le foto e la spiegazione di cosa è successo. Il cambio è interamente a carico nostro, sia il ritiro sia la spedizione del capo corretto.</w:t>
+        <w:br/>
+        <w:t>7. Capo tornato usato o rovinato: nessun costo automatico; il caso lo valuta una persona e il cliente viene ricontattato.</w:t>
+      </w:r>
+    </w:p>
+    <w:p>
+      <w:r>
+        <w:t>RETURNS AND EXCHANGES — PRIVATE CUSTOMERS</w:t>
+        <w:br/>
+        <w:t>This section covers returns, exchanges, refunds and defective, wrong or damaged items.</w:t>
+        <w:br/>
+        <w:t>1. Deadline: 14 days from receipt to open the request by writing to info@kanokimonos.com. After the 14 days, no exchanges, returns or refunds are accepted.</w:t>
+        <w:br/>
+        <w:t>2. Condition of the item: perfect, never worn, with all its tags, put back properly in its bag.</w:t>
+        <w:br/>
+        <w:t>3. Single address for all returns: BJJ Store di Mauro Danesin, Via Cavalcanti 4, 30038 Spinea (VE), Italy.</w:t>
+        <w:br/>
+        <w:t>4. Size or model exchange. The customer ships the item to us at their own expense and under their own responsibility: if the parcel is lost during that journey, the loss is borne by the customer. When the parcel arrives and the item is found to be compliant, we ship the new item within 24 hours. The shipping of the new item is paid by the customer, at the standard shipping rate of their country, even if shipping on the original order was free because it exceeded the threshold. This shipment travels with tracking and is under our responsibility: if it is lost, we ship it again.</w:t>
+        <w:br/>
+        <w:t>5. Return with refund. The customer sends the item back at their own expense and under their own responsibility. Once the item has been received and found to be compliant, we issue the refund within 14 days.</w:t>
+        <w:br/>
+        <w:t>6. Wrong or damaged item. The customer writes to info@kanokimonos.com with the order number, the photos and an explanation of what happened. The exchange is entirely at our expense, both the pickup and the shipping of the correct item.</w:t>
+        <w:br/>
+        <w:t>7. Item returned used or ruined: no automatic charge; the case is assessed by a person and the customer is contacted again.</w:t>
       </w:r>
     </w:p>
     <w:p>
@@ -4989,6 +4286,11 @@
     <w:p>
       <w:r>
         <w:t>-------------------------------------------------------------------------------</w:t>
+      </w:r>
+    </w:p>
+    <w:p>
+      <w:r>
+        <w:t>TERMINI B2B — PALESTRE E RIVENDITORI</w:t>
       </w:r>
     </w:p>
     <w:p>
@@ -6140,318 +5442,6 @@
     </w:p>
     <w:p>
       <w:r>
-        <w:t>Richiesta informazioni per cambio prodotto / restituzione con rimborso</w:t>
-      </w:r>
-    </w:p>
-    <w:p>
-      <w:r>
-        <w:t>✅ MAIL 1 – PER IL CAMBIO DI TAGLIA O MODELLO</w:t>
-      </w:r>
-    </w:p>
-    <w:p>
-      <w:r>
-        <w:t>Oggetto: Istruzioni per cambio prodotto</w:t>
-      </w:r>
-    </w:p>
-    <w:p>
-      <w:r>
-        <w:t>Ciao,</w:t>
-      </w:r>
-      <w:r>
-        <w:br/>
-        <w:t>Grazie per averci contattato! Siamo felici di assisterti per il cambio del prodotto.</w:t>
-      </w:r>
-    </w:p>
-    <w:p>
-      <w:r>
-        <w:t>Ti ricordiamo che la procedura di reso deve essere avviata entro 14 giorni dalla ricezione della merce.</w:t>
-      </w:r>
-    </w:p>
-    <w:p>
-      <w:r>
-        <w:t>Per procedere con il cambio di taglia o modello, ti chiediamo di seguire queste semplici istruzioni:</w:t>
-      </w:r>
-    </w:p>
-    <w:p>
-      <w:r>
-        <w:t>Verifica del capo:</w:t>
-      </w:r>
-      <w:r>
-        <w:br/>
-        <w:t>Assicurati che il capo sia integro, mai utilizzato, e con l’etichetta originale all’interno della sua busta.</w:t>
-      </w:r>
-    </w:p>
-    <w:p>
-      <w:r>
-        <w:t>Indirizzo di spedizione:</w:t>
-        <w:br/>
-        <w:t>BJJ Store</w:t>
-        <w:br/>
-        <w:t>Via Cavalcanti 4</w:t>
-        <w:br/>
-        <w:t>30038 Spinea (VE)</w:t>
-        <w:br/>
-        <w:t>Italia</w:t>
-      </w:r>
-    </w:p>
-    <w:p>
-      <w:r>
-        <w:t>Spedizione del reso:</w:t>
-      </w:r>
-      <w:r>
-        <w:br/>
-        <w:t>Spedisci il pacco a tuo carico all’indirizzo sopra indicato.</w:t>
-      </w:r>
-      <w:r>
-        <w:br/>
-        <w:t>Ti chiediamo di includere una copia della ricevuta d’acquisto all’interno del pacco.</w:t>
-      </w:r>
-    </w:p>
-    <w:p>
-      <w:r>
-        <w:t>Contributo per la nuova spedizione:</w:t>
-      </w:r>
-      <w:r>
-        <w:br/>
-        <w:t>Per ricevere il nuovo capo, è richiesto un contributo di €5,90 per la spedizione. Ti invieremo il link per il pagamento non appena riceveremo il pacco.</w:t>
-      </w:r>
-    </w:p>
-    <w:p>
-      <w:r>
-        <w:t>Tempistiche:</w:t>
-      </w:r>
-      <w:r>
-        <w:br/>
-        <w:t>Il nuovo articolo verrà spedito entro 24 ore dalla ricezione del capo reso.</w:t>
-      </w:r>
-    </w:p>
-    <w:p>
-      <w:r>
-        <w:t>Per qualsiasi dubbio, siamo a tua completa disposizione.</w:t>
-      </w:r>
-      <w:r>
-        <w:br/>
-        <w:t>A presto!</w:t>
-      </w:r>
-      <w:r>
-        <w:br/>
-      </w:r>
-      <w:r>
-        <w:br/>
-        <w:t>Mauro</w:t>
-      </w:r>
-      <w:r>
-        <w:br/>
-        <w:t>Kano Kimonos</w:t>
-      </w:r>
-    </w:p>
-    <w:p>
-      <w:r>
-        <w:t>🔁 MAIL 2 – PER RICHIESTE DI RIMBORSO</w:t>
-      </w:r>
-    </w:p>
-    <w:p>
-      <w:r>
-        <w:t>Oggetto: Istruzioni per reso con rimborso</w:t>
-      </w:r>
-    </w:p>
-    <w:p>
-      <w:r>
-        <w:lastRenderedPageBreak/>
-        <w:t>Ciao,</w:t>
-      </w:r>
-      <w:r>
-        <w:br/>
-        <w:t>Grazie per averci contattato. Di seguito ti forniamo tutte le informazioni necessarie per effettuare un reso con richiesta di rimborso.</w:t>
-      </w:r>
-    </w:p>
-    <w:p>
-      <w:r>
-        <w:t>⚠️ Attenzione: ti ricordiamo che la procedura deve essere avviata entro e non oltre 14 giorni dalla ricezione del prodotto.</w:t>
-      </w:r>
-      <w:r>
-        <w:br/>
-        <w:t>Richieste inoltrate dopo questo termine non potranno essere accettate.</w:t>
-      </w:r>
-    </w:p>
-    <w:p>
-      <w:r>
-        <w:t>Inoltre, ti segnaliamo che il rimborso comporta tempi più lunghi e una gestione amministrativa complessa. Per questo motivo, quando possibile, consigliamo sempre la soluzione del cambio taglia o modello, molto più rapida e conveniente per entrambe le parti.</w:t>
-      </w:r>
-    </w:p>
-    <w:p>
-      <w:r>
-        <w:t>Se desideri comunque procedere con il rimborso:</w:t>
-      </w:r>
-    </w:p>
-    <w:p>
-      <w:r>
-        <w:t>1. Verifica del capo:</w:t>
-      </w:r>
-      <w:r>
-        <w:br/>
-        <w:t>Il prodotto deve essere integro, mai utilizzato, con etichetta originale e confezione intatta.</w:t>
-      </w:r>
-      <w:r>
-        <w:br/>
-        <w:t>Capo lavato, usato, o con confezione mancante o danneggiata non potrà essere accettato per il rimborso.</w:t>
-      </w:r>
-    </w:p>
-    <w:p>
-      <w:r>
-        <w:t>2. Indirizzo di spedizione:</w:t>
-        <w:br/>
-        <w:t>BJJ Store</w:t>
-        <w:br/>
-        <w:t>Via Cavalcanti 4</w:t>
-        <w:br/>
-        <w:t>30038 Spinea (VE)</w:t>
-        <w:br/>
-        <w:t>Italia</w:t>
-      </w:r>
-    </w:p>
-    <w:p>
-      <w:r>
-        <w:t>3. Imballaggio:</w:t>
-      </w:r>
-      <w:r>
-        <w:br/>
-        <w:t>Assicurati di imballare il capo accuratamente nella sua confezione originale. Inserisci nel pacco anche una copia della ricevuta d’acquisto.</w:t>
-      </w:r>
-    </w:p>
-    <w:p>
-      <w:r>
-        <w:t>4. Spedizione:</w:t>
-      </w:r>
-      <w:r>
-        <w:br/>
-        <w:t>La spedizione è a carico del cliente e dovrà essere effettuata con un servizio tracciabile.</w:t>
-      </w:r>
-      <w:r>
-        <w:br/>
-        <w:t>In caso di smarrimento del pacco da parte del corriere, non potremo effettuare alcun rimborso.</w:t>
-      </w:r>
-    </w:p>
-    <w:p>
-      <w:r>
-        <w:t>5. Tempistiche:</w:t>
-      </w:r>
-      <w:r>
-        <w:br/>
-        <w:t>Dopo aver ricevuto e verificato il prodotto, procederemo con il rimborso dell’importo pagato (escluse le spese di spedizione) entro 14 giorni dalla ricezione del pacco.</w:t>
-      </w:r>
-    </w:p>
-    <w:p>
-      <w:r>
-        <w:t>Siamo sempre a disposizione per trovare la soluzione più semplice e vantaggiosa per te.</w:t>
-      </w:r>
-      <w:r>
-        <w:br/>
-        <w:t>Contattaci se desideri invece effettuare un cambio taglia o modello, che garantisce tempistiche più brevi e costi ridotti.</w:t>
-      </w:r>
-    </w:p>
-    <w:p>
-      <w:r>
-        <w:t>Grazie per aver scelto Kano Kimonos!</w:t>
-      </w:r>
-    </w:p>
-    <w:p>
-      <w:r>
-        <w:t>🔁 MAIL 3 – ERRORE NEL PRODOTTO INVIATO</w:t>
-      </w:r>
-    </w:p>
-    <w:p>
-      <w:r>
-        <w:t>Oggetto: Istruzioni per reso e sostituzione per errore nella spedizione</w:t>
-      </w:r>
-    </w:p>
-    <w:p>
-      <w:r>
-        <w:lastRenderedPageBreak/>
-        <w:t>Ciao,</w:t>
-      </w:r>
-      <w:r>
-        <w:br/>
-        <w:t>ci dispiace per l’errore nella spedizione e ci scusiamo per l’inconveniente.</w:t>
-      </w:r>
-      <w:r>
-        <w:br/>
-        <w:t>Provvederemo al più presto a risolvere il problema e inviarti il prodotto corretto.</w:t>
-      </w:r>
-    </w:p>
-    <w:p>
-      <w:r>
-        <w:t>Ecco le istruzioni da seguire:</w:t>
-      </w:r>
-    </w:p>
-    <w:p>
-      <w:r>
-        <w:t>1. Verifica del capo:</w:t>
-      </w:r>
-      <w:r>
-        <w:br/>
-        <w:t>Il prodotto che hai ricevuto deve essere restituito integro, mai utilizzato, con etichetta originale e confezione intatta.</w:t>
-      </w:r>
-      <w:r>
-        <w:br/>
-        <w:t>Capi usati, lavati o danneggiati non possono essere accettati per la sostituzione.</w:t>
-      </w:r>
-    </w:p>
-    <w:p>
-      <w:r>
-        <w:t>2. Reso a nostro carico – due opzioni disponibili:</w:t>
-      </w:r>
-      <w:r>
-        <w:br/>
-        <w:t>Puoi scegliere come restituire il capo:</w:t>
-      </w:r>
-    </w:p>
-    <w:p>
-      <w:r>
-        <w:t>🔹 Opzione A – Ritiro a domicilio:</w:t>
-      </w:r>
-      <w:r>
-        <w:br/>
-        <w:t>Ti invieremo una lettera di vettura prepagata e organizzeremo un ritiro a casa tua tramite corriere.</w:t>
-      </w:r>
-      <w:r>
-        <w:br/>
-        <w:t>Importante: è necessario garantire la presenza di qualcuno all’indirizzo indicato per il ritiro.</w:t>
-      </w:r>
-    </w:p>
-    <w:p>
-      <w:r>
-        <w:t>🔹 Opzione B – Consegna presso punto di raccolta:</w:t>
-      </w:r>
-      <w:r>
-        <w:br/>
-        <w:t>In alternativa, puoi consegnare il pacco in un punto di raccolta del corriere che ti indicheremo.</w:t>
-      </w:r>
-      <w:r>
-        <w:br/>
-        <w:t>Anche in questo caso ti invieremo la lettera di vettura prepagata da stampare e applicare al pacco.</w:t>
-      </w:r>
-    </w:p>
-    <w:p>
-      <w:r>
-        <w:t>3. Spedizione del nuovo prodotto:</w:t>
-      </w:r>
-      <w:r>
-        <w:br/>
-        <w:t>Una volta ricevuto e verificato il prodotto reso, procederemo entro 24 ore alla spedizione del capo corretto, sempre a nostro carico.</w:t>
-      </w:r>
-    </w:p>
-    <w:p>
-      <w:r>
-        <w:t>Per qualsiasi dubbio o per confermarci quale opzione di reso preferisci, siamo a completa disposizione.</w:t>
-      </w:r>
-      <w:r>
-        <w:br/>
-        <w:t>Grazie per la pazienza e per aver scelto Kano Kimonos!</w:t>
-      </w:r>
-    </w:p>
-    <w:p>
-      <w:r>
         <w:t>-------------------------------------------------------------------------------</w:t>
       </w:r>
     </w:p>
@@ -6790,6 +5780,11 @@
     <w:p>
       <w:r>
         <w:t>-------------------------------------------------------------------------------</w:t>
+      </w:r>
+    </w:p>
+    <w:p>
+      <w:r>
+        <w:t>TERMINI B2B — PALESTRE E RIVENDITORI</w:t>
       </w:r>
     </w:p>
     <w:p>

--- a/manuale_operativo.docx
+++ b/manuale_operativo.docx
@@ -3906,7 +3906,7 @@
         <w:br/>
         <w:t>2. Condizioni del capo: perfetto, mai indossato, con tutte le etichette, rimesso correttamente nella sua busta.</w:t>
         <w:br/>
-        <w:t>3. Indirizzo unico per tutti i resi: BJJ Store di Mauro Danesin, Via Cavalcanti 4, 30038 Spinea (VE), Italia.</w:t>
+        <w:t>3. Indirizzo unico per tutti i resi: BJJ Store, Via Cavalcanti 4, 30038 Spinea (VE), Italia.</w:t>
         <w:br/>
         <w:t>4. Cambio taglia o modello. Il cliente spedisce il capo a noi a proprie spese e sotto la propria responsabilità: se il pacco si perde durante quel viaggio, la perdita è a carico del cliente. Quando il pacco arriva e il capo risulta conforme, spediamo il capo nuovo entro 24 ore. La spedizione del capo nuovo è a carico del cliente, alla tariffa di spedizione standard del suo paese, anche se sull'ordine originale la spedizione era gratuita per aver superato la soglia. Questa spedizione viaggia con tracking ed è sotto la nostra responsabilità: se si perde, la rispediamo noi.</w:t>
         <w:br/>
@@ -3927,7 +3927,7 @@
         <w:br/>
         <w:t>2. Condition of the item: perfect, never worn, with all its tags, put back properly in its bag.</w:t>
         <w:br/>
-        <w:t>3. Single address for all returns: BJJ Store di Mauro Danesin, Via Cavalcanti 4, 30038 Spinea (VE), Italy.</w:t>
+        <w:t>3. Single address for all returns: BJJ Store, Via Cavalcanti 4, 30038 Spinea (VE), Italy.</w:t>
         <w:br/>
         <w:t>4. Size or model exchange. The customer ships the item to us at their own expense and under their own responsibility: if the parcel is lost during that journey, the loss is borne by the customer. When the parcel arrives and the item is found to be compliant, we ship the new item within 24 hours. The shipping of the new item is paid by the customer, at the standard shipping rate of their country, even if shipping on the original order was free because it exceeded the threshold. This shipment travels with tracking and is under our responsibility: if it is lost, we ship it again.</w:t>
         <w:br/>

--- a/manuale_operativo.docx
+++ b/manuale_operativo.docx
@@ -132,7 +132,6 @@
     </w:p>
     <w:p>
       <w:r>
-        <w:lastRenderedPageBreak/>
         <w:t>Resale to Final Clients (Students/Gym Members)</w:t>
       </w:r>
       <w:r>
@@ -269,7 +268,6 @@
     </w:p>
     <w:p>
       <w:r>
-        <w:lastRenderedPageBreak/>
         <w:t>Hello,</w:t>
       </w:r>
     </w:p>
@@ -400,7 +398,6 @@
         <w:br/>
       </w:r>
       <w:r>
-        <w:lastRenderedPageBreak/>
         <w:t>• Stitching: Specify the desired color</w:t>
       </w:r>
       <w:r>
@@ -543,7 +540,6 @@
     </w:p>
     <w:p>
       <w:r>
-        <w:lastRenderedPageBreak/>
         <w:t>1. Catalog Purchases on the Website</w:t>
       </w:r>
     </w:p>
@@ -663,7 +659,6 @@
     </w:p>
     <w:p>
       <w:r>
-        <w:lastRenderedPageBreak/>
         <w:t>Delivery Time</w:t>
       </w:r>
     </w:p>
@@ -788,7 +783,6 @@
     </w:p>
     <w:p>
       <w:r>
-        <w:lastRenderedPageBreak/>
         <w:t>Customization:</w:t>
       </w:r>
       <w:r>
@@ -910,7 +904,6 @@
     </w:p>
     <w:p>
       <w:r>
-        <w:lastRenderedPageBreak/>
         <w:t>Best regards,</w:t>
       </w:r>
       <w:r>
@@ -1038,7 +1031,6 @@
         <w:t xml:space="preserve">We also offer a dedicated pricing list for customizing any product available on our website – </w:t>
       </w:r>
       <w:r>
-        <w:lastRenderedPageBreak/>
         <w:t>from kimonos and rashguards to shorts, bags, and accessories.</w:t>
       </w:r>
       <w:r>
@@ -1157,7 +1149,6 @@
     </w:p>
     <w:p>
       <w:r>
-        <w:lastRenderedPageBreak/>
         <w:t>You will purchase a set of custom patches, which we will store in our warehouse. Then, whenever you need a kimono, you simply place an order, and we will apply the patch and ship the gi within 7-10 days.</w:t>
       </w:r>
     </w:p>
@@ -1267,7 +1258,6 @@
         <w:br/>
       </w:r>
       <w:r>
-        <w:lastRenderedPageBreak/>
         <w:t>• If you only have raster images (.JPG, .PNG), we’ll assess whether they can be used or converted (a small additional fee may apply).</w:t>
       </w:r>
     </w:p>
@@ -1384,7 +1374,6 @@
         <w:br/>
       </w:r>
       <w:r>
-        <w:lastRenderedPageBreak/>
         <w:t>Below you’ll find all the key information to help you order from our catalog, create custom products, and manage your orders smoothly and efficiently.</w:t>
       </w:r>
     </w:p>
@@ -1507,7 +1496,6 @@
     </w:p>
     <w:p>
       <w:r>
-        <w:lastRenderedPageBreak/>
         <w:t>Delivery Times:</w:t>
       </w:r>
     </w:p>
@@ -1754,7 +1742,6 @@
         <w:pStyle w:val="Titolo2"/>
       </w:pPr>
       <w:r>
-        <w:lastRenderedPageBreak/>
         <w:t>FRASI DI CIRCOSTANZA.docx</w:t>
       </w:r>
     </w:p>
@@ -1893,7 +1880,6 @@
     </w:p>
     <w:p>
       <w:r>
-        <w:lastRenderedPageBreak/>
         <w:t>Errori di Produzione o Difetti Qualitativi (causati da Kano)</w:t>
       </w:r>
       <w:r>
@@ -2173,7 +2159,6 @@
     </w:p>
     <w:p>
       <w:r>
-        <w:lastRenderedPageBreak/>
         <w:t>Approvazione bozza: Una volta ricevuti i file e il pagamento, inizieremo a lavorare sulla sua rashguard e le invieremo l'anteprima 3D per l'approvazione finale.</w:t>
       </w:r>
     </w:p>
@@ -2189,7 +2174,248 @@
     </w:p>
     <w:p>
       <w:r>
-        <w:t>Mauro Danesin</w:t>
+        <w:t>Il team Kano Kimonos</w:t>
+      </w:r>
+      <w:r/>
+    </w:p>
+    <w:p>
+      <w:r>
+        <w:t>Buongiorno [Nome del Cliente],</w:t>
+      </w:r>
+    </w:p>
+    <w:p>
+      <w:r>
+        <w:t>grazie per averci contattato e per l'interesse mostrato nei confronti delle nostre rashguard personalizzate.</w:t>
+      </w:r>
+    </w:p>
+    <w:p>
+      <w:r>
+        <w:t>Siamo entusiasti di poter collaborare con te per creare un prodotto unico e di alta qualità, che soddisfi pienamente le tue esigenze.</w:t>
+      </w:r>
+    </w:p>
+    <w:p>
+      <w:r>
+        <w:t>Come lavoriamo:</w:t>
+      </w:r>
+    </w:p>
+    <w:p>
+      <w:r>
+        <w:t>Personalizzazione: Le nostre rashguard sono realizzate su misura, utilizzando tessuti di altissima qualità Kano Kimonos, e possono essere personalizzate con qualsiasi grafica tu desideri.</w:t>
+      </w:r>
+    </w:p>
+    <w:p>
+      <w:r>
+        <w:t>Conformità IBJJF: Tutti i nostri prodotti sono conformi ai rigorosi standard della International Brazilian Jiu-Jitsu Federation, garantendoti un abbigliamento tecnico e funzionale.</w:t>
+      </w:r>
+    </w:p>
+    <w:p>
+      <w:r>
+        <w:t>Creazione Grafica: Per iniziare, avremo bisogno dei tuoi loghi in formato vettoriale. Questo ci permetterà di creare una bozza 3D realistica della tua rashguard, che potrai visionare e approvare prima della produzione.</w:t>
+      </w:r>
+    </w:p>
+    <w:p>
+      <w:r>
+        <w:t>Produzione: Una volta approvato il design, procederemo con la produzione.</w:t>
+      </w:r>
+    </w:p>
+    <w:p>
+      <w:r>
+        <w:t>Quantità e Prezzo: Ti ricordiamo che per quantità inferiori a 10 pezzi per colore è previsto un sovrapprezzo, come indicato nel listino allegato.</w:t>
+      </w:r>
+    </w:p>
+    <w:p>
+      <w:r>
+        <w:t>Cosa ti offriamo:</w:t>
+      </w:r>
+    </w:p>
+    <w:p>
+      <w:r>
+        <w:t>Qualità: Tessuti di primissima qualità e lavorazione artigianale per garantire comfort e durata nel tempo.</w:t>
+      </w:r>
+    </w:p>
+    <w:p>
+      <w:r>
+        <w:t>Design personalizzato: La possibilità di creare un prodotto unico e distintivo, che rispecchi la tua identità.</w:t>
+      </w:r>
+    </w:p>
+    <w:p>
+      <w:r>
+        <w:t>Conformità agli standard: Garanzia di un prodotto conforme ai regolamenti IBJJF.</w:t>
+      </w:r>
+    </w:p>
+    <w:p>
+      <w:r>
+        <w:t>Assistenza personalizzata: Un team di esperti a tua disposizione per guidarti in ogni fase del processo.</w:t>
+      </w:r>
+    </w:p>
+    <w:p>
+      <w:r>
+        <w:t>Prossimi passi:</w:t>
+      </w:r>
+    </w:p>
+    <w:p>
+      <w:r>
+        <w:t>Per procedere con un preventivo dettagliato, ti invitiamo a inviarci i tuoi loghi in formato vettoriale e a comunicarci le seguenti informazioni:</w:t>
+      </w:r>
+    </w:p>
+    <w:p>
+      <w:r>
+        <w:t>Quantità desiderata: Numero di rashguard per modello e colore.</w:t>
+      </w:r>
+    </w:p>
+    <w:p>
+      <w:r>
+        <w:t>Taglie: Gamma di taglie richieste.</w:t>
+      </w:r>
+    </w:p>
+    <w:p>
+      <w:r>
+        <w:t>Grafiche: Idee e riferimenti visivi per la personalizzazione.</w:t>
+      </w:r>
+    </w:p>
+    <w:p>
+      <w:r>
+        <w:t>Una volta ricevute queste informazioni, ti forniremo un preventivo dettagliato e ti mostreremo una bozza 3D del prodotto finito.</w:t>
+      </w:r>
+    </w:p>
+    <w:p>
+      <w:r>
+        <w:t>Siamo a tua completa disposizione per qualsiasi chiarimento.</w:t>
+      </w:r>
+    </w:p>
+    <w:p>
+      <w:r>
+        <w:t>In allegato trovi il nostro listino prezzi aggiornato.</w:t>
+      </w:r>
+    </w:p>
+    <w:p>
+      <w:r>
+        <w:t>Cordiali saluti,</w:t>
+      </w:r>
+    </w:p>
+    <w:p>
+      <w:r>
+        <w:t>Ciao</w:t>
+      </w:r>
+    </w:p>
+    <w:p>
+      <w:r>
+        <w:t>Siamo lieti di comunicarti che anche quest’anno faremo delle promozioni per il black Friday. Ti basterà accedere al nostro sito tra qualche giorno e troverai tutte le nostre offerte imperdibili.</w:t>
+      </w:r>
+      <w:r>
+        <w:br/>
+        <w:t>Non mancare all’appuntamento con degli eccezionali sconti</w:t>
+      </w:r>
+    </w:p>
+    <w:p>
+      <w:r>
+        <w:t>Hi Dario,</w:t>
+      </w:r>
+    </w:p>
+    <w:p>
+      <w:r>
+        <w:t>Get ready for Black Friday! We're excited to announce that we'll be offering special deals on all your favorite BJJ gear.</w:t>
+      </w:r>
+    </w:p>
+    <w:p>
+      <w:r>
+        <w:t>Be sure to check out our website on 29/11/2024 for our exclusive Black Friday offers. Don't miss out on these amazing discounts!</w:t>
+      </w:r>
+    </w:p>
+    <w:p>
+      <w:r>
+        <w:t>Best regards,</w:t>
+      </w:r>
+      <w:r>
+        <w:br/>
+        <w:t>Mauro</w:t>
+      </w:r>
+    </w:p>
+    <w:p>
+      <w:r>
+        <w:t>Oggetto: Team Gi – Personalizzazione con Patch</w:t>
+      </w:r>
+    </w:p>
+    <w:p>
+      <w:r>
+        <w:t>Hi,</w:t>
+      </w:r>
+    </w:p>
+    <w:p>
+      <w:r>
+        <w:t>Thank you for your interest in our Team Gi program. Here’s how it works:</w:t>
+      </w:r>
+    </w:p>
+    <w:p>
+      <w:r>
+        <w:t>Instead of producing a fully custom kimono from scratch (which takes 45-60 days), we offer a more flexible solution.</w:t>
+      </w:r>
+    </w:p>
+    <w:p>
+      <w:r>
+        <w:t>You will purchase a set of custom patches, which we will store in our warehouse. Then, whenever you need a kimono, you simply place an order, and we will apply the patch and ship the gi within 7-10 days.</w:t>
+      </w:r>
+    </w:p>
+    <w:p>
+      <w:r>
+        <w:t>Advantages of this system:</w:t>
+      </w:r>
+    </w:p>
+    <w:p>
+      <w:r>
+        <w:t>✔ Fast delivery: No waiting for long production times – you get your kimonos in a matter of days.</w:t>
+      </w:r>
+      <w:r>
+        <w:br/>
+        <w:t>✔ No need for bulk orders: Order as many kimonos as you need, whenever you need them.</w:t>
+      </w:r>
+      <w:r>
+        <w:br/>
+        <w:t>✔ Lower upfront costs: You only pay for the patches in advance, while the kimonos can be ordered individually.</w:t>
+      </w:r>
+    </w:p>
+    <w:p>
+      <w:r>
+        <w:t>How it works:</w:t>
+      </w:r>
+    </w:p>
+    <w:p>
+      <w:r>
+        <w:t>You purchase a batch of at least 10 custom patches (production takes 45-60 days).</w:t>
+      </w:r>
+    </w:p>
+    <w:p>
+      <w:r>
+        <w:t>We store the patches in our warehouse, ready to be applied to your kimonos.</w:t>
+      </w:r>
+    </w:p>
+    <w:p>
+      <w:r>
+        <w:t>Whenever you need a Team Gi, you place an order, and we apply the patch and ship the gi within 7-10 days.</w:t>
+      </w:r>
+    </w:p>
+    <w:p>
+      <w:r>
+        <w:t>The cost of each kimono will be based on the discounted academy price list we provided.</w:t>
+      </w:r>
+    </w:p>
+    <w:p>
+      <w:r>
+        <w:t>This is an efficient and cost-effective way to keep your academy looking professional while ensuring a fast supply of kimonos without large upfront investments.</w:t>
+      </w:r>
+    </w:p>
+    <w:p>
+      <w:r>
+        <w:t>Let me know if you have any questions or if you'd like to move forward with this option!</w:t>
+      </w:r>
+    </w:p>
+    <w:p>
+      <w:r>
+        <w:t>Best regards,</w:t>
+      </w:r>
+      <w:r>
+        <w:br/>
+        <w:t>Mauro</w:t>
       </w:r>
       <w:r>
         <w:br/>
@@ -2198,16 +2424,20 @@
     </w:p>
     <w:p>
       <w:r>
+        <w:t>Oggetto: Informazioni sui nostri prodotti personalizzati</w:t>
+      </w:r>
+    </w:p>
+    <w:p>
+      <w:r>
         <w:t>Buongiorno [Nome del Cliente],</w:t>
       </w:r>
     </w:p>
     <w:p>
       <w:r>
-        <w:t>grazie per averci contattato e per l'interesse mostrato nei confronti delle nostre rashguard personalizzate.</w:t>
-      </w:r>
-    </w:p>
-    <w:p>
-      <w:r>
+        <w:t>Grazie per averci contattato e per l'interesse mostrato nei confronti dei nostri prodotti personalizzati.</w:t>
+      </w:r>
+      <w:r>
+        <w:br/>
         <w:t>Siamo entusiasti di poter collaborare con te per creare un prodotto unico e di alta qualità, che soddisfi pienamente le tue esigenze.</w:t>
       </w:r>
     </w:p>
@@ -2218,27 +2448,47 @@
     </w:p>
     <w:p>
       <w:r>
-        <w:t>Personalizzazione: Le nostre rashguard sono realizzate su misura, utilizzando tessuti di altissima qualità Kano Kimonos, e possono essere personalizzate con qualsiasi grafica tu desideri.</w:t>
-      </w:r>
-    </w:p>
-    <w:p>
-      <w:r>
-        <w:t>Conformità IBJJF: Tutti i nostri prodotti sono conformi ai rigorosi standard della International Brazilian Jiu-Jitsu Federation, garantendoti un abbigliamento tecnico e funzionale.</w:t>
-      </w:r>
-    </w:p>
-    <w:p>
-      <w:r>
-        <w:t>Creazione Grafica: Per iniziare, avremo bisogno dei tuoi loghi in formato vettoriale. Questo ci permetterà di creare una bozza 3D realistica della tua rashguard, che potrai visionare e approvare prima della produzione.</w:t>
-      </w:r>
-    </w:p>
-    <w:p>
-      <w:r>
-        <w:t>Produzione: Una volta approvato il design, procederemo con la produzione.</w:t>
-      </w:r>
-    </w:p>
-    <w:p>
-      <w:r>
-        <w:t>Quantità e Prezzo: Ti ricordiamo che per quantità inferiori a 10 pezzi per colore è previsto un sovrapprezzo, come indicato nel listino allegato.</w:t>
+        <w:t>Personalizzazione: I nostri prodotti – kimoni, rashguard, shorts, patch, t-shirt e felpe – sono realizzati su misura utilizzando materiali di altissima qualità Kano Kimonos e possono essere personalizzati con qualsiasi grafica tu desideri.</w:t>
+      </w:r>
+    </w:p>
+    <w:p>
+      <w:r>
+        <w:t>Conformità IBJJF: Tutti i nostri prodotti tecnici (kimoni e rashguard) rispettano i rigorosi standard della International Brazilian Jiu-Jitsu Federation, garantendoti abbigliamento idoneo alla competizione.</w:t>
+      </w:r>
+    </w:p>
+    <w:p>
+      <w:r>
+        <w:t>Creazione Grafica: Per iniziare, avremo bisogno dei tuoi loghi in formato vettoriale. Questo ci permetterà di creare un mockup realistico del tuo prodotto personalizzato, che potrai visionare e approvare prima della produzione.</w:t>
+      </w:r>
+    </w:p>
+    <w:p>
+      <w:r>
+        <w:t xml:space="preserve">Produzione: Una volta approvato il design, procederemo con la produzione. I tempi di realizzazione variano in base al tipo di prodotto: </w:t>
+      </w:r>
+    </w:p>
+    <w:p>
+      <w:r>
+        <w:t>Kimoni personalizzati: 45-60 giorni</w:t>
+      </w:r>
+    </w:p>
+    <w:p>
+      <w:r>
+        <w:t>Rashguard e shorts personalizzati: 45-60 giorni</w:t>
+      </w:r>
+    </w:p>
+    <w:p>
+      <w:r>
+        <w:t>Patch personalizzate: 45-60 giorni</w:t>
+      </w:r>
+    </w:p>
+    <w:p>
+      <w:r>
+        <w:t>Applicazione patch su kimoni disponibili a catalogo: 7-10 giorni</w:t>
+      </w:r>
+    </w:p>
+    <w:p>
+      <w:r>
+        <w:t>Quantità e Prezzo: Per quantità inferiori a 10 unità per modello e colore, potrebbe essere applicato un sovrapprezzo. Tutti i dettagli sono riportati nel listino prezzi in allegato.</w:t>
       </w:r>
     </w:p>
     <w:p>
@@ -2248,23 +2498,19 @@
     </w:p>
     <w:p>
       <w:r>
-        <w:t>Qualità: Tessuti di primissima qualità e lavorazione artigianale per garantire comfort e durata nel tempo.</w:t>
-      </w:r>
-    </w:p>
-    <w:p>
-      <w:r>
-        <w:t>Design personalizzato: La possibilità di creare un prodotto unico e distintivo, che rispecchi la tua identità.</w:t>
-      </w:r>
-    </w:p>
-    <w:p>
-      <w:r>
-        <w:t>Conformità agli standard: Garanzia di un prodotto conforme ai regolamenti IBJJF.</w:t>
-      </w:r>
-    </w:p>
-    <w:p>
-      <w:r>
-        <w:lastRenderedPageBreak/>
-        <w:t>Assistenza personalizzata: Un team di esperti a tua disposizione per guidarti in ogni fase del processo.</w:t>
+        <w:t>✔ Qualità: Materiali di primissima scelta e lavorazione artigianale per garantire comfort e durata nel tempo.</w:t>
+      </w:r>
+      <w:r>
+        <w:br/>
+        <w:t>✔ Design personalizzato: Libertà creativa totale per un prodotto unico e distintivo.</w:t>
+      </w:r>
+      <w:r>
+        <w:br/>
+        <w:t>✔ Conformità agli standard: I kimoni e le rashguard rispettano i regolamenti IBJJF.</w:t>
+      </w:r>
+      <w:r>
+        <w:br/>
+        <w:t>✔ Assistenza personalizzata: Un team di esperti ti seguirà in ogni fase del processo.</w:t>
       </w:r>
     </w:p>
     <w:p>
@@ -2274,36 +2520,40 @@
     </w:p>
     <w:p>
       <w:r>
-        <w:t>Per procedere con un preventivo dettagliato, ti invitiamo a inviarci i tuoi loghi in formato vettoriale e a comunicarci le seguenti informazioni:</w:t>
-      </w:r>
-    </w:p>
-    <w:p>
-      <w:r>
-        <w:t>Quantità desiderata: Numero di rashguard per modello e colore.</w:t>
-      </w:r>
-    </w:p>
-    <w:p>
-      <w:r>
-        <w:t>Taglie: Gamma di taglie richieste.</w:t>
-      </w:r>
-    </w:p>
-    <w:p>
-      <w:r>
-        <w:t>Grafiche: Idee e riferimenti visivi per la personalizzazione.</w:t>
-      </w:r>
-    </w:p>
-    <w:p>
-      <w:r>
-        <w:t>Una volta ricevute queste informazioni, ti forniremo un preventivo dettagliato e ti mostreremo una bozza 3D del prodotto finito.</w:t>
+        <w:t>Per procedere con un preventivo dettagliato, inviaci:</w:t>
+      </w:r>
+    </w:p>
+    <w:p>
+      <w:r>
+        <w:t>File vettoriali dei loghi in formato .AI, .EPS o .SVG</w:t>
+      </w:r>
+    </w:p>
+    <w:p>
+      <w:r>
+        <w:t>Quantità richiesta per ogni modello e colore</w:t>
+      </w:r>
+    </w:p>
+    <w:p>
+      <w:r>
+        <w:t>Taglie necessarie</w:t>
+      </w:r>
+    </w:p>
+    <w:p>
+      <w:r>
+        <w:t>Idee grafiche o riferimenti visivi per la personalizzazione</w:t>
+      </w:r>
+    </w:p>
+    <w:p>
+      <w:r>
+        <w:t>Una volta ricevute queste informazioni, ti forniremo un preventivo dettagliato e un mockup del prodotto finito per la tua approvazione.</w:t>
       </w:r>
     </w:p>
     <w:p>
       <w:r>
         <w:t>Siamo a tua completa disposizione per qualsiasi chiarimento.</w:t>
       </w:r>
-    </w:p>
-    <w:p>
-      <w:r>
+      <w:r>
+        <w:br/>
         <w:t>In allegato trovi il nostro listino prezzi aggiornato.</w:t>
       </w:r>
     </w:p>
@@ -2311,44 +2561,296 @@
       <w:r>
         <w:t>Cordiali saluti,</w:t>
       </w:r>
-    </w:p>
-    <w:p>
-      <w:r>
-        <w:t>Ciao</w:t>
-      </w:r>
-    </w:p>
-    <w:p>
-      <w:r>
-        <w:t>Siamo lieti di comunicarti che anche quest’anno faremo delle promozioni per il black Friday. Ti basterà accedere al nostro sito tra qualche giorno e troverai tutte le nostre offerte imperdibili.</w:t>
-      </w:r>
-      <w:r>
-        <w:br/>
-        <w:t>Non mancare all’appuntamento con degli eccezionali sconti</w:t>
-      </w:r>
-    </w:p>
-    <w:p>
-      <w:r>
-        <w:t>Hi Dario,</w:t>
-      </w:r>
-    </w:p>
-    <w:p>
-      <w:r>
-        <w:t>Get ready for Black Friday! We're excited to announce that we'll be offering special deals on all your favorite BJJ gear.</w:t>
-      </w:r>
-    </w:p>
-    <w:p>
-      <w:r>
-        <w:t>Be sure to check out our website on 29/11/2024 for our exclusive Black Friday offers. Don't miss out on these amazing discounts!</w:t>
-      </w:r>
-    </w:p>
-    <w:p>
-      <w:r>
-        <w:t>Best regards,</w:t>
-      </w:r>
       <w:r>
         <w:br/>
         <w:t>Mauro</w:t>
       </w:r>
+      <w:r>
+        <w:br/>
+        <w:t>Kano Kimonos</w:t>
+      </w:r>
+    </w:p>
+    <w:p>
+      <w:r>
+        <w:t>Hi,</w:t>
+      </w:r>
+    </w:p>
+    <w:p>
+      <w:r>
+        <w:t>I’m Mauro from Kano Kimonos, and I’ll be assisting you with the creation of your custom products.</w:t>
+      </w:r>
+    </w:p>
+    <w:p>
+      <w:r>
+        <w:t>The first thing I need is your vector logo files and a general idea of how you’d like the design to look. If you don’t have a clear idea, no worries—I’ll take care of it!</w:t>
+      </w:r>
+    </w:p>
+    <w:p>
+      <w:r>
+        <w:t>Additionally, it would be helpful to know if the rashguards are intended for representation or for official competitions following IBJJF regulations.</w:t>
+      </w:r>
+    </w:p>
+    <w:p>
+      <w:r>
+        <w:t>📩 Please send the files to: custom@kanokimonos.com</w:t>
+      </w:r>
+    </w:p>
+    <w:p>
+      <w:r>
+        <w:t>Let me know if you have any questions!</w:t>
+      </w:r>
+    </w:p>
+    <w:p>
+      <w:r>
+        <w:t>Looking forward to hearing from you,</w:t>
+      </w:r>
+    </w:p>
+    <w:p>
+      <w:r>
+        <w:t>Mauro</w:t>
+      </w:r>
+    </w:p>
+    <w:p>
+      <w:r>
+        <w:t>Kano Kimonos</w:t>
+      </w:r>
+    </w:p>
+    <w:p>
+      <w:r>
+        <w:t>Oggetto: Informazioni sul Programma B2B Kano Kimonos</w:t>
+      </w:r>
+    </w:p>
+    <w:p>
+      <w:r>
+        <w:t>Buongiorno [Nome],</w:t>
+      </w:r>
+    </w:p>
+    <w:p>
+      <w:r>
+        <w:t>Grazie per averci contattato. Prima di procedere, potresti gentilmente fornirci alcune informazioni su di te? In particolare:</w:t>
+      </w:r>
+    </w:p>
+    <w:p>
+      <w:r>
+        <w:t>Nome completo</w:t>
+      </w:r>
+    </w:p>
+    <w:p>
+      <w:r>
+        <w:t>Nome della palestra o accademia</w:t>
+      </w:r>
+    </w:p>
+    <w:p>
+      <w:r>
+        <w:t>Il tuo ruolo all'interno della struttura</w:t>
+      </w:r>
+    </w:p>
+    <w:p>
+      <w:r>
+        <w:t>Sconti sui prodotti a catalogo</w:t>
+      </w:r>
+    </w:p>
+    <w:p>
+      <w:r>
+        <w:t>Kano Kimonos offre un listino scontato riservato a istruttori, ASD e titolari di palestre. Una volta registrato un account sul nostro sito (www.kanokimonos.com), possiamo attivarti lo sconto su tutti i prodotti a catalogo. Questo ti permetterà di acquistare direttamente e rivendere ai tuoi allievi al prezzo di listino, mantenendo un margine di guadagno.</w:t>
+      </w:r>
+    </w:p>
+    <w:p>
+      <w:r>
+        <w:t>Prodotti personalizzati</w:t>
+      </w:r>
+    </w:p>
+    <w:p>
+      <w:r>
+        <w:t xml:space="preserve">Offriamo anche un listino dedicato per la personalizzazione di qualsiasi prodotto presente sul sito, dai kimoni alle rashguard, dai pantaloncini alle borse, fino agli accessori. Possiamo </w:t>
+      </w:r>
+      <w:r>
+        <w:t>realizzare design su misura per la tua accademia, incluse stampe e ricami con loghi e grafiche personalizzate.</w:t>
+      </w:r>
+    </w:p>
+    <w:p>
+      <w:r>
+        <w:t>Se sei interessato, registrati sul sito e inviaci l'email con cui hai effettuato la registrazione, così da poter attivare le agevolazioni a te dedicate.</w:t>
+      </w:r>
+    </w:p>
+    <w:p>
+      <w:r>
+        <w:t>Resto a disposizione per qualsiasi domanda!</w:t>
+      </w:r>
+    </w:p>
+    <w:p>
+      <w:r>
+        <w:t>Cordiali saluti,</w:t>
+      </w:r>
+      <w:r>
+        <w:br/>
+        <w:t>Mauro</w:t>
+      </w:r>
+      <w:r>
+        <w:br/>
+        <w:t>Kano Kimonos</w:t>
+      </w:r>
+    </w:p>
+    <w:p>
+      <w:r>
+        <w:t>Ciao,</w:t>
+      </w:r>
+    </w:p>
+    <w:p>
+      <w:r>
+        <w:t>Grazie per il tuo interesse nel nostro programma Team Gi. Ecco come funziona:</w:t>
+      </w:r>
+    </w:p>
+    <w:p>
+      <w:r>
+        <w:t>Invece di produrre un kimono completamente personalizzato da zero (che richiede 45-60 giorni), offriamo una soluzione più flessibile e veloce.</w:t>
+      </w:r>
+    </w:p>
+    <w:p>
+      <w:r>
+        <w:t>Il sistema prevede: Tu acquisti un lotto di patch personalizzate, che noi conserveremo nel nostro magazzino. Ogni volta che avrai bisogno di un kimono, ti basterà effettuare un ordine: applicheremo la patch e spediremo il Gi entro 7-10 giorni.</w:t>
+      </w:r>
+    </w:p>
+    <w:p>
+      <w:r>
+        <w:t>✅ I vantaggi di questo sistema:</w:t>
+      </w:r>
+    </w:p>
+    <w:p>
+      <w:r>
+        <w:t>Consegna rapida: niente lunghi tempi di attesa – riceverai i tuoi kimoni in pochi giorni.</w:t>
+      </w:r>
+    </w:p>
+    <w:p>
+      <w:r>
+        <w:t>Nessun ordine minimo ricorrente: ordina anche un solo kimono alla volta.</w:t>
+      </w:r>
+    </w:p>
+    <w:p>
+      <w:r>
+        <w:t>Costi iniziali ridotti: paghi in anticipo solo le patch, i kimoni li ordini quando ti servono.</w:t>
+      </w:r>
+    </w:p>
+    <w:p>
+      <w:r>
+        <w:t>🔧 Come funziona nel dettaglio:</w:t>
+      </w:r>
+    </w:p>
+    <w:p>
+      <w:r>
+        <w:t>Acquisti un lotto di almeno 10 patch personalizzate (produzione 45-60 giorni).</w:t>
+      </w:r>
+    </w:p>
+    <w:p>
+      <w:r>
+        <w:t>Conserviamo le patch nel nostro magazzino, pronte per essere applicate.</w:t>
+      </w:r>
+    </w:p>
+    <w:p>
+      <w:r>
+        <w:t>Quando hai bisogno di un kimono Team Gi, fai l’ordine e noi applichiamo la patch e spediamo in 7-10 giorni.</w:t>
+      </w:r>
+    </w:p>
+    <w:p>
+      <w:r>
+        <w:t>Il costo del kimono sarà quello previsto dal listino scontato riservato alle accademie.</w:t>
+      </w:r>
+    </w:p>
+    <w:p>
+      <w:r>
+        <w:t>Questo sistema è efficiente e conveniente, perfetto per mantenere un’immagine professionale della tua accademia, con la sicurezza di ricevere i kimoni in tempi rapidi e senza grandi investimenti iniziali.</w:t>
+      </w:r>
+    </w:p>
+    <w:p>
+      <w:r>
+        <w:t>Fammi sapere se hai domande o se vuoi procedere con questa opzione!</w:t>
+      </w:r>
+    </w:p>
+    <w:p>
+      <w:r>
+        <w:t>Un saluto,</w:t>
+      </w:r>
+      <w:r>
+        <w:br/>
+        <w:t>Mauro</w:t>
+      </w:r>
+      <w:r>
+        <w:br/>
+        <w:t>Kano Kimonos</w:t>
+      </w:r>
+    </w:p>
+    <w:p>
+      <w:r>
+        <w:t>Ciao!</w:t>
+      </w:r>
+    </w:p>
+    <w:p>
+      <w:r>
+        <w:t>Grazie per averci contattato e per l’interesse verso i nostri kimoni personalizzati.</w:t>
+      </w:r>
+    </w:p>
+    <w:p>
+      <w:r>
+        <w:t>Se desideri un kimono singolo personalizzato, possiamo realizzarlo partendo da uno dei modelli disponibili sul nostro sito.</w:t>
+      </w:r>
+      <w:r>
+        <w:br/>
+        <w:t>Dovrai semplicemente acquistare il kimono che preferisci e aggiungere il servizio di personalizzazione in DTF, che ha un costo aggiuntivo di 44,90 €.</w:t>
+      </w:r>
+    </w:p>
+    <w:p>
+      <w:r>
+        <w:t>✅ Cosa comprende la personalizzazione:</w:t>
+      </w:r>
+      <w:r>
+        <w:br/>
+        <w:t>• Stampa sul retro del kimono (schiena)</w:t>
+      </w:r>
+      <w:r>
+        <w:br/>
+        <w:t>• Dimensione massima: formato A3 (circa 29,7 x 42 cm)</w:t>
+      </w:r>
+      <w:r>
+        <w:br/>
+        <w:t>• Stampa del logo, nome, simbolo o grafica a tua scelta</w:t>
+      </w:r>
+    </w:p>
+    <w:p>
+      <w:r>
+        <w:t>📩 Ti basterà inviarci il file da stampare in alta qualità (preferibilmente PNG o PDF) all'indirizzo: custom@kanokimonos.com.</w:t>
+      </w:r>
+    </w:p>
+    <w:p>
+      <w:r>
+        <w:t>🎯 Personalizzazione per competizioni</w:t>
+      </w:r>
+      <w:r>
+        <w:br/>
+        <w:t>Se ti serve la personalizzazione per gare IBJJF, ti forniremo le misure da rispettare per rimanere conformi ai regolamenti.</w:t>
+      </w:r>
+      <w:r>
+        <w:br/>
+        <w:t>Di solito, la stampa ideale per le competizioni comprende il logo (patch), il nome dell’atleta e l’account Instagram, disposti in modo chiaro e regolamentare.</w:t>
+      </w:r>
+    </w:p>
+    <w:p>
+      <w:r>
+        <w:t>⏱️ Tempi di consegna stimati: Circa 15 giorni dalla ricezione del file e conferma dell'ordine.</w:t>
+      </w:r>
+    </w:p>
+    <w:p>
+      <w:r>
+        <w:t>Rimaniamo a disposizione per qualsiasi altra domanda o dettaglio.</w:t>
+      </w:r>
+    </w:p>
+    <w:p>
+      <w:r>
+        <w:t>A presto!</w:t>
+      </w:r>
+      <w:r>
+        <w:br/>
+        <w:t>Mauro – Kano Kimonos</w:t>
+      </w:r>
     </w:p>
     <w:p>
       <w:r>
@@ -2357,81 +2859,79 @@
     </w:p>
     <w:p>
       <w:r>
-        <w:t>Hi,</w:t>
-      </w:r>
-    </w:p>
-    <w:p>
-      <w:r>
-        <w:t>Thank you for your interest in our Team Gi program. Here’s how it works:</w:t>
-      </w:r>
-    </w:p>
-    <w:p>
-      <w:r>
-        <w:t>Instead of producing a fully custom kimono from scratch (which takes 45-60 days), we offer a more flexible solution.</w:t>
-      </w:r>
-    </w:p>
-    <w:p>
-      <w:r>
-        <w:lastRenderedPageBreak/>
-        <w:t>You will purchase a set of custom patches, which we will store in our warehouse. Then, whenever you need a kimono, you simply place an order, and we will apply the patch and ship the gi within 7-10 days.</w:t>
-      </w:r>
-    </w:p>
-    <w:p>
-      <w:r>
-        <w:t>Advantages of this system:</w:t>
-      </w:r>
-    </w:p>
-    <w:p>
-      <w:r>
-        <w:t>✔ Fast delivery: No waiting for long production times – you get your kimonos in a matter of days.</w:t>
-      </w:r>
-      <w:r>
-        <w:br/>
-        <w:t>✔ No need for bulk orders: Order as many kimonos as you need, whenever you need them.</w:t>
-      </w:r>
-      <w:r>
-        <w:br/>
-        <w:t>✔ Lower upfront costs: You only pay for the patches in advance, while the kimonos can be ordered individually.</w:t>
-      </w:r>
-    </w:p>
-    <w:p>
-      <w:r>
-        <w:t>How it works:</w:t>
-      </w:r>
-    </w:p>
-    <w:p>
-      <w:r>
-        <w:t>You purchase a batch of at least 10 custom patches (production takes 45-60 days).</w:t>
-      </w:r>
-    </w:p>
-    <w:p>
-      <w:r>
-        <w:t>We store the patches in our warehouse, ready to be applied to your kimonos.</w:t>
-      </w:r>
-    </w:p>
-    <w:p>
-      <w:r>
-        <w:t>Whenever you need a Team Gi, you place an order, and we apply the patch and ship the gi within 7-10 days.</w:t>
-      </w:r>
-    </w:p>
-    <w:p>
-      <w:r>
-        <w:t>The cost of each kimono will be based on the discounted academy price list we provided.</w:t>
-      </w:r>
-    </w:p>
-    <w:p>
-      <w:r>
-        <w:t>This is an efficient and cost-effective way to keep your academy looking professional while ensuring a fast supply of kimonos without large upfront investments.</w:t>
-      </w:r>
-    </w:p>
-    <w:p>
-      <w:r>
-        <w:t>Let me know if you have any questions or if you'd like to move forward with this option!</w:t>
-      </w:r>
-    </w:p>
-    <w:p>
-      <w:r>
-        <w:t>Best regards,</w:t>
+        <w:t>Ciao,</w:t>
+      </w:r>
+      <w:r>
+        <w:br/>
+        <w:t>Grazie per il tuo interesse nel nostro programma Team Gi. Ecco come funziona:</w:t>
+      </w:r>
+    </w:p>
+    <w:p>
+      <w:r>
+        <w:t>Invece di produrre un kimono completamente personalizzato da zero (il che richiede 45-60 giorni), offriamo una soluzione più flessibile e veloce.</w:t>
+      </w:r>
+    </w:p>
+    <w:p>
+      <w:r>
+        <w:t>Acquisti un set di patch personalizzate, che conserveremo nel nostro magazzino. Ogni volta che avrai bisogno di un kimono, ti basterà effettuare un ordine: applicheremo la patch e spediremo il kimono entro 7-10 giorni.</w:t>
+      </w:r>
+    </w:p>
+    <w:p>
+      <w:r>
+        <w:t>Vantaggi di questo sistema:</w:t>
+      </w:r>
+    </w:p>
+    <w:p>
+      <w:r>
+        <w:t>✔ Consegna rapida – Nessun tempo di attesa per la produzione da zero, riceverai i tuoi kimono in pochi giorni</w:t>
+      </w:r>
+      <w:r>
+        <w:br/>
+        <w:t>✔ Ordini flessibili – Puoi ordinare anche un solo kimono alla volta</w:t>
+      </w:r>
+      <w:r>
+        <w:br/>
+        <w:t>✔ Minore investimento iniziale – Paghi in anticipo solo le patch, i kimono li ordini e paghi quando ti servono</w:t>
+      </w:r>
+    </w:p>
+    <w:p>
+      <w:r>
+        <w:t>Come funziona:</w:t>
+      </w:r>
+    </w:p>
+    <w:p>
+      <w:r>
+        <w:t>Acquisti un lotto di almeno 10 patch personalizzate (la produzione richiede 45-60 giorni)</w:t>
+      </w:r>
+    </w:p>
+    <w:p>
+      <w:r>
+        <w:t>Le patch vengono conservate nel nostro magazzino, pronte per essere applicate</w:t>
+      </w:r>
+    </w:p>
+    <w:p>
+      <w:r>
+        <w:t>Quando hai bisogno di un Team Gi, fai l’ordine e noi applichiamo la patch e spediamo il kimono in 7-10 giorni</w:t>
+      </w:r>
+    </w:p>
+    <w:p>
+      <w:r>
+        <w:t>Il costo di ciascun kimono sarà calcolato in base al listino scontato riservato alle accademie</w:t>
+      </w:r>
+    </w:p>
+    <w:p>
+      <w:r>
+        <w:t>È un sistema efficiente ed economico per mantenere l’immagine professionale della tua accademia, garantendo al tempo stesso un approvvigionamento veloce senza dover fare grandi investimenti iniziali.</w:t>
+      </w:r>
+    </w:p>
+    <w:p>
+      <w:r>
+        <w:t>Fammi sapere se hai domande o se desideri procedere con questa opzione!</w:t>
+      </w:r>
+    </w:p>
+    <w:p>
+      <w:r>
+        <w:t>Un caro saluto,</w:t>
       </w:r>
       <w:r>
         <w:br/>
@@ -2444,144 +2944,262 @@
     </w:p>
     <w:p>
       <w:r>
-        <w:t>Oggetto: Informazioni sui nostri prodotti personalizzati</w:t>
-      </w:r>
-    </w:p>
-    <w:p>
-      <w:r>
-        <w:t>Buongiorno [Nome del Cliente],</w:t>
-      </w:r>
-    </w:p>
-    <w:p>
-      <w:r>
-        <w:t>Grazie per averci contattato e per l'interesse mostrato nei confronti dei nostri prodotti personalizzati.</w:t>
-      </w:r>
-      <w:r>
-        <w:br/>
-        <w:t>Siamo entusiasti di poter collaborare con te per creare un prodotto unico e di alta qualità, che soddisfi pienamente le tue esigenze.</w:t>
-      </w:r>
-    </w:p>
-    <w:p>
-      <w:r>
-        <w:t>Come lavoriamo:</w:t>
-      </w:r>
-    </w:p>
-    <w:p>
-      <w:r>
-        <w:t>Personalizzazione: I nostri prodotti – kimoni, rashguard, shorts, patch, t-shirt e felpe – sono realizzati su misura utilizzando materiali di altissima qualità Kano Kimonos e possono essere personalizzati con qualsiasi grafica tu desideri.</w:t>
-      </w:r>
-    </w:p>
-    <w:p>
-      <w:r>
-        <w:lastRenderedPageBreak/>
-        <w:t>Conformità IBJJF: Tutti i nostri prodotti tecnici (kimoni e rashguard) rispettano i rigorosi standard della International Brazilian Jiu-Jitsu Federation, garantendoti abbigliamento idoneo alla competizione.</w:t>
-      </w:r>
-    </w:p>
-    <w:p>
-      <w:r>
-        <w:t>Creazione Grafica: Per iniziare, avremo bisogno dei tuoi loghi in formato vettoriale. Questo ci permetterà di creare un mockup realistico del tuo prodotto personalizzato, che potrai visionare e approvare prima della produzione.</w:t>
-      </w:r>
-    </w:p>
-    <w:p>
-      <w:r>
-        <w:t xml:space="preserve">Produzione: Una volta approvato il design, procederemo con la produzione. I tempi di realizzazione variano in base al tipo di prodotto: </w:t>
-      </w:r>
-    </w:p>
-    <w:p>
-      <w:r>
-        <w:t>Kimoni personalizzati: 45-60 giorni</w:t>
-      </w:r>
-    </w:p>
-    <w:p>
-      <w:r>
-        <w:t>Rashguard e shorts personalizzati: 45-60 giorni</w:t>
-      </w:r>
-    </w:p>
-    <w:p>
-      <w:r>
-        <w:t>Patch personalizzate: 45-60 giorni</w:t>
-      </w:r>
-    </w:p>
-    <w:p>
-      <w:r>
-        <w:t>Applicazione patch su kimoni disponibili a catalogo: 7-10 giorni</w:t>
-      </w:r>
-    </w:p>
-    <w:p>
-      <w:r>
-        <w:t>Quantità e Prezzo: Per quantità inferiori a 10 unità per modello e colore, potrebbe essere applicato un sovrapprezzo. Tutti i dettagli sono riportati nel listino prezzi in allegato.</w:t>
-      </w:r>
-    </w:p>
-    <w:p>
-      <w:r>
-        <w:t>Cosa ti offriamo:</w:t>
-      </w:r>
-    </w:p>
-    <w:p>
-      <w:r>
-        <w:t>✔ Qualità: Materiali di primissima scelta e lavorazione artigianale per garantire comfort e durata nel tempo.</w:t>
-      </w:r>
-      <w:r>
-        <w:br/>
-        <w:t>✔ Design personalizzato: Libertà creativa totale per un prodotto unico e distintivo.</w:t>
-      </w:r>
-      <w:r>
-        <w:br/>
-        <w:t>✔ Conformità agli standard: I kimoni e le rashguard rispettano i regolamenti IBJJF.</w:t>
-      </w:r>
-      <w:r>
-        <w:br/>
-        <w:t>✔ Assistenza personalizzata: Un team di esperti ti seguirà in ogni fase del processo.</w:t>
-      </w:r>
-    </w:p>
-    <w:p>
-      <w:r>
-        <w:t>Prossimi passi:</w:t>
-      </w:r>
-    </w:p>
-    <w:p>
-      <w:r>
-        <w:t>Per procedere con un preventivo dettagliato, inviaci:</w:t>
-      </w:r>
-    </w:p>
-    <w:p>
-      <w:r>
-        <w:t>File vettoriali dei loghi in formato .AI, .EPS o .SVG</w:t>
-      </w:r>
-    </w:p>
-    <w:p>
-      <w:r>
-        <w:t>Quantità richiesta per ogni modello e colore</w:t>
-      </w:r>
-    </w:p>
-    <w:p>
-      <w:r>
-        <w:t>Taglie necessarie</w:t>
-      </w:r>
-    </w:p>
-    <w:p>
-      <w:r>
-        <w:t>Idee grafiche o riferimenti visivi per la personalizzazione</w:t>
-      </w:r>
-    </w:p>
-    <w:p>
-      <w:r>
-        <w:t>Una volta ricevute queste informazioni, ti forniremo un preventivo dettagliato e un mockup del prodotto finito per la tua approvazione.</w:t>
-      </w:r>
-    </w:p>
-    <w:p>
-      <w:r>
-        <w:t>Siamo a tua completa disposizione per qualsiasi chiarimento.</w:t>
-      </w:r>
-      <w:r>
-        <w:br/>
-        <w:t>In allegato trovi il nostro listino prezzi aggiornato.</w:t>
-      </w:r>
-    </w:p>
-    <w:p>
-      <w:r>
-        <w:lastRenderedPageBreak/>
-        <w:t>Cordiali saluti,</w:t>
+        <w:t>📄 Protocollo per la realizzazione di prodotti personalizzati</w:t>
+      </w:r>
+      <w:r>
+        <w:br/>
+        <w:t>Rashguard, Shorts, T-shirt, Hoodies – Kano Kimonos</w:t>
+      </w:r>
+    </w:p>
+    <w:p>
+      <w:r>
+        <w:t>Per garantire un lavoro preciso, veloce ed efficiente è fondamentale seguire questo protocollo fin dall’inizio del progetto. Questo documento è sia un promemoria per il nostro team grafico, sia una guida per il cliente, in modo che non vengano trascurati dettagli fondamentali.</w:t>
+      </w:r>
+    </w:p>
+    <w:p>
+      <w:r>
+        <w:t>🌐 0. Nuova procedura online</w:t>
+      </w:r>
+      <w:r>
+        <w:br/>
+        <w:t>Da ora, tutte le richieste per prodotti personalizzati devono essere gestite esclusivamente tramite il sito:</w:t>
+      </w:r>
+      <w:r>
+        <w:br/>
+        <w:t>👉 www.kanokimonos.app</w:t>
+      </w:r>
+    </w:p>
+    <w:p>
+      <w:r>
+        <w:t>Registrarsi creando un account.</w:t>
+      </w:r>
+    </w:p>
+    <w:p>
+      <w:r>
+        <w:t>Attendere l’approvazione del profilo (riceverai una notifica via email).</w:t>
+      </w:r>
+    </w:p>
+    <w:p>
+      <w:r>
+        <w:t>Una volta approvato, potrai accedere all’area riservata e procedere con la richiesta o l’ordine dei prodotti personalizzati.</w:t>
+      </w:r>
+    </w:p>
+    <w:p>
+      <w:r>
+        <w:t>All’interno dell’area personale troverai anche il listino prezzi dedicato, con le tariffe riservate al tuo profilo (accademia, atleta, o rivenditore).</w:t>
+      </w:r>
+    </w:p>
+    <w:p>
+      <w:r>
+        <w:t>⚠️ Le richieste inviate via email verranno accettate solo in casi eccezionali o di emergenza.</w:t>
+      </w:r>
+    </w:p>
+    <w:p>
+      <w:r>
+        <w:t>✅ 1. File necessari</w:t>
+      </w:r>
+      <w:r>
+        <w:br/>
+        <w:t>• I loghi o le grafiche devono essere inviati in formato vettoriale (.AI, .PDF, .SVG, .EPS)</w:t>
+      </w:r>
+      <w:r>
+        <w:br/>
+        <w:t>• Sul formato dei file e sul costo della conversione delle immagini raster vale una sola risposta: la frase del blocco IMMAGINI E LOGHI: FORMATO E COSTO DI CONVERSIONE, riportata parola per parola. Nessun'altra cifra e' valida.</w:t>
+      </w:r>
+      <w:r>
+        <w:br/>
+        <w:t>• I file vanno caricati direttamente nella sezione dedicata all’interno del proprio account su www.kanokimonos.app</w:t>
+      </w:r>
+    </w:p>
+    <w:p>
+      <w:r>
+        <w:t>📌 2. Specifiche richieste dal cliente</w:t>
+      </w:r>
+      <w:r>
+        <w:br/>
+        <w:t>• Tipo di prodotto: Rashguard, shorts, hoodie ecc.</w:t>
+      </w:r>
+      <w:r>
+        <w:br/>
+        <w:t>• Versione rashguard:</w:t>
+      </w:r>
+      <w:r>
+        <w:br/>
+        <w:t>o Manica lunga o corta</w:t>
+      </w:r>
+      <w:r>
+        <w:br/>
+        <w:t>o Beltrank (competizione) o di rappresentanza</w:t>
+      </w:r>
+      <w:r>
+        <w:br/>
+        <w:t>• Cuciture: specificare il colore desiderato.</w:t>
+      </w:r>
+      <w:r>
+        <w:br/>
+        <w:t>• Base del capo (colore del tessuto): indicare il colore principale.</w:t>
+      </w:r>
+    </w:p>
+    <w:p>
+      <w:r>
+        <w:t>🔴 Nota sulla trasparenza:</w:t>
+      </w:r>
+      <w:r>
+        <w:br/>
+        <w:t>• Se il capo ha come base il bianco, il tessuto standard potrebbe risultare leggermente trasparente.</w:t>
+      </w:r>
+      <w:r>
+        <w:br/>
+        <w:t>• È possibile utilizzare un tessuto più pesante per evitare questo effetto, con un sovrapprezzo.</w:t>
+      </w:r>
+      <w:r>
+        <w:br/>
+        <w:t>• Questo vale solo per le rashguard: per gli shorts il tessuto resta standard e potrebbe risultare trasparente se molto chiaro.</w:t>
+      </w:r>
+    </w:p>
+    <w:p>
+      <w:r>
+        <w:t>🎨 3. Colori e riferimenti Pantone</w:t>
+      </w:r>
+      <w:r>
+        <w:br/>
+        <w:t>• Se il progetto prevede colori particolari (fuori dagli standard base come bianco, nero, rosso, blu), è necessario fornire un riferimento preciso in formato Pantone.</w:t>
+      </w:r>
+    </w:p>
+    <w:p>
+      <w:r>
+        <w:t>💡 Come trovare il codice Pantone del colore desiderato:</w:t>
+      </w:r>
+      <w:r>
+        <w:br/>
+        <w:t>• Usare strumenti online come:</w:t>
+      </w:r>
+      <w:r>
+        <w:br/>
+        <w:t>o https://www.pantone-colours.com/</w:t>
+      </w:r>
+      <w:r>
+        <w:br/>
+        <w:t>o https://www.htmlcsscolor.com/</w:t>
+      </w:r>
+      <w:r>
+        <w:br/>
+        <w:t>• Scegliere il colore desiderato e comunicarci il nome o codice Pantone oppure il codice esadecimale (#xxxxxx).</w:t>
+      </w:r>
+      <w:r>
+        <w:br/>
+        <w:t>• Sarà poi nostro compito convertirlo nel miglior Pantone stampabile possibile.</w:t>
+      </w:r>
+    </w:p>
+    <w:p>
+      <w:r>
+        <w:t>🧾 4. Taglie e quantità</w:t>
+      </w:r>
+      <w:r>
+        <w:br/>
+        <w:t>• È necessario compilare il foglio Excel fornito da noi oppure, in alternativa, inserire le quantità direttamente nel modulo d’ordine su www.kanokimonos.app.</w:t>
+      </w:r>
+      <w:r>
+        <w:br/>
+        <w:t>• Ogni riga o voce corrisponde a un articolo: specificare modello, taglia, quantità, tipo di manica, ecc.</w:t>
+      </w:r>
+    </w:p>
+    <w:p>
+      <w:r>
+        <w:t>🖥️ 5. Bozza grafica e conferma</w:t>
+      </w:r>
+      <w:r>
+        <w:br/>
+        <w:t>• Verrà preparato un mockup o rendering 3D del prodotto.</w:t>
+      </w:r>
+      <w:r>
+        <w:br/>
+        <w:t>• Il cliente dovrà confermare via email o direttamente nella piattaforma che il progetto è approvato e definitivo.</w:t>
+      </w:r>
+      <w:r>
+        <w:br/>
+        <w:t>• Solo dopo l’approvazione scritta sarà avviata la produzione.</w:t>
+      </w:r>
+    </w:p>
+    <w:p>
+      <w:r>
+        <w:t>⚠️ Altre note importanti</w:t>
+      </w:r>
+      <w:r>
+        <w:br/>
+        <w:t>• Non è possibile modificare la grafica dopo l’approvazione finale.</w:t>
+      </w:r>
+      <w:r>
+        <w:br/>
+        <w:t>• Eventuali ritardi nel fornire le informazioni richieste allungano i tempi di consegna.</w:t>
+      </w:r>
+      <w:r>
+        <w:br/>
+      </w:r>
+      <w:r>
+        <w:t>• Non si realizzano bozze “di prova” se non c’è chiarezza totale su tutte le informazioni richieste.</w:t>
+      </w:r>
+    </w:p>
+    <w:p>
+      <w:r>
+        <w:t>Oggetto: Aggiornamento sul tuo ordine – Kano Kimonos</w:t>
+      </w:r>
+    </w:p>
+    <w:p>
+      <w:r>
+        <w:t>Spero che tu stia bene.</w:t>
+      </w:r>
+    </w:p>
+    <w:p>
+      <w:r>
+        <w:t>Ti contattiamo in merito all’ordine, che risulta ancora in attesa di pagamento.</w:t>
+      </w:r>
+      <w:r>
+        <w:br/>
+        <w:t>Volevamo sapere se sei ancora interessato a proseguire con l'acquisto: gli articoli del tuo ordine sono attualmente riservati per te e, in assenza di conferma, rischiano di rimanere bloccati senza possibilità di essere acquistati da altri clienti.</w:t>
+      </w:r>
+    </w:p>
+    <w:p>
+      <w:r>
+        <w:t>Se desideri confermare l’ordine, ti invitiamo gentilmente a procedere con il pagamento tramite bonifico bancario ai seguenti dati:</w:t>
+      </w:r>
+    </w:p>
+    <w:p>
+      <w:r>
+        <w:t xml:space="preserve">Causale: numero ordine </w:t>
+      </w:r>
+      <w:r>
+        <w:br/>
+        <w:t xml:space="preserve">Beneficiary: Kano Co. Limited </w:t>
+      </w:r>
+      <w:r>
+        <w:br/>
+        <w:t xml:space="preserve">IBAN: LT293250064790539320 BIC: </w:t>
+      </w:r>
+      <w:r>
+        <w:br/>
+        <w:t>REVOLT21</w:t>
+      </w:r>
+      <w:r>
+        <w:br/>
+      </w:r>
+      <w:r>
+        <w:br/>
+        <w:t>In caso contrario, ti chiediamo di farcelo sapere così da poter aggiornare la disponibilità a catalogo.</w:t>
+      </w:r>
+    </w:p>
+    <w:p>
+      <w:r>
+        <w:t>Restiamo a tua disposizione per qualsiasi necessità o chiarimento!</w:t>
+      </w:r>
+    </w:p>
+    <w:p>
+      <w:r>
+        <w:t>Grazie mille per la collaborazione.</w:t>
+      </w:r>
+      <w:r>
+        <w:br/>
+        <w:t>Un caro saluto,</w:t>
       </w:r>
       <w:r>
         <w:br/>
@@ -2594,283 +3212,116 @@
     </w:p>
     <w:p>
       <w:r>
-        <w:t>Hi,</w:t>
-      </w:r>
-    </w:p>
-    <w:p>
-      <w:r>
-        <w:t>I’m Mauro from Kano Kimonos, and I’ll be assisting you with the creation of your custom products.</w:t>
-      </w:r>
-    </w:p>
-    <w:p>
-      <w:r>
-        <w:t>The first thing I need is your vector logo files and a general idea of how you’d like the design to look. If you don’t have a clear idea, no worries—I’ll take care of it!</w:t>
-      </w:r>
-    </w:p>
-    <w:p>
-      <w:r>
-        <w:t>Additionally, it would be helpful to know if the rashguards are intended for representation or for official competitions following IBJJF regulations.</w:t>
-      </w:r>
-    </w:p>
-    <w:p>
-      <w:r>
-        <w:t>📩 Please send the files to: custom@kanokimonos.com</w:t>
-      </w:r>
-    </w:p>
-    <w:p>
-      <w:r>
-        <w:t>Let me know if you have any questions!</w:t>
-      </w:r>
-    </w:p>
-    <w:p>
-      <w:r>
-        <w:t>Looking forward to hearing from you,</w:t>
-      </w:r>
-    </w:p>
-    <w:p>
-      <w:r>
-        <w:t>Mauro</w:t>
-      </w:r>
-    </w:p>
-    <w:p>
-      <w:r>
-        <w:t>Kano Kimonos</w:t>
-      </w:r>
-    </w:p>
-    <w:p>
-      <w:r>
-        <w:t>Oggetto: Informazioni sul Programma B2B Kano Kimonos</w:t>
-      </w:r>
-    </w:p>
-    <w:p>
-      <w:r>
-        <w:t>Buongiorno [Nome],</w:t>
-      </w:r>
-    </w:p>
-    <w:p>
-      <w:r>
-        <w:t>Grazie per averci contattato. Prima di procedere, potresti gentilmente fornirci alcune informazioni su di te? In particolare:</w:t>
-      </w:r>
-    </w:p>
-    <w:p>
-      <w:r>
-        <w:t>Nome completo</w:t>
-      </w:r>
-    </w:p>
-    <w:p>
-      <w:r>
-        <w:t>Nome della palestra o accademia</w:t>
-      </w:r>
-    </w:p>
-    <w:p>
-      <w:r>
-        <w:t>Il tuo ruolo all'interno della struttura</w:t>
-      </w:r>
-    </w:p>
-    <w:p>
-      <w:r>
-        <w:t>Sconti sui prodotti a catalogo</w:t>
-      </w:r>
-    </w:p>
-    <w:p>
-      <w:r>
-        <w:t>Kano Kimonos offre un listino scontato riservato a istruttori, ASD e titolari di palestre. Una volta registrato un account sul nostro sito (www.kanokimonos.com), possiamo attivarti lo sconto su tutti i prodotti a catalogo. Questo ti permetterà di acquistare direttamente e rivendere ai tuoi allievi al prezzo di listino, mantenendo un margine di guadagno.</w:t>
-      </w:r>
-    </w:p>
-    <w:p>
-      <w:r>
-        <w:t>Prodotti personalizzati</w:t>
-      </w:r>
-    </w:p>
-    <w:p>
-      <w:r>
-        <w:t xml:space="preserve">Offriamo anche un listino dedicato per la personalizzazione di qualsiasi prodotto presente sul sito, dai kimoni alle rashguard, dai pantaloncini alle borse, fino agli accessori. Possiamo </w:t>
-      </w:r>
-      <w:r>
-        <w:lastRenderedPageBreak/>
-        <w:t>realizzare design su misura per la tua accademia, incluse stampe e ricami con loghi e grafiche personalizzate.</w:t>
-      </w:r>
-    </w:p>
-    <w:p>
-      <w:r>
-        <w:t>Se sei interessato, registrati sul sito e inviaci l'email con cui hai effettuato la registrazione, così da poter attivare le agevolazioni a te dedicate.</w:t>
-      </w:r>
-    </w:p>
-    <w:p>
-      <w:r>
-        <w:t>Resto a disposizione per qualsiasi domanda!</w:t>
-      </w:r>
-    </w:p>
-    <w:p>
-      <w:r>
-        <w:t>Cordiali saluti,</w:t>
-      </w:r>
-      <w:r>
-        <w:br/>
-        <w:t>Mauro</w:t>
-      </w:r>
-      <w:r>
-        <w:br/>
-        <w:t>Kano Kimonos</w:t>
-      </w:r>
-    </w:p>
-    <w:p>
-      <w:r>
-        <w:lastRenderedPageBreak/>
-        <w:t>Ciao,</w:t>
-      </w:r>
-    </w:p>
-    <w:p>
-      <w:r>
-        <w:t>Grazie per il tuo interesse nel nostro programma Team Gi. Ecco come funziona:</w:t>
-      </w:r>
-    </w:p>
-    <w:p>
-      <w:r>
-        <w:t>Invece di produrre un kimono completamente personalizzato da zero (che richiede 45-60 giorni), offriamo una soluzione più flessibile e veloce.</w:t>
-      </w:r>
-    </w:p>
-    <w:p>
-      <w:r>
-        <w:t>Il sistema prevede: Tu acquisti un lotto di patch personalizzate, che noi conserveremo nel nostro magazzino. Ogni volta che avrai bisogno di un kimono, ti basterà effettuare un ordine: applicheremo la patch e spediremo il Gi entro 7-10 giorni.</w:t>
-      </w:r>
-    </w:p>
-    <w:p>
-      <w:r>
-        <w:t>✅ I vantaggi di questo sistema:</w:t>
-      </w:r>
-    </w:p>
-    <w:p>
-      <w:r>
-        <w:t>Consegna rapida: niente lunghi tempi di attesa – riceverai i tuoi kimoni in pochi giorni.</w:t>
-      </w:r>
-    </w:p>
-    <w:p>
-      <w:r>
-        <w:t>Nessun ordine minimo ricorrente: ordina anche un solo kimono alla volta.</w:t>
-      </w:r>
-    </w:p>
-    <w:p>
-      <w:r>
-        <w:t>Costi iniziali ridotti: paghi in anticipo solo le patch, i kimoni li ordini quando ti servono.</w:t>
-      </w:r>
-    </w:p>
-    <w:p>
-      <w:r>
-        <w:t>🔧 Come funziona nel dettaglio:</w:t>
-      </w:r>
-    </w:p>
-    <w:p>
-      <w:r>
-        <w:t>Acquisti un lotto di almeno 10 patch personalizzate (produzione 45-60 giorni).</w:t>
-      </w:r>
-    </w:p>
-    <w:p>
-      <w:r>
-        <w:t>Conserviamo le patch nel nostro magazzino, pronte per essere applicate.</w:t>
-      </w:r>
-    </w:p>
-    <w:p>
-      <w:r>
-        <w:t>Quando hai bisogno di un kimono Team Gi, fai l’ordine e noi applichiamo la patch e spediamo in 7-10 giorni.</w:t>
-      </w:r>
-    </w:p>
-    <w:p>
-      <w:r>
-        <w:t>Il costo del kimono sarà quello previsto dal listino scontato riservato alle accademie.</w:t>
-      </w:r>
-    </w:p>
-    <w:p>
-      <w:r>
-        <w:t>Questo sistema è efficiente e conveniente, perfetto per mantenere un’immagine professionale della tua accademia, con la sicurezza di ricevere i kimoni in tempi rapidi e senza grandi investimenti iniziali.</w:t>
-      </w:r>
-    </w:p>
-    <w:p>
-      <w:r>
-        <w:t>Fammi sapere se hai domande o se vuoi procedere con questa opzione!</w:t>
-      </w:r>
-    </w:p>
-    <w:p>
-      <w:r>
-        <w:t>Un saluto,</w:t>
-      </w:r>
-      <w:r>
-        <w:br/>
-        <w:t>Mauro</w:t>
-      </w:r>
-      <w:r>
-        <w:br/>
-        <w:t>Kano Kimonos</w:t>
-      </w:r>
-    </w:p>
-    <w:p>
-      <w:r>
-        <w:t>Ciao!</w:t>
-      </w:r>
-    </w:p>
-    <w:p>
-      <w:r>
-        <w:t>Grazie per averci contattato e per l’interesse verso i nostri kimoni personalizzati.</w:t>
-      </w:r>
-    </w:p>
-    <w:p>
-      <w:r>
-        <w:t>Se desideri un kimono singolo personalizzato, possiamo realizzarlo partendo da uno dei modelli disponibili sul nostro sito.</w:t>
-      </w:r>
-      <w:r>
-        <w:br/>
-        <w:t>Dovrai semplicemente acquistare il kimono che preferisci e aggiungere il servizio di personalizzazione in DTF, che ha un costo aggiuntivo di 44,90 €.</w:t>
-      </w:r>
-    </w:p>
-    <w:p>
-      <w:r>
-        <w:lastRenderedPageBreak/>
-        <w:t>✅ Cosa comprende la personalizzazione:</w:t>
-      </w:r>
-      <w:r>
-        <w:br/>
-        <w:t>• Stampa sul retro del kimono (schiena)</w:t>
-      </w:r>
-      <w:r>
-        <w:br/>
-        <w:t>• Dimensione massima: formato A3 (circa 29,7 x 42 cm)</w:t>
-      </w:r>
-      <w:r>
-        <w:br/>
-        <w:t>• Stampa del logo, nome, simbolo o grafica a tua scelta</w:t>
-      </w:r>
-    </w:p>
-    <w:p>
-      <w:r>
-        <w:t>📩 Ti basterà inviarci il file da stampare in alta qualità (preferibilmente PNG o PDF) all'indirizzo: custom@kanokimonos.com.</w:t>
-      </w:r>
-    </w:p>
-    <w:p>
-      <w:r>
-        <w:t>🎯 Personalizzazione per competizioni</w:t>
-      </w:r>
-      <w:r>
-        <w:br/>
-        <w:t>Se ti serve la personalizzazione per gare IBJJF, ti forniremo le misure da rispettare per rimanere conformi ai regolamenti.</w:t>
-      </w:r>
-      <w:r>
-        <w:br/>
-        <w:t>Di solito, la stampa ideale per le competizioni comprende il logo (patch), il nome dell’atleta e l’account Instagram, disposti in modo chiaro e regolamentare.</w:t>
-      </w:r>
-    </w:p>
-    <w:p>
-      <w:r>
-        <w:t>⏱️ Tempi di consegna stimati: Circa 15 giorni dalla ricezione del file e conferma dell'ordine.</w:t>
-      </w:r>
-    </w:p>
-    <w:p>
-      <w:r>
-        <w:t>Rimaniamo a disposizione per qualsiasi altra domanda o dettaglio.</w:t>
-      </w:r>
-    </w:p>
-    <w:p>
-      <w:r>
-        <w:t>A presto!</w:t>
+        <w:t>Ciao [Nome],</w:t>
+      </w:r>
+    </w:p>
+    <w:p>
+      <w:r>
+        <w:t>grazie per aver scelto di realizzare i tuoi prodotti personalizzati con Kano Kimonos!</w:t>
+      </w:r>
+      <w:r>
+        <w:br/>
+        <w:t>Siamo felici di collaborare con te per creare qualcosa di unico e su misura per il tuo team o la tua accademia.</w:t>
+      </w:r>
+    </w:p>
+    <w:p>
+      <w:r>
+        <w:t>Per iniziare al meglio e lavorare in modo efficiente, ti chiediamo gentilmente di inviarci in un’unica comunicazione tutte le informazioni e i materiali necessari, così da evitare revisioni ripetute e velocizzare l'intero processo.</w:t>
+      </w:r>
+    </w:p>
+    <w:p>
+      <w:r>
+        <w:t>Ti chiediamo di includere:</w:t>
+      </w:r>
+    </w:p>
+    <w:p>
+      <w:r>
+        <w:t>✅ File grafici</w:t>
+      </w:r>
+      <w:r>
+        <w:br/>
+        <w:t>• Loghi e grafiche in formato vettoriale (.AI, .EPS, .PDF, .SVG)</w:t>
+      </w:r>
+      <w:r>
+        <w:br/>
+        <w:t>• Se hai solo immagini raster (.JPG, .PNG), valuteremo se è possibile usarle o convertirle con un piccolo sovrapprezzo.</w:t>
+      </w:r>
+    </w:p>
+    <w:p>
+      <w:r>
+        <w:t>✅ Tipo di prodotto</w:t>
+      </w:r>
+      <w:r>
+        <w:br/>
+        <w:t>• Rashguard, kimono, t-shirt, shorts, felpe, patch, ecc.</w:t>
+      </w:r>
+      <w:r>
+        <w:br/>
+        <w:t>• Versioni richieste: manica lunga/corta, da competizione o rappresentanza, ecc.</w:t>
+      </w:r>
+    </w:p>
+    <w:p>
+      <w:r>
+        <w:t>✅ Colore base e cuciture</w:t>
+      </w:r>
+      <w:r>
+        <w:br/>
+        <w:t>• Specifica il colore principale e se desideri cuciture in contrasto.</w:t>
+      </w:r>
+      <w:r>
+        <w:br/>
+        <w:t>• Se hai colori particolari, indicaci il codice Pantone o esadecimale (#xxxxxx)</w:t>
+      </w:r>
+    </w:p>
+    <w:p>
+      <w:r>
+        <w:t>✅ Quantità e taglie</w:t>
+      </w:r>
+      <w:r>
+        <w:br/>
+        <w:t>• Compila il file Excel che ti forniremo, indicando modello, quantità e taglie richieste per ogni articolo.</w:t>
+      </w:r>
+    </w:p>
+    <w:p>
+      <w:r>
+        <w:t>✅ Note o ispirazioni grafiche</w:t>
+      </w:r>
+      <w:r>
+        <w:br/>
+        <w:t>• Se hai un’idea in testa, mandaci riferimenti visivi o una breve descrizione (non servono disegni tecnici, basta comunicarci il concept generale).</w:t>
+      </w:r>
+    </w:p>
+    <w:p>
+      <w:r>
+        <w:t>📩 Tutti i materiali vanno inviati via email a: custom@kanokimonos.com</w:t>
+      </w:r>
+    </w:p>
+    <w:p>
+      <w:r>
+        <w:t>Una volta ricevuto tutto il necessario, prepareremo un mockup grafico dettagliato e un preventivo personalizzato.</w:t>
+      </w:r>
+      <w:r>
+        <w:br/>
+        <w:t>Dopo l’approvazione del mockup, potrai confermare l’ordine tramite pagamento di un acconto, e daremo il via alla produzione.</w:t>
+      </w:r>
+    </w:p>
+    <w:p>
+      <w:r>
+        <w:t>🔁 Potrai ancora fare piccoli aggiustamenti (es. cambio taglie) fino alla conferma finale della bozza.</w:t>
+      </w:r>
+    </w:p>
+    <w:p>
+      <w:r>
+        <w:t>Rimaniamo a disposizione per ogni dubbio o supporto lungo il percorso.</w:t>
+      </w:r>
+    </w:p>
+    <w:p>
+      <w:r>
+        <w:t>Grazie ancora per la fiducia!</w:t>
+      </w:r>
+      <w:r>
+        <w:br/>
+        <w:t>Un caro saluto,</w:t>
       </w:r>
       <w:r>
         <w:br/>
@@ -2879,44 +3330,132 @@
     </w:p>
     <w:p>
       <w:r>
-        <w:t>Oggetto: Team Gi – Personalizzazione con Patch</w:t>
-      </w:r>
-    </w:p>
-    <w:p>
-      <w:r>
-        <w:t>Ciao,</w:t>
-      </w:r>
-      <w:r>
-        <w:br/>
-        <w:t>Grazie per il tuo interesse nel nostro programma Team Gi. Ecco come funziona:</w:t>
-      </w:r>
-    </w:p>
-    <w:p>
-      <w:r>
-        <w:t>Invece di produrre un kimono completamente personalizzato da zero (il che richiede 45-60 giorni), offriamo una soluzione più flessibile e veloce.</w:t>
-      </w:r>
-    </w:p>
-    <w:p>
-      <w:r>
-        <w:t>Acquisti un set di patch personalizzate, che conserveremo nel nostro magazzino. Ogni volta che avrai bisogno di un kimono, ti basterà effettuare un ordine: applicheremo la patch e spediremo il kimono entro 7-10 giorni.</w:t>
-      </w:r>
-    </w:p>
-    <w:p>
-      <w:r>
-        <w:t>Vantaggi di questo sistema:</w:t>
-      </w:r>
-    </w:p>
-    <w:p>
-      <w:r>
-        <w:t>✔ Consegna rapida – Nessun tempo di attesa per la produzione da zero, riceverai i tuoi kimono in pochi giorni</w:t>
-      </w:r>
-      <w:r>
-        <w:br/>
-        <w:t>✔ Ordini flessibili – Puoi ordinare anche un solo kimono alla volta</w:t>
-      </w:r>
-      <w:r>
-        <w:br/>
-        <w:t>✔ Minore investimento iniziale – Paghi in anticipo solo le patch, i kimono li ordini e paghi quando ti servono</w:t>
+        <w:t>TERMINI B2B — PALESTRE E RIVENDITORI</w:t>
+      </w:r>
+    </w:p>
+    <w:p>
+      <w:r>
+        <w:t>Oggetto: Benvenuto nel Programma B2B – Kano Kimonos</w:t>
+      </w:r>
+    </w:p>
+    <w:p>
+      <w:r>
+        <w:t>Ciao [Nome],</w:t>
+      </w:r>
+    </w:p>
+    <w:p>
+      <w:r>
+        <w:t>grazie per aver scelto Kano Kimonos come partner per i tuoi prodotti di Brazilian Jiu-Jitsu.</w:t>
+      </w:r>
+      <w:r>
+        <w:br/>
+        <w:t>Siamo felici di supportare la tua accademia o associazione con soluzioni professionali, flessibili e di alta qualità.</w:t>
+      </w:r>
+    </w:p>
+    <w:p>
+      <w:r>
+        <w:t>Il tuo account è ora attivo e ti dà accesso a uno sconto riservato, visibile dopo l’accesso al sito con le tue credenziali.</w:t>
+      </w:r>
+      <w:r>
+        <w:br/>
+        <w:t>Di seguito trovi tutte le informazioni utili per acquistare dal nostro catalogo, creare prodotti personalizzati e gestire ordini in modo semplice e veloce.</w:t>
+      </w:r>
+    </w:p>
+    <w:p>
+      <w:r>
+        <w:t>1. Acquisti dal Catalogo Online</w:t>
+      </w:r>
+    </w:p>
+    <w:p>
+      <w:r>
+        <w:t>Sconti riservati:</w:t>
+      </w:r>
+      <w:r>
+        <w:br/>
+        <w:t>Lo sconto dedicato è visibile una volta effettuato l’accesso con il tuo account.</w:t>
+      </w:r>
+    </w:p>
+    <w:p>
+      <w:r>
+        <w:t>Metodi di pagamento:</w:t>
+      </w:r>
+    </w:p>
+    <w:p>
+      <w:r>
+        <w:t>Bonifico bancario (preferito)</w:t>
+      </w:r>
+    </w:p>
+    <w:p>
+      <w:r>
+        <w:t>Carta di credito (su richiesta, con +3% di commissione)</w:t>
+      </w:r>
+    </w:p>
+    <w:p>
+      <w:r>
+        <w:t>Resi e cambi:</w:t>
+      </w:r>
+    </w:p>
+    <w:p>
+      <w:r>
+        <w:t>Costo fisso di gestione: 2,00 € per articolo</w:t>
+      </w:r>
+    </w:p>
+    <w:p>
+      <w:r>
+        <w:t>Spedizione di ritorno e nuova spedizione a carico del cliente</w:t>
+      </w:r>
+    </w:p>
+    <w:p>
+      <w:r>
+        <w:t>I prodotti devono essere restituiti integri, inutilizzati, con etichette e confezione originale. In caso contrario, potrebbe essere applicata una tariffa di ripristino</w:t>
+      </w:r>
+    </w:p>
+    <w:p>
+      <w:r>
+        <w:t>In caso di difetto di fabbrica, le spese di reso e rispedizione saranno a carico nostro</w:t>
+      </w:r>
+    </w:p>
+    <w:p>
+      <w:r>
+        <w:t>Rimborsi:</w:t>
+      </w:r>
+      <w:r>
+        <w:br/>
+        <w:t>I rimborsi dipendono dal tipo di cliente. Al cliente B2B (palestre, accademie, ASD, istruttori) non si rimborsa in denaro: il rimborso approvato viene emesso come coupon da utilizzare sull'ordine successivo.</w:t>
+      </w:r>
+      <w:r>
+        <w:br/>
+        <w:t>Al cliente retail (privato) si rimborsa in denaro senza problemi, se e' il rimborso che chiede.</w:t>
+      </w:r>
+    </w:p>
+    <w:p>
+      <w:r>
+        <w:t>Rivendita ai clienti finali (studenti/membri):</w:t>
+      </w:r>
+    </w:p>
+    <w:p>
+      <w:r>
+        <w:t>I prodotti acquistati con sconto B2B devono essere rivenduti al prezzo di listino presente sul sito Kano Kimonos</w:t>
+      </w:r>
+    </w:p>
+    <w:p>
+      <w:r>
+        <w:t>È ammessa una variazione massima di ±10% solo per la vendita diretta in presenza (non online)</w:t>
+      </w:r>
+    </w:p>
+    <w:p>
+      <w:r>
+        <w:t>In caso di rivendita online, il prezzo di listino deve essere sempre rispettato</w:t>
+      </w:r>
+    </w:p>
+    <w:p>
+      <w:r>
+        <w:t>Il mancato rispetto di queste regole comporterà la sospensione o revoca dell’accesso B2B</w:t>
+      </w:r>
+    </w:p>
+    <w:p>
+      <w:r>
+        <w:t>2. Prodotti Personalizzati</w:t>
       </w:r>
     </w:p>
     <w:p>
@@ -2926,566 +3465,141 @@
     </w:p>
     <w:p>
       <w:r>
-        <w:t>Acquisti un lotto di almeno 10 patch personalizzate (la produzione richiede 45-60 giorni)</w:t>
-      </w:r>
-    </w:p>
-    <w:p>
-      <w:r>
-        <w:t>Le patch vengono conservate nel nostro magazzino, pronte per essere applicate</w:t>
-      </w:r>
-    </w:p>
-    <w:p>
-      <w:r>
-        <w:lastRenderedPageBreak/>
-        <w:t>Quando hai bisogno di un Team Gi, fai l’ordine e noi applichiamo la patch e spediamo il kimono in 7-10 giorni</w:t>
-      </w:r>
-    </w:p>
-    <w:p>
-      <w:r>
-        <w:t>Il costo di ciascun kimono sarà calcolato in base al listino scontato riservato alle accademie</w:t>
-      </w:r>
-    </w:p>
-    <w:p>
-      <w:r>
-        <w:t>È un sistema efficiente ed economico per mantenere l’immagine professionale della tua accademia, garantendo al tempo stesso un approvvigionamento veloce senza dover fare grandi investimenti iniziali.</w:t>
-      </w:r>
-    </w:p>
-    <w:p>
-      <w:r>
-        <w:t>Fammi sapere se hai domande o se desideri procedere con questa opzione!</w:t>
-      </w:r>
-    </w:p>
-    <w:p>
-      <w:r>
-        <w:t>Un caro saluto,</w:t>
-      </w:r>
-      <w:r>
-        <w:br/>
-        <w:t>Mauro</w:t>
-      </w:r>
-      <w:r>
-        <w:br/>
-        <w:t>Kano Kimonos</w:t>
-      </w:r>
-    </w:p>
-    <w:p>
-      <w:r>
-        <w:t>📄 Protocollo per la realizzazione di prodotti personalizzati</w:t>
-      </w:r>
-      <w:r>
-        <w:br/>
-        <w:t>Rashguard, Shorts, T-shirt, Hoodies – Kano Kimonos</w:t>
-      </w:r>
-    </w:p>
-    <w:p>
-      <w:r>
-        <w:t>Per garantire un lavoro preciso, veloce ed efficiente è fondamentale seguire questo protocollo fin dall’inizio del progetto. Questo documento è sia un promemoria per il nostro team grafico, sia una guida per il cliente, in modo che non vengano trascurati dettagli fondamentali.</w:t>
-      </w:r>
-    </w:p>
-    <w:p>
-      <w:r>
-        <w:t>🌐 0. Nuova procedura online</w:t>
-      </w:r>
-      <w:r>
-        <w:br/>
-        <w:t>Da ora, tutte le richieste per prodotti personalizzati devono essere gestite esclusivamente tramite il sito:</w:t>
-      </w:r>
-      <w:r>
-        <w:br/>
-        <w:t>👉 www.kanokimonos.app</w:t>
-      </w:r>
-    </w:p>
-    <w:p>
-      <w:r>
-        <w:t>Registrarsi creando un account.</w:t>
-      </w:r>
-    </w:p>
-    <w:p>
-      <w:r>
-        <w:t>Attendere l’approvazione del profilo (riceverai una notifica via email).</w:t>
-      </w:r>
-    </w:p>
-    <w:p>
-      <w:r>
-        <w:t>Una volta approvato, potrai accedere all’area riservata e procedere con la richiesta o l’ordine dei prodotti personalizzati.</w:t>
-      </w:r>
-    </w:p>
-    <w:p>
-      <w:r>
-        <w:t>All’interno dell’area personale troverai anche il listino prezzi dedicato, con le tariffe riservate al tuo profilo (accademia, atleta, o rivenditore).</w:t>
-      </w:r>
-    </w:p>
-    <w:p>
-      <w:r>
-        <w:t>⚠️ Le richieste inviate via email verranno accettate solo in casi eccezionali o di emergenza.</w:t>
-      </w:r>
-    </w:p>
-    <w:p>
-      <w:r>
-        <w:t>✅ 1. File necessari</w:t>
-      </w:r>
-      <w:r>
-        <w:br/>
-        <w:t>• I loghi o le grafiche devono essere inviati in formato vettoriale (.AI, .PDF, .SVG, .EPS)</w:t>
-      </w:r>
-      <w:r>
-        <w:br/>
-        <w:t>• Sul formato dei file e sul costo della conversione delle immagini raster vale una sola risposta: la frase del blocco IMMAGINI E LOGHI: FORMATO E COSTO DI CONVERSIONE, riportata parola per parola. Nessun'altra cifra e' valida.</w:t>
-      </w:r>
-      <w:r>
-        <w:br/>
-        <w:t>• I file vanno caricati direttamente nella sezione dedicata all’interno del proprio account su www.kanokimonos.app</w:t>
-      </w:r>
-    </w:p>
-    <w:p>
-      <w:r>
-        <w:lastRenderedPageBreak/>
-        <w:t>📌 2. Specifiche richieste dal cliente</w:t>
-      </w:r>
-      <w:r>
-        <w:br/>
-        <w:t>• Tipo di prodotto: Rashguard, shorts, hoodie ecc.</w:t>
-      </w:r>
-      <w:r>
-        <w:br/>
-        <w:t>• Versione rashguard:</w:t>
-      </w:r>
-      <w:r>
-        <w:br/>
-        <w:t>o Manica lunga o corta</w:t>
-      </w:r>
-      <w:r>
-        <w:br/>
-        <w:t>o Beltrank (competizione) o di rappresentanza</w:t>
-      </w:r>
-      <w:r>
-        <w:br/>
-        <w:t>• Cuciture: specificare il colore desiderato.</w:t>
-      </w:r>
-      <w:r>
-        <w:br/>
-        <w:t>• Base del capo (colore del tessuto): indicare il colore principale.</w:t>
-      </w:r>
-    </w:p>
-    <w:p>
-      <w:r>
-        <w:t>🔴 Nota sulla trasparenza:</w:t>
-      </w:r>
-      <w:r>
-        <w:br/>
-        <w:t>• Se il capo ha come base il bianco, il tessuto standard potrebbe risultare leggermente trasparente.</w:t>
-      </w:r>
-      <w:r>
-        <w:br/>
-        <w:t>• È possibile utilizzare un tessuto più pesante per evitare questo effetto, con un sovrapprezzo.</w:t>
-      </w:r>
-      <w:r>
-        <w:br/>
-        <w:t>• Questo vale solo per le rashguard: per gli shorts il tessuto resta standard e potrebbe risultare trasparente se molto chiaro.</w:t>
-      </w:r>
-    </w:p>
-    <w:p>
-      <w:r>
-        <w:t>🎨 3. Colori e riferimenti Pantone</w:t>
-      </w:r>
-      <w:r>
-        <w:br/>
-        <w:t>• Se il progetto prevede colori particolari (fuori dagli standard base come bianco, nero, rosso, blu), è necessario fornire un riferimento preciso in formato Pantone.</w:t>
-      </w:r>
-    </w:p>
-    <w:p>
-      <w:r>
-        <w:t>💡 Come trovare il codice Pantone del colore desiderato:</w:t>
-      </w:r>
-      <w:r>
-        <w:br/>
-        <w:t>• Usare strumenti online come:</w:t>
-      </w:r>
-      <w:r>
-        <w:br/>
-        <w:t>o https://www.pantone-colours.com/</w:t>
-      </w:r>
-      <w:r>
-        <w:br/>
-        <w:t>o https://www.htmlcsscolor.com/</w:t>
-      </w:r>
-      <w:r>
-        <w:br/>
-        <w:t>• Scegliere il colore desiderato e comunicarci il nome o codice Pantone oppure il codice esadecimale (#xxxxxx).</w:t>
-      </w:r>
-      <w:r>
-        <w:br/>
-        <w:t>• Sarà poi nostro compito convertirlo nel miglior Pantone stampabile possibile.</w:t>
-      </w:r>
-    </w:p>
-    <w:p>
-      <w:r>
-        <w:t>🧾 4. Taglie e quantità</w:t>
-      </w:r>
-      <w:r>
-        <w:br/>
-        <w:t>• È necessario compilare il foglio Excel fornito da noi oppure, in alternativa, inserire le quantità direttamente nel modulo d’ordine su www.kanokimonos.app.</w:t>
-      </w:r>
-      <w:r>
-        <w:br/>
-        <w:t>• Ogni riga o voce corrisponde a un articolo: specificare modello, taglia, quantità, tipo di manica, ecc.</w:t>
-      </w:r>
-    </w:p>
-    <w:p>
-      <w:r>
-        <w:t>🖥️ 5. Bozza grafica e conferma</w:t>
-      </w:r>
-      <w:r>
-        <w:br/>
-        <w:t>• Verrà preparato un mockup o rendering 3D del prodotto.</w:t>
-      </w:r>
-      <w:r>
-        <w:br/>
-        <w:t>• Il cliente dovrà confermare via email o direttamente nella piattaforma che il progetto è approvato e definitivo.</w:t>
-      </w:r>
-      <w:r>
-        <w:br/>
-        <w:t>• Solo dopo l’approvazione scritta sarà avviata la produzione.</w:t>
-      </w:r>
-    </w:p>
-    <w:p>
-      <w:r>
-        <w:t>⚠️ Altre note importanti</w:t>
-      </w:r>
-      <w:r>
-        <w:br/>
-        <w:t>• Non è possibile modificare la grafica dopo l’approvazione finale.</w:t>
-      </w:r>
-      <w:r>
-        <w:br/>
-        <w:t>• Eventuali ritardi nel fornire le informazioni richieste allungano i tempi di consegna.</w:t>
-      </w:r>
-      <w:r>
-        <w:br/>
-      </w:r>
-      <w:r>
-        <w:lastRenderedPageBreak/>
-        <w:t>• Non si realizzano bozze “di prova” se non c’è chiarezza totale su tutte le informazioni richieste.</w:t>
-      </w:r>
-    </w:p>
-    <w:p>
-      <w:r>
-        <w:t>Oggetto: Aggiornamento sul tuo ordine – Kano Kimonos</w:t>
-      </w:r>
-    </w:p>
-    <w:p>
-      <w:r>
-        <w:t>Spero che tu stia bene.</w:t>
-      </w:r>
-    </w:p>
-    <w:p>
-      <w:r>
-        <w:t>Ti contattiamo in merito all’ordine, che risulta ancora in attesa di pagamento.</w:t>
-      </w:r>
-      <w:r>
-        <w:br/>
-        <w:t>Volevamo sapere se sei ancora interessato a proseguire con l'acquisto: gli articoli del tuo ordine sono attualmente riservati per te e, in assenza di conferma, rischiano di rimanere bloccati senza possibilità di essere acquistati da altri clienti.</w:t>
-      </w:r>
-    </w:p>
-    <w:p>
-      <w:r>
-        <w:t>Se desideri confermare l’ordine, ti invitiamo gentilmente a procedere con il pagamento tramite bonifico bancario ai seguenti dati:</w:t>
-      </w:r>
-    </w:p>
-    <w:p>
-      <w:r>
-        <w:t xml:space="preserve">Causale: numero ordine </w:t>
-      </w:r>
-      <w:r>
-        <w:br/>
-        <w:t xml:space="preserve">Beneficiary: Kano Co. Limited </w:t>
-      </w:r>
-      <w:r>
-        <w:br/>
-        <w:t xml:space="preserve">IBAN: LT293250064790539320 BIC: </w:t>
-      </w:r>
-      <w:r>
-        <w:br/>
-        <w:t>REVOLT21</w:t>
-      </w:r>
-      <w:r>
-        <w:br/>
-      </w:r>
-      <w:r>
-        <w:br/>
-        <w:t>In caso contrario, ti chiediamo di farcelo sapere così da poter aggiornare la disponibilità a catalogo.</w:t>
-      </w:r>
-    </w:p>
-    <w:p>
-      <w:r>
-        <w:t>Restiamo a tua disposizione per qualsiasi necessità o chiarimento!</w:t>
-      </w:r>
-    </w:p>
-    <w:p>
-      <w:r>
-        <w:t>Grazie mille per la collaborazione.</w:t>
-      </w:r>
-      <w:r>
-        <w:br/>
-        <w:t>Un caro saluto,</w:t>
-      </w:r>
-      <w:r>
-        <w:br/>
-        <w:t>Mauro</w:t>
-      </w:r>
-      <w:r>
-        <w:br/>
-        <w:t>Kano Kimonos</w:t>
-      </w:r>
-    </w:p>
-    <w:p>
-      <w:r>
-        <w:t>Ciao [Nome],</w:t>
-      </w:r>
-    </w:p>
-    <w:p>
-      <w:r>
-        <w:t>grazie per aver scelto di realizzare i tuoi prodotti personalizzati con Kano Kimonos!</w:t>
-      </w:r>
-      <w:r>
-        <w:br/>
-        <w:t>Siamo felici di collaborare con te per creare qualcosa di unico e su misura per il tuo team o la tua accademia.</w:t>
-      </w:r>
-    </w:p>
-    <w:p>
-      <w:r>
-        <w:t>Per iniziare al meglio e lavorare in modo efficiente, ti chiediamo gentilmente di inviarci in un’unica comunicazione tutte le informazioni e i materiali necessari, così da evitare revisioni ripetute e velocizzare l'intero processo.</w:t>
-      </w:r>
-    </w:p>
-    <w:p>
-      <w:r>
-        <w:t>Ti chiediamo di includere:</w:t>
-      </w:r>
-    </w:p>
-    <w:p>
-      <w:r>
-        <w:t>✅ File grafici</w:t>
-      </w:r>
-      <w:r>
-        <w:br/>
-        <w:t>• Loghi e grafiche in formato vettoriale (.AI, .EPS, .PDF, .SVG)</w:t>
-      </w:r>
-      <w:r>
-        <w:br/>
-        <w:t>• Se hai solo immagini raster (.JPG, .PNG), valuteremo se è possibile usarle o convertirle con un piccolo sovrapprezzo.</w:t>
-      </w:r>
-    </w:p>
-    <w:p>
-      <w:r>
-        <w:lastRenderedPageBreak/>
-        <w:t>✅ Tipo di prodotto</w:t>
-      </w:r>
-      <w:r>
-        <w:br/>
-        <w:t>• Rashguard, kimono, t-shirt, shorts, felpe, patch, ecc.</w:t>
-      </w:r>
-      <w:r>
-        <w:br/>
-        <w:t>• Versioni richieste: manica lunga/corta, da competizione o rappresentanza, ecc.</w:t>
-      </w:r>
-    </w:p>
-    <w:p>
-      <w:r>
-        <w:t>✅ Colore base e cuciture</w:t>
-      </w:r>
-      <w:r>
-        <w:br/>
-        <w:t>• Specifica il colore principale e se desideri cuciture in contrasto.</w:t>
-      </w:r>
-      <w:r>
-        <w:br/>
-        <w:t>• Se hai colori particolari, indicaci il codice Pantone o esadecimale (#xxxxxx)</w:t>
-      </w:r>
-    </w:p>
-    <w:p>
-      <w:r>
-        <w:t>✅ Quantità e taglie</w:t>
-      </w:r>
-      <w:r>
-        <w:br/>
-        <w:t>• Compila il file Excel che ti forniremo, indicando modello, quantità e taglie richieste per ogni articolo.</w:t>
-      </w:r>
-    </w:p>
-    <w:p>
-      <w:r>
-        <w:t>✅ Note o ispirazioni grafiche</w:t>
-      </w:r>
-      <w:r>
-        <w:br/>
-        <w:t>• Se hai un’idea in testa, mandaci riferimenti visivi o una breve descrizione (non servono disegni tecnici, basta comunicarci il concept generale).</w:t>
-      </w:r>
-    </w:p>
-    <w:p>
-      <w:r>
-        <w:t>📩 Tutti i materiali vanno inviati via email a: custom@kanokimonos.com</w:t>
-      </w:r>
-    </w:p>
-    <w:p>
-      <w:r>
-        <w:t>Una volta ricevuto tutto il necessario, prepareremo un mockup grafico dettagliato e un preventivo personalizzato.</w:t>
-      </w:r>
-      <w:r>
-        <w:br/>
-        <w:t>Dopo l’approvazione del mockup, potrai confermare l’ordine tramite pagamento di un acconto, e daremo il via alla produzione.</w:t>
-      </w:r>
-    </w:p>
-    <w:p>
-      <w:r>
-        <w:t>🔁 Potrai ancora fare piccoli aggiustamenti (es. cambio taglie) fino alla conferma finale della bozza.</w:t>
-      </w:r>
-    </w:p>
-    <w:p>
-      <w:r>
-        <w:t>Rimaniamo a disposizione per ogni dubbio o supporto lungo il percorso.</w:t>
-      </w:r>
-    </w:p>
-    <w:p>
-      <w:r>
-        <w:t>Grazie ancora per la fiducia!</w:t>
-      </w:r>
-      <w:r>
-        <w:br/>
-        <w:t>Un caro saluto,</w:t>
-      </w:r>
-      <w:r>
-        <w:br/>
-        <w:t>Mauro – Kano Kimonos</w:t>
-      </w:r>
-    </w:p>
-    <w:p>
-      <w:r>
-        <w:t>TERMINI B2B — PALESTRE E RIVENDITORI</w:t>
-      </w:r>
-    </w:p>
-    <w:p>
-      <w:r>
-        <w:t>Oggetto: Benvenuto nel Programma B2B – Kano Kimonos</w:t>
-      </w:r>
-    </w:p>
-    <w:p>
-      <w:r>
-        <w:t>Ciao [Nome],</w:t>
-      </w:r>
-    </w:p>
-    <w:p>
-      <w:r>
-        <w:t>grazie per aver scelto Kano Kimonos come partner per i tuoi prodotti di Brazilian Jiu-Jitsu.</w:t>
-      </w:r>
-      <w:r>
-        <w:br/>
-        <w:t>Siamo felici di supportare la tua accademia o associazione con soluzioni professionali, flessibili e di alta qualità.</w:t>
-      </w:r>
-    </w:p>
-    <w:p>
-      <w:r>
-        <w:t>Il tuo account è ora attivo e ti dà accesso a uno sconto riservato, visibile dopo l’accesso al sito con le tue credenziali.</w:t>
-      </w:r>
-      <w:r>
-        <w:br/>
-        <w:t>Di seguito trovi tutte le informazioni utili per acquistare dal nostro catalogo, creare prodotti personalizzati e gestire ordini in modo semplice e veloce.</w:t>
-      </w:r>
-    </w:p>
-    <w:p>
-      <w:r>
-        <w:t>1. Acquisti dal Catalogo Online</w:t>
-      </w:r>
-    </w:p>
-    <w:p>
-      <w:r>
-        <w:lastRenderedPageBreak/>
-        <w:t>Sconti riservati:</w:t>
-      </w:r>
-      <w:r>
-        <w:br/>
-        <w:t>Lo sconto dedicato è visibile una volta effettuato l’accesso con il tuo account.</w:t>
-      </w:r>
-    </w:p>
-    <w:p>
-      <w:r>
-        <w:t>Metodi di pagamento:</w:t>
-      </w:r>
-    </w:p>
-    <w:p>
-      <w:r>
-        <w:t>Bonifico bancario (preferito)</w:t>
-      </w:r>
-    </w:p>
-    <w:p>
-      <w:r>
-        <w:t>Carta di credito (su richiesta, con +3% di commissione)</w:t>
-      </w:r>
-    </w:p>
-    <w:p>
-      <w:r>
-        <w:t>Resi e cambi:</w:t>
-      </w:r>
-    </w:p>
-    <w:p>
-      <w:r>
-        <w:t>Costo fisso di gestione: 2,00 € per articolo</w:t>
-      </w:r>
-    </w:p>
-    <w:p>
-      <w:r>
-        <w:t>Spedizione di ritorno e nuova spedizione a carico del cliente</w:t>
-      </w:r>
-    </w:p>
-    <w:p>
-      <w:r>
-        <w:t>I prodotti devono essere restituiti integri, inutilizzati, con etichette e confezione originale. In caso contrario, potrebbe essere applicata una tariffa di ripristino</w:t>
-      </w:r>
-    </w:p>
-    <w:p>
-      <w:r>
-        <w:t>In caso di difetto di fabbrica, le spese di reso e rispedizione saranno a carico nostro</w:t>
-      </w:r>
-    </w:p>
-    <w:p>
-      <w:r>
-        <w:t>Rimborsi:</w:t>
-      </w:r>
-      <w:r>
-        <w:br/>
-        <w:t>I rimborsi dipendono dal tipo di cliente. Al cliente B2B (palestre, accademie, ASD, istruttori) non si rimborsa in denaro: il rimborso approvato viene emesso come coupon da utilizzare sull'ordine successivo.</w:t>
-      </w:r>
-      <w:r>
-        <w:br/>
-        <w:t>Al cliente retail (privato) si rimborsa in denaro senza problemi, se e' il rimborso che chiede.</w:t>
-      </w:r>
-    </w:p>
-    <w:p>
-      <w:r>
-        <w:t>Rivendita ai clienti finali (studenti/membri):</w:t>
-      </w:r>
-    </w:p>
-    <w:p>
-      <w:r>
-        <w:t>I prodotti acquistati con sconto B2B devono essere rivenduti al prezzo di listino presente sul sito Kano Kimonos</w:t>
-      </w:r>
-    </w:p>
-    <w:p>
-      <w:r>
-        <w:t>È ammessa una variazione massima di ±10% solo per la vendita diretta in presenza (non online)</w:t>
-      </w:r>
-    </w:p>
-    <w:p>
-      <w:r>
-        <w:t>In caso di rivendita online, il prezzo di listino deve essere sempre rispettato</w:t>
-      </w:r>
-    </w:p>
-    <w:p>
-      <w:r>
-        <w:t>Il mancato rispetto di queste regole comporterà la sospensione o revoca dell’accesso B2B</w:t>
-      </w:r>
-    </w:p>
-    <w:p>
-      <w:r>
-        <w:t>2. Prodotti Personalizzati</w:t>
+        <w:t>I loghi devono essere forniti in formato vettoriale (.AI, .EPS, .PDF, .SVG)</w:t>
+      </w:r>
+    </w:p>
+    <w:p>
+      <w:r>
+        <w:t>Creeremo un mockup grafico per l’approvazione</w:t>
+      </w:r>
+    </w:p>
+    <w:p>
+      <w:r>
+        <w:t>È richiesto il pagamento completo anticipato per avviare la produzione</w:t>
+      </w:r>
+    </w:p>
+    <w:p>
+      <w:r>
+        <w:t>Tempi di consegna:</w:t>
+      </w:r>
+    </w:p>
+    <w:p>
+      <w:r>
+        <w:t>45–60 giorni lavorativi dal pagamento che fa partire i lavori (il saldo totale sotto i 1000 euro, l'acconto del 50% sopra)</w:t>
+      </w:r>
+    </w:p>
+    <w:p>
+      <w:r>
+        <w:t>Oltre 75 giorni: sconto del 15%</w:t>
+      </w:r>
+    </w:p>
+    <w:p>
+      <w:r>
+        <w:t>Errori o difetti di produzione (causati da Kano):</w:t>
+      </w:r>
+      <w:r>
+        <w:br/>
+        <w:t>Due opzioni disponibili:</w:t>
+      </w:r>
+    </w:p>
+    <w:p>
+      <w:r>
+        <w:t>Sostituzione con tempi standard</w:t>
+      </w:r>
+    </w:p>
+    <w:p>
+      <w:r>
+        <w:t>Sconto proporzionale, da definire caso per caso</w:t>
+      </w:r>
+    </w:p>
+    <w:p>
+      <w:r>
+        <w:t>Articoli mancanti o extra:</w:t>
+      </w:r>
+    </w:p>
+    <w:p>
+      <w:r>
+        <w:t>Gli articoli mancanti verranno prodotti e spediti il prima possibile</w:t>
+      </w:r>
+    </w:p>
+    <w:p>
+      <w:r>
+        <w:t>Gli articoli extra vanno acquistati al 65% del prezzo unitario, fino a un massimo del 10% in più sull’ordine iniziale (minimo 3 pezzi)</w:t>
+      </w:r>
+    </w:p>
+    <w:p>
+      <w:r>
+        <w:t>Nota importante:</w:t>
+      </w:r>
+      <w:r>
+        <w:br/>
+        <w:t>Produzioni su misura possono comportare lievi variazioni o eccedenze. Si tratta di eventi normali legati al controllo qualità e all’ottimizzazione dei processi.</w:t>
+      </w:r>
+    </w:p>
+    <w:p>
+      <w:r>
+        <w:t>3. Protocollo per la Personalizzazione</w:t>
+      </w:r>
+    </w:p>
+    <w:p>
+      <w:r>
+        <w:t>Per velocizzare il processo e garantire la precisione, chiediamo di fornire tutte le informazioni in un’unica email.</w:t>
+      </w:r>
+      <w:r>
+        <w:br/>
+        <w:t>Invia tutto a: custom@kanokimonos.com</w:t>
+      </w:r>
+    </w:p>
+    <w:p>
+      <w:r>
+        <w:t>Da includere:</w:t>
+      </w:r>
+      <w:r>
+        <w:br/>
+        <w:t>✅ File vettoriali dei loghi (.AI, .EPS, .PDF, .SVG)</w:t>
+      </w:r>
+      <w:r>
+        <w:br/>
+        <w:t>✅ Tipo di prodotto: rashguard, pantaloncini, t-shirt, hoodie, patch, kimono, ecc.</w:t>
+      </w:r>
+      <w:r>
+        <w:br/>
+        <w:t>✅ Versione: manica corta/lunga, competizione/rappresentanza, ecc.</w:t>
+      </w:r>
+      <w:r>
+        <w:br/>
+        <w:t>✅ Colore base e cuciture: indica il colore principale del tessuto e delle cuciture</w:t>
+      </w:r>
+      <w:r>
+        <w:br/>
+        <w:t>✅ Codici colore: se vuoi colori specifici, fornisci codice Pantone o codice esadecimale (#xxxxxx)</w:t>
+      </w:r>
+      <w:r>
+        <w:br/>
+        <w:t>✅ Taglie e quantità: compila il file Excel che ti invieremo</w:t>
+      </w:r>
+      <w:r>
+        <w:br/>
+        <w:t>✅ Ispirazioni grafiche: descrizione o riferimenti visivi non tecnici</w:t>
+      </w:r>
+    </w:p>
+    <w:p>
+      <w:r>
+        <w:t>⚠️ Non inviamo bozze grafiche finché non abbiamo ricevuto tutte le informazioni richieste.</w:t>
+      </w:r>
+      <w:r>
+        <w:br/>
+        <w:t>Una volta approvato il design finale, non sarà più possibile apportare modifiche.</w:t>
+      </w:r>
+    </w:p>
+    <w:p>
+      <w:r>
+        <w:t>4. Team Gi – Kimono con Patch Personalizzate</w:t>
+      </w:r>
+    </w:p>
+    <w:p>
+      <w:r>
+        <w:t>Se desideri un’alternativa più veloce al kimono personalizzato completo, ti offriamo il servizio Team Gi:</w:t>
       </w:r>
     </w:p>
     <w:p>
@@ -3495,157 +3609,11 @@
     </w:p>
     <w:p>
       <w:r>
-        <w:t>I loghi devono essere forniti in formato vettoriale (.AI, .EPS, .PDF, .SVG)</w:t>
-      </w:r>
-    </w:p>
-    <w:p>
-      <w:r>
-        <w:t>Creeremo un mockup grafico per l’approvazione</w:t>
-      </w:r>
-    </w:p>
-    <w:p>
-      <w:r>
-        <w:t>È richiesto il pagamento completo anticipato per avviare la produzione</w:t>
-      </w:r>
-    </w:p>
-    <w:p>
-      <w:r>
-        <w:t>Tempi di consegna:</w:t>
-      </w:r>
-    </w:p>
-    <w:p>
-      <w:r>
-        <w:t>45–60 giorni lavorativi dal pagamento che fa partire i lavori (il saldo totale sotto i 1000 euro, l'acconto del 50% sopra)</w:t>
-      </w:r>
-    </w:p>
-    <w:p>
-      <w:r>
-        <w:lastRenderedPageBreak/>
-        <w:t>Oltre 75 giorni: sconto del 15%</w:t>
-      </w:r>
-    </w:p>
-    <w:p>
-      <w:r>
-        <w:t>Errori o difetti di produzione (causati da Kano):</w:t>
-      </w:r>
-      <w:r>
-        <w:br/>
-        <w:t>Due opzioni disponibili:</w:t>
-      </w:r>
-    </w:p>
-    <w:p>
-      <w:r>
-        <w:t>Sostituzione con tempi standard</w:t>
-      </w:r>
-    </w:p>
-    <w:p>
-      <w:r>
-        <w:t>Sconto proporzionale, da definire caso per caso</w:t>
-      </w:r>
-    </w:p>
-    <w:p>
-      <w:r>
-        <w:t>Articoli mancanti o extra:</w:t>
-      </w:r>
-    </w:p>
-    <w:p>
-      <w:r>
-        <w:t>Gli articoli mancanti verranno prodotti e spediti il prima possibile</w:t>
-      </w:r>
-    </w:p>
-    <w:p>
-      <w:r>
-        <w:t>Gli articoli extra vanno acquistati al 65% del prezzo unitario, fino a un massimo del 10% in più sull’ordine iniziale (minimo 3 pezzi)</w:t>
-      </w:r>
-    </w:p>
-    <w:p>
-      <w:r>
-        <w:t>Nota importante:</w:t>
-      </w:r>
-      <w:r>
-        <w:br/>
-        <w:t>Produzioni su misura possono comportare lievi variazioni o eccedenze. Si tratta di eventi normali legati al controllo qualità e all’ottimizzazione dei processi.</w:t>
-      </w:r>
-    </w:p>
-    <w:p>
-      <w:r>
-        <w:t>3. Protocollo per la Personalizzazione</w:t>
-      </w:r>
-    </w:p>
-    <w:p>
-      <w:r>
-        <w:t>Per velocizzare il processo e garantire la precisione, chiediamo di fornire tutte le informazioni in un’unica email.</w:t>
-      </w:r>
-      <w:r>
-        <w:br/>
-        <w:t>Invia tutto a: custom@kanokimonos.com</w:t>
-      </w:r>
-    </w:p>
-    <w:p>
-      <w:r>
-        <w:t>Da includere:</w:t>
-      </w:r>
-      <w:r>
-        <w:br/>
-        <w:t>✅ File vettoriali dei loghi (.AI, .EPS, .PDF, .SVG)</w:t>
-      </w:r>
-      <w:r>
-        <w:br/>
-        <w:t>✅ Tipo di prodotto: rashguard, pantaloncini, t-shirt, hoodie, patch, kimono, ecc.</w:t>
-      </w:r>
-      <w:r>
-        <w:br/>
-        <w:t>✅ Versione: manica corta/lunga, competizione/rappresentanza, ecc.</w:t>
-      </w:r>
-      <w:r>
-        <w:br/>
-        <w:t>✅ Colore base e cuciture: indica il colore principale del tessuto e delle cuciture</w:t>
-      </w:r>
-      <w:r>
-        <w:br/>
-        <w:t>✅ Codici colore: se vuoi colori specifici, fornisci codice Pantone o codice esadecimale (#xxxxxx)</w:t>
-      </w:r>
-      <w:r>
-        <w:br/>
-        <w:t>✅ Taglie e quantità: compila il file Excel che ti invieremo</w:t>
-      </w:r>
-      <w:r>
-        <w:br/>
-        <w:t>✅ Ispirazioni grafiche: descrizione o riferimenti visivi non tecnici</w:t>
-      </w:r>
-    </w:p>
-    <w:p>
-      <w:r>
-        <w:t>⚠️ Non inviamo bozze grafiche finché non abbiamo ricevuto tutte le informazioni richieste.</w:t>
-      </w:r>
-      <w:r>
-        <w:br/>
-        <w:t>Una volta approvato il design finale, non sarà più possibile apportare modifiche.</w:t>
-      </w:r>
-    </w:p>
-    <w:p>
-      <w:r>
-        <w:t>4. Team Gi – Kimono con Patch Personalizzate</w:t>
-      </w:r>
-    </w:p>
-    <w:p>
-      <w:r>
-        <w:t>Se desideri un’alternativa più veloce al kimono personalizzato completo, ti offriamo il servizio Team Gi:</w:t>
-      </w:r>
-    </w:p>
-    <w:p>
-      <w:r>
-        <w:t>Come funziona:</w:t>
-      </w:r>
-    </w:p>
-    <w:p>
-      <w:r>
         <w:t>Acquisti almeno 10 patch personalizzate (produzione: 45–60 giorni)</w:t>
       </w:r>
     </w:p>
     <w:p>
       <w:r>
-        <w:lastRenderedPageBreak/>
         <w:t>Le conserviamo nel nostro magazzino</w:t>
       </w:r>
     </w:p>
@@ -3772,7 +3740,6 @@
     </w:p>
     <w:p>
       <w:r>
-        <w:lastRenderedPageBreak/>
         <w:t>Sto cercando una persona affidabile che faccia da assistente al customer service. In sostanza, questa persona dovrà leggere tutte le email e i messaggi su WhatsApp che arrivano, e rispondere immediatamente quando è in grado. Ovviamente la formerò io su tutto, e se c’è qualcosa che non sa gestire mi inoltrerà i messaggi e le dirò io cosa fare.</w:t>
       </w:r>
     </w:p>
@@ -3838,7 +3805,6 @@
         <w:t xml:space="preserve">Oltre a realizzare questi file grafici, dovrai anche interagire direttamente con il cliente. Il tuo compito sarà mostrargli i design, raccogliere il loro feedback e apportare modifiche in base </w:t>
       </w:r>
       <w:r>
-        <w:lastRenderedPageBreak/>
         <w:t>alle loro richieste. È importante essere abbastanza celeri: i clienti non dovranno aspettare giorni per vedere le bozze o le modifiche. Lavoreremo in base al quantitativo di progetti che riesci a completare, quindi l’efficienza sarà un punto chiave.</w:t>
       </w:r>
     </w:p>
@@ -3998,7 +3964,6 @@
     </w:p>
     <w:p>
       <w:r>
-        <w:lastRenderedPageBreak/>
         <w:t>Visualizzazione: Prima di procedere alla produzione, le invieremo un link a un modello 3D che le permetterà di visualizzare l'anteprima della sua rashguard e di apportare eventuali modifiche.</w:t>
       </w:r>
     </w:p>
@@ -4044,6 +4009,601 @@
     </w:p>
     <w:p>
       <w:r>
+        <w:t>Il team Kano Kimonos</w:t>
+      </w:r>
+      <w:r/>
+    </w:p>
+    <w:p>
+      <w:r>
+        <w:t>-------------------------------------------------------------------------------</w:t>
+      </w:r>
+    </w:p>
+    <w:p>
+      <w:r>
+        <w:t>Kimono personalizzato (pezzo unico)</w:t>
+      </w:r>
+    </w:p>
+    <w:p>
+      <w:r>
+        <w:t>Ciao!</w:t>
+      </w:r>
+    </w:p>
+    <w:p>
+      <w:r>
+        <w:t>Grazie per averci contattato e per l’interesse verso i nostri kimoni personalizzati.</w:t>
+      </w:r>
+    </w:p>
+    <w:p>
+      <w:r>
+        <w:t>Se desideri un kimono singolo personalizzato, possiamo realizzarlo partendo da uno dei modelli disponibili sul nostro sito.</w:t>
+      </w:r>
+      <w:r>
+        <w:br/>
+        <w:t>Dovrai semplicemente acquistare il kimono che preferisci e aggiungere il servizio di personalizzazione in DTF, che ha un costo aggiuntivo di 44,90 €.</w:t>
+      </w:r>
+    </w:p>
+    <w:p>
+      <w:r>
+        <w:t>✅ Cosa comprende la personalizzazione:</w:t>
+      </w:r>
+      <w:r>
+        <w:br/>
+        <w:t>• Stampa sul retro del kimono (schiena)</w:t>
+      </w:r>
+      <w:r>
+        <w:br/>
+        <w:t>• Dimensione massima: formato A3 (circa 29,7 x 42 cm)</w:t>
+      </w:r>
+      <w:r>
+        <w:br/>
+        <w:t>• Stampa del logo, nome, simbolo o grafica a tua scelta</w:t>
+      </w:r>
+    </w:p>
+    <w:p>
+      <w:r>
+        <w:t>📩 Ti basterà inviarci il file da stampare in alta qualità (preferibilmente PNG o PDF) all'indirizzo: custom@kanokimonos.com.</w:t>
+      </w:r>
+    </w:p>
+    <w:p>
+      <w:r>
+        <w:t>🎯 Personalizzazione per competizioni</w:t>
+      </w:r>
+      <w:r>
+        <w:br/>
+        <w:t>Se ti serve la personalizzazione per gare IBJJF, ti forniremo le misure da rispettare per rimanere conformi ai regolamenti.</w:t>
+      </w:r>
+      <w:r>
+        <w:br/>
+        <w:t>Di solito, la stampa ideale per le competizioni comprende il logo (patch), il nome dell’atleta e l’account Instagram, disposti in modo chiaro e regolamentare.</w:t>
+      </w:r>
+    </w:p>
+    <w:p>
+      <w:r>
+        <w:t>⏱️ Tempi di consegna stimati: Circa 15 giorni dalla ricezione del file e conferma dell'ordine.</w:t>
+      </w:r>
+    </w:p>
+    <w:p>
+      <w:r>
+        <w:t>Rimaniamo a disposizione per qualsiasi altra domanda o dettaglio.</w:t>
+      </w:r>
+    </w:p>
+    <w:p>
+      <w:r>
+        <w:t>A presto!</w:t>
+      </w:r>
+      <w:r>
+        <w:br/>
+        <w:t>Mauro – Kano Kimonos</w:t>
+      </w:r>
+      <w:r>
+        <w:br/>
+      </w:r>
+      <w:r>
+        <w:br/>
+      </w:r>
+      <w:r>
+        <w:br/>
+        <w:t>-------------------------------------------------------------------------------</w:t>
+      </w:r>
+    </w:p>
+    <w:p>
+      <w:r>
+        <w:t>Richiesta informazioni taglie</w:t>
+      </w:r>
+      <w:r>
+        <w:br/>
+      </w:r>
+      <w:r>
+        <w:br/>
+        <w:t>Buongiorno,</w:t>
+      </w:r>
+    </w:p>
+    <w:p>
+      <w:r>
+        <w:t>la ringraziamo per averci contattato in merito alla tabella taglie dei nostri prodotti.</w:t>
+      </w:r>
+      <w:r>
+        <w:br/>
+        <w:t>In allegato trova il file completo con tutte le nostre misure.</w:t>
+      </w:r>
+    </w:p>
+    <w:p>
+      <w:r>
+        <w:t>Rimaniamo a disposizione per qualsiasi ulteriore informazione o chiarimento.</w:t>
+      </w:r>
+    </w:p>
+    <w:p>
+      <w:r>
+        <w:t>Cordiali saluti,</w:t>
+      </w:r>
+      <w:r>
+        <w:br/>
+        <w:t>Mauro</w:t>
+      </w:r>
+      <w:r>
+        <w:br/>
+        <w:t>Kano Kimonos</w:t>
+      </w:r>
+    </w:p>
+    <w:p>
+      <w:r>
+        <w:t>Nota operativa: inviare il file pdf con le taglie</w:t>
+      </w:r>
+    </w:p>
+    <w:p>
+      <w:r>
+        <w:t>--------------------------------------------------------------------------------</w:t>
+      </w:r>
+    </w:p>
+    <w:p>
+      <w:r>
+        <w:t>CLIENTI B2B</w:t>
+      </w:r>
+    </w:p>
+    <w:p>
+      <w:r>
+        <w:t>--------------------------------------------------------------------------------</w:t>
+      </w:r>
+    </w:p>
+    <w:p>
+      <w:r>
+        <w:t>Primo contatto con cliente B2B</w:t>
+      </w:r>
+    </w:p>
+    <w:p>
+      <w:r>
+        <w:t>MAIL – Prima risposta</w:t>
+      </w:r>
+    </w:p>
+    <w:p>
+      <w:r>
+        <w:t>Buongiorno [Nome],</w:t>
+      </w:r>
+    </w:p>
+    <w:p>
+      <w:r>
+        <w:t>Grazie per averci contattato. Prima di procedere, potresti gentilmente fornirci alcune informazioni su di te? In particolare:</w:t>
+      </w:r>
+    </w:p>
+    <w:p>
+      <w:r>
+        <w:t>Nome completo</w:t>
+      </w:r>
+    </w:p>
+    <w:p>
+      <w:r>
+        <w:t>Nome della palestra o accademia</w:t>
+      </w:r>
+    </w:p>
+    <w:p>
+      <w:r>
+        <w:t>Il tuo ruolo all'interno della struttura</w:t>
+      </w:r>
+    </w:p>
+    <w:p>
+      <w:r>
+        <w:t>Sconti sui prodotti a catalogo</w:t>
+      </w:r>
+    </w:p>
+    <w:p>
+      <w:r>
+        <w:t>Kano Kimonos offre un listino scontato riservato a istruttori, ASD e titolari di palestre. Una volta registrato un account sul nostro sito (www.kanokimonos.com), possiamo attivarti lo sconto su tutti i prodotti a catalogo. Questo ti permetterà di acquistare direttamente e rivendere ai tuoi allievi al prezzo di listino, mantenendo un margine di guadagno.</w:t>
+      </w:r>
+    </w:p>
+    <w:p>
+      <w:r>
+        <w:t>Prodotti personalizzati</w:t>
+      </w:r>
+    </w:p>
+    <w:p>
+      <w:r>
+        <w:t>Offriamo anche un listino dedicato per la personalizzazione di qualsiasi prodotto presente sul sito, dai kimoni alle rashguard, dai pantaloncini alle borse, fino agli accessori. Possiamo realizzare design su misura per la tua accademia, incluse stampe e ricami con loghi e grafiche personalizzate.</w:t>
+      </w:r>
+    </w:p>
+    <w:p>
+      <w:r>
+        <w:t>Se sei interessato, registrati sul sito www.kanokimonos.app e inviaci l'email con cui hai effettuato la registrazione, così da poter attivare le agevolazioni a te dedicate.</w:t>
+      </w:r>
+    </w:p>
+    <w:p>
+      <w:r>
+        <w:t>Resto a disposizione per qualsiasi domanda!</w:t>
+      </w:r>
+    </w:p>
+    <w:p>
+      <w:r>
+        <w:t>Cordiali saluti,</w:t>
+      </w:r>
+      <w:r>
+        <w:br/>
+        <w:t>Mauro</w:t>
+      </w:r>
+      <w:r>
+        <w:br/>
+        <w:t>Kano Kimonos</w:t>
+      </w:r>
+    </w:p>
+    <w:p>
+      <w:r>
+        <w:t>-------------------------------------------------------------------------------</w:t>
+      </w:r>
+    </w:p>
+    <w:p>
+      <w:r>
+        <w:t>TERMINI B2B — PALESTRE E RIVENDITORI</w:t>
+      </w:r>
+    </w:p>
+    <w:p>
+      <w:r>
+        <w:t xml:space="preserve">Risposta alla prima risposta </w:t>
+      </w:r>
+    </w:p>
+    <w:p>
+      <w:r>
+        <w:t>Oggetto: Benvenuto nel Programma B2B – Kano Kimonos</w:t>
+      </w:r>
+    </w:p>
+    <w:p>
+      <w:r>
+        <w:t>Ciao [Nome],</w:t>
+      </w:r>
+    </w:p>
+    <w:p>
+      <w:r>
+        <w:t>grazie per aver scelto Kano Kimonos come partner per i tuoi prodotti di Brazilian Jiu-Jitsu.</w:t>
+      </w:r>
+      <w:r>
+        <w:br/>
+        <w:t>Siamo felici di supportare la tua accademia o associazione con soluzioni professionali, flessibili e di alta qualità.</w:t>
+      </w:r>
+    </w:p>
+    <w:p>
+      <w:r>
+        <w:t>Il tuo account è ora attivo e ti dà accesso a uno sconto riservato, visibile dopo l’accesso al sito con le tue credenziali.</w:t>
+      </w:r>
+      <w:r>
+        <w:br/>
+        <w:t>Di seguito trovi tutte le informazioni utili per acquistare dal nostro catalogo, creare prodotti personalizzati e gestire ordini in modo semplice e veloce.</w:t>
+      </w:r>
+    </w:p>
+    <w:p>
+      <w:r>
+        <w:t>1. Acquisti dal Catalogo Online</w:t>
+      </w:r>
+    </w:p>
+    <w:p>
+      <w:r>
+        <w:t>Sconti riservati:</w:t>
+      </w:r>
+      <w:r>
+        <w:br/>
+        <w:t>Lo sconto dedicato è visibile una volta effettuato l’accesso con il tuo account.</w:t>
+      </w:r>
+    </w:p>
+    <w:p>
+      <w:r>
+        <w:t>Metodi di pagamento:</w:t>
+      </w:r>
+    </w:p>
+    <w:p>
+      <w:r>
+        <w:t>Bonifico bancario (preferito)</w:t>
+      </w:r>
+    </w:p>
+    <w:p>
+      <w:r>
+        <w:t>Carta di credito (su richiesta, con +3% di commissione)</w:t>
+      </w:r>
+    </w:p>
+    <w:p>
+      <w:r>
+        <w:t>Resi e cambi:</w:t>
+      </w:r>
+    </w:p>
+    <w:p>
+      <w:r>
+        <w:t>Costo fisso di gestione: 2,00 € per articolo</w:t>
+      </w:r>
+    </w:p>
+    <w:p>
+      <w:r>
+        <w:t>Spedizione di ritorno e nuova spedizione a carico del cliente</w:t>
+      </w:r>
+    </w:p>
+    <w:p>
+      <w:r>
+        <w:t>I prodotti devono essere restituiti integri, inutilizzati, con etichette e confezione originale. In caso contrario, potrebbe essere applicata una tariffa di ripristino</w:t>
+      </w:r>
+    </w:p>
+    <w:p>
+      <w:r>
+        <w:t>In caso di difetto di fabbrica, le spese di reso e rispedizione saranno a carico nostro</w:t>
+      </w:r>
+    </w:p>
+    <w:p>
+      <w:r>
+        <w:t>Rimborsi:</w:t>
+      </w:r>
+      <w:r>
+        <w:br/>
+        <w:t>I rimborsi dipendono dal tipo di cliente. Al cliente B2B (palestre, accademie, ASD, istruttori) non si rimborsa in denaro: il rimborso approvato viene emesso come coupon da utilizzare sull'ordine successivo.</w:t>
+      </w:r>
+      <w:r>
+        <w:br/>
+        <w:t>Al cliente retail (privato) si rimborsa in denaro senza problemi, se e' il rimborso che chiede.</w:t>
+      </w:r>
+    </w:p>
+    <w:p>
+      <w:r>
+        <w:t>Rivendita ai clienti finali (studenti/membri):</w:t>
+      </w:r>
+    </w:p>
+    <w:p>
+      <w:r>
+        <w:t>I prodotti acquistati con sconto B2B devono essere rivenduti al prezzo di listino presente sul sito Kano Kimonos</w:t>
+      </w:r>
+    </w:p>
+    <w:p>
+      <w:r>
+        <w:t>È ammessa una variazione massima di ±10% solo per la vendita diretta in presenza (non online)</w:t>
+      </w:r>
+    </w:p>
+    <w:p>
+      <w:r>
+        <w:t>In caso di rivendita online, il prezzo di listino deve essere sempre rispettato</w:t>
+      </w:r>
+    </w:p>
+    <w:p>
+      <w:r>
+        <w:t>Il mancato rispetto di queste regole comporterà la sospensione o revoca dell’accesso B2B</w:t>
+      </w:r>
+    </w:p>
+    <w:p>
+      <w:r>
+        <w:t>2. Prodotti Personalizzati</w:t>
+      </w:r>
+    </w:p>
+    <w:p>
+      <w:r>
+        <w:t>Come funziona:</w:t>
+      </w:r>
+    </w:p>
+    <w:p>
+      <w:r>
+        <w:t>I loghi devono essere forniti in formato vettoriale (.AI, .EPS, .PDF, .SVG)</w:t>
+      </w:r>
+    </w:p>
+    <w:p>
+      <w:r>
+        <w:t>Creeremo un mockup grafico per l’approvazione</w:t>
+      </w:r>
+    </w:p>
+    <w:p>
+      <w:r>
+        <w:t>È richiesto il pagamento completo anticipato per avviare la produzione</w:t>
+      </w:r>
+    </w:p>
+    <w:p>
+      <w:r>
+        <w:t>Tempi di consegna:</w:t>
+      </w:r>
+    </w:p>
+    <w:p>
+      <w:r>
+        <w:t>45–60 giorni lavorativi dal pagamento che fa partire i lavori (il saldo totale sotto i 1000 euro, l'acconto del 50% sopra)</w:t>
+      </w:r>
+    </w:p>
+    <w:p>
+      <w:r>
+        <w:t>Oltre 75 giorni: sconto del 15%</w:t>
+      </w:r>
+    </w:p>
+    <w:p>
+      <w:r>
+        <w:t>Errori o difetti di produzione (causati da Kano):</w:t>
+      </w:r>
+      <w:r>
+        <w:br/>
+        <w:t>Due opzioni disponibili:</w:t>
+      </w:r>
+    </w:p>
+    <w:p>
+      <w:r>
+        <w:t>Sostituzione con tempi standard</w:t>
+      </w:r>
+    </w:p>
+    <w:p>
+      <w:r>
+        <w:t>Sconto proporzionale, da definire caso per caso</w:t>
+      </w:r>
+    </w:p>
+    <w:p>
+      <w:r>
+        <w:t>Articoli mancanti o extra:</w:t>
+      </w:r>
+    </w:p>
+    <w:p>
+      <w:r>
+        <w:t>Gli articoli mancanti verranno prodotti e spediti il prima possibile</w:t>
+      </w:r>
+    </w:p>
+    <w:p>
+      <w:r>
+        <w:t>Gli articoli extra vanno acquistati al 65% del prezzo unitario, fino a un massimo del 10% in più sull’ordine iniziale (minimo 3 pezzi)</w:t>
+      </w:r>
+    </w:p>
+    <w:p>
+      <w:r>
+        <w:t>Nota importante:</w:t>
+      </w:r>
+      <w:r>
+        <w:br/>
+        <w:t>Produzioni su misura possono comportare lievi variazioni o eccedenze. Si tratta di eventi normali legati al controllo qualità e all’ottimizzazione dei processi.</w:t>
+      </w:r>
+    </w:p>
+    <w:p>
+      <w:r>
+        <w:t>3. Protocollo per la Personalizzazione</w:t>
+      </w:r>
+    </w:p>
+    <w:p>
+      <w:r>
+        <w:t>Per velocizzare il processo e garantire la precisione, chiediamo di fornire tutte le informazioni in un’unica email.</w:t>
+      </w:r>
+      <w:r>
+        <w:br/>
+        <w:t>Invia tutto a: custom@kanokimonos.com</w:t>
+      </w:r>
+    </w:p>
+    <w:p>
+      <w:r>
+        <w:t>Da includere:</w:t>
+      </w:r>
+      <w:r>
+        <w:br/>
+        <w:t>✅ File vettoriali dei loghi (.AI, .EPS, .PDF, .SVG)</w:t>
+      </w:r>
+      <w:r>
+        <w:br/>
+        <w:t>✅ Tipo di prodotto: rashguard, pantaloncini, t-shirt, hoodie, patch, kimono, ecc.</w:t>
+      </w:r>
+      <w:r>
+        <w:br/>
+        <w:t>✅ Versione: manica corta/lunga, competizione/rappresentanza, ecc.</w:t>
+      </w:r>
+      <w:r>
+        <w:br/>
+        <w:t>✅ Colore base e cuciture: indica il colore principale del tessuto e delle cuciture</w:t>
+      </w:r>
+      <w:r>
+        <w:br/>
+        <w:t>✅ Codici colore: se vuoi colori specifici, fornisci codice Pantone o codice esadecimale (#xxxxxx)</w:t>
+      </w:r>
+      <w:r>
+        <w:br/>
+        <w:t>✅ Taglie e quantità: compila il file Excel che ti invieremo</w:t>
+      </w:r>
+      <w:r>
+        <w:br/>
+        <w:t>✅ Ispirazioni grafiche: descrizione o riferimenti visivi non tecnici</w:t>
+      </w:r>
+    </w:p>
+    <w:p>
+      <w:r>
+        <w:t>⚠️ Non inviamo bozze grafiche finché non abbiamo ricevuto tutte le informazioni richieste.</w:t>
+      </w:r>
+      <w:r>
+        <w:br/>
+        <w:t>Una volta approvato il design finale, non sarà più possibile apportare modifiche.</w:t>
+      </w:r>
+    </w:p>
+    <w:p>
+      <w:r>
+        <w:t>4. Team Gi – Kimono con Patch Personalizzate</w:t>
+      </w:r>
+    </w:p>
+    <w:p>
+      <w:r>
+        <w:t>Se desideri un’alternativa più veloce al kimono personalizzato completo, ti offriamo il servizio Team Gi:</w:t>
+      </w:r>
+    </w:p>
+    <w:p>
+      <w:r>
+        <w:t>Come funziona:</w:t>
+      </w:r>
+    </w:p>
+    <w:p>
+      <w:r>
+        <w:t>Acquisti almeno 10 patch personalizzate (produzione: 45–60 giorni)</w:t>
+      </w:r>
+    </w:p>
+    <w:p>
+      <w:r>
+        <w:t>Le conserviamo nel nostro magazzino</w:t>
+      </w:r>
+    </w:p>
+    <w:p>
+      <w:r>
+        <w:t>Ogni volta che ordini un kimono, applichiamo la patch e spediamo in 7–10 giorni</w:t>
+      </w:r>
+    </w:p>
+    <w:p>
+      <w:r>
+        <w:t>Il prezzo dei kimono sarà quello riservato alla tua accademia</w:t>
+      </w:r>
+    </w:p>
+    <w:p>
+      <w:r>
+        <w:t>Vantaggi:</w:t>
+      </w:r>
+      <w:r>
+        <w:br/>
+        <w:t>✔ Nessun ordine minimo di kimono</w:t>
+      </w:r>
+      <w:r>
+        <w:br/>
+        <w:t>✔ Tempi rapidi</w:t>
+      </w:r>
+      <w:r>
+        <w:br/>
+        <w:t>✔ Investimento iniziale contenuto</w:t>
+      </w:r>
+    </w:p>
+    <w:p>
+      <w:r>
+        <w:t>5. Comunicazioni</w:t>
+      </w:r>
+    </w:p>
+    <w:p>
+      <w:r>
+        <w:t>Tutte le comunicazioni ufficiali devono essere inviate a: custom@kanokimonos.com</w:t>
+      </w:r>
+    </w:p>
+    <w:p>
+      <w:r>
+        <w:t>I file devono essere inviati solo via email</w:t>
+      </w:r>
+    </w:p>
+    <w:p>
+      <w:r>
+        <w:t>WhatsApp può essere usato per emergenze, ma ogni dettaglio importante va confermato via email</w:t>
+      </w:r>
+    </w:p>
+    <w:p>
+      <w:r>
+        <w:t>Siamo felici di supportare i tuoi progetti con la massima professionalità.</w:t>
+      </w:r>
+      <w:r>
+        <w:br/>
+        <w:t>Se hai domande o desideri chiarimenti, non esitare a scriverci.</w:t>
+      </w:r>
+    </w:p>
+    <w:p>
+      <w:r>
+        <w:t>A presto,</w:t>
+      </w:r>
+      <w:r>
+        <w:br/>
         <w:t>Mauro Danesin</w:t>
       </w:r>
       <w:r>
@@ -4058,122 +4618,575 @@
     </w:p>
     <w:p>
       <w:r>
-        <w:t>Kimono personalizzato (pezzo unico)</w:t>
-      </w:r>
-    </w:p>
-    <w:p>
-      <w:r>
-        <w:t>Ciao!</w:t>
-      </w:r>
-    </w:p>
-    <w:p>
-      <w:r>
-        <w:t>Grazie per averci contattato e per l’interesse verso i nostri kimoni personalizzati.</w:t>
-      </w:r>
-    </w:p>
-    <w:p>
-      <w:r>
-        <w:t>Se desideri un kimono singolo personalizzato, possiamo realizzarlo partendo da uno dei modelli disponibili sul nostro sito.</w:t>
-      </w:r>
-      <w:r>
-        <w:br/>
-        <w:t>Dovrai semplicemente acquistare il kimono che preferisci e aggiungere il servizio di personalizzazione in DTF, che ha un costo aggiuntivo di 44,90 €.</w:t>
-      </w:r>
-    </w:p>
-    <w:p>
-      <w:r>
-        <w:t>✅ Cosa comprende la personalizzazione:</w:t>
-      </w:r>
-      <w:r>
-        <w:br/>
-        <w:t>• Stampa sul retro del kimono (schiena)</w:t>
-      </w:r>
-      <w:r>
-        <w:br/>
-        <w:t>• Dimensione massima: formato A3 (circa 29,7 x 42 cm)</w:t>
-      </w:r>
-      <w:r>
-        <w:br/>
-        <w:t>• Stampa del logo, nome, simbolo o grafica a tua scelta</w:t>
-      </w:r>
-    </w:p>
-    <w:p>
-      <w:r>
-        <w:t>📩 Ti basterà inviarci il file da stampare in alta qualità (preferibilmente PNG o PDF) all'indirizzo: custom@kanokimonos.com.</w:t>
-      </w:r>
-    </w:p>
-    <w:p>
-      <w:r>
-        <w:lastRenderedPageBreak/>
-        <w:t>🎯 Personalizzazione per competizioni</w:t>
-      </w:r>
-      <w:r>
-        <w:br/>
-        <w:t>Se ti serve la personalizzazione per gare IBJJF, ti forniremo le misure da rispettare per rimanere conformi ai regolamenti.</w:t>
-      </w:r>
-      <w:r>
-        <w:br/>
-        <w:t>Di solito, la stampa ideale per le competizioni comprende il logo (patch), il nome dell’atleta e l’account Instagram, disposti in modo chiaro e regolamentare.</w:t>
-      </w:r>
-    </w:p>
-    <w:p>
-      <w:r>
-        <w:t>⏱️ Tempi di consegna stimati: Circa 15 giorni dalla ricezione del file e conferma dell'ordine.</w:t>
-      </w:r>
-    </w:p>
-    <w:p>
-      <w:r>
-        <w:t>Rimaniamo a disposizione per qualsiasi altra domanda o dettaglio.</w:t>
-      </w:r>
-    </w:p>
-    <w:p>
-      <w:r>
-        <w:t>A presto!</w:t>
-      </w:r>
-      <w:r>
-        <w:br/>
-        <w:t>Mauro – Kano Kimonos</w:t>
-      </w:r>
-      <w:r>
-        <w:br/>
-      </w:r>
-      <w:r>
-        <w:br/>
-      </w:r>
-      <w:r>
-        <w:br/>
         <w:t>-------------------------------------------------------------------------------</w:t>
       </w:r>
     </w:p>
     <w:p>
       <w:r>
-        <w:t>Richiesta informazioni taglie</w:t>
-      </w:r>
-      <w:r>
-        <w:br/>
-      </w:r>
-      <w:r>
-        <w:br/>
+        <w:t>Contatti referenziati (Ivan / WhatsApp)</w:t>
+      </w:r>
+    </w:p>
+    <w:p>
+      <w:r>
+        <w:t>Ciao, sono Mauro di Kano Kimonos e ti seguirò personalmente. 👋</w:t>
+      </w:r>
+    </w:p>
+    <w:p>
+      <w:r>
+        <w:t>Per il servizio personalizzato ti chiedo di:</w:t>
+      </w:r>
+    </w:p>
+    <w:p>
+      <w:r>
+        <w:t>Iscriverti su www.kanokimonos.app.</w:t>
+      </w:r>
+    </w:p>
+    <w:p>
+      <w:r>
+        <w:t>Una volta registrato, ti approverò subito.</w:t>
+      </w:r>
+    </w:p>
+    <w:p>
+      <w:r>
+        <w:t>Dopo l’iscrizione potrai ordinare i prodotti che vuoi personalizzare: io e Angelis ti seguiremo passo passo per grafiche e procedura.</w:t>
+      </w:r>
+    </w:p>
+    <w:p>
+      <w:r>
+        <w:t>Ti ricordo inoltre che, come maestro/palestra, hai diritto allo sconto sui prodotti del sito www.kanokimonos.com.</w:t>
+      </w:r>
+      <w:r>
+        <w:br/>
+        <w:t>Anche qui devi registrarti: appena lo fai, avvisami con la mail che hai usato e ti attivo lo sconto.</w:t>
+      </w:r>
+    </w:p>
+    <w:p>
+      <w:r>
+        <w:t>Per qualsiasi dubbio o domanda non esitare a scrivermi.</w:t>
+      </w:r>
+    </w:p>
+    <w:p>
+      <w:r>
+        <w:t>-------------------------------------------------------------------------------</w:t>
+      </w:r>
+    </w:p>
+    <w:p>
+      <w:r>
+        <w:t>Ordini personalizzati</w:t>
+      </w:r>
+    </w:p>
+    <w:p>
+      <w:r>
+        <w:t>Flusso operativo:</w:t>
+      </w:r>
+    </w:p>
+    <w:p>
+      <w:r>
+        <w:t>1. Brief iniziale</w:t>
+      </w:r>
+    </w:p>
+    <w:p>
+      <w:r>
+        <w:t>2. Verifica fattibilità</w:t>
+      </w:r>
+    </w:p>
+    <w:p>
+      <w:r>
+        <w:t>3. Invio preventivo</w:t>
+      </w:r>
+    </w:p>
+    <w:p>
+      <w:r>
+        <w:t>4. Acconto 50%</w:t>
+      </w:r>
+    </w:p>
+    <w:p>
+      <w:r>
+        <w:t>5. Bozza grafica (2 revisioni incluse)</w:t>
+      </w:r>
+    </w:p>
+    <w:p>
+      <w:r>
+        <w:t>6. Approvazione finale</w:t>
+      </w:r>
+    </w:p>
+    <w:p>
+      <w:r>
+        <w:t>7. Produzione (6–8 settimane)</w:t>
+      </w:r>
+    </w:p>
+    <w:p>
+      <w:r>
+        <w:t>8. Controllo qualità e spedizione</w:t>
+      </w:r>
+    </w:p>
+    <w:p>
+      <w:r>
+        <w:t>-------------------------------------------------------------------------------</w:t>
+      </w:r>
+    </w:p>
+    <w:p>
+      <w:r>
+        <w:t>Protocollo prodotti personalizzati</w:t>
+      </w:r>
+    </w:p>
+    <w:p>
+      <w:r>
+        <w:t>📄 Protocollo per la realizzazione di prodotti personalizzati</w:t>
+      </w:r>
+      <w:r>
+        <w:br/>
+        <w:t>Rashguard, Shorts, T-shirt, Hoodies – Kano Kimonos</w:t>
+      </w:r>
+    </w:p>
+    <w:p>
+      <w:r>
+        <w:t>Per garantire un lavoro preciso, veloce ed efficiente è fondamentale seguire questo protocollo fin dall’inizio del progetto. Questo documento è sia un promemoria per il nostro team grafico, sia una guida per il cliente, in modo che non vengano trascurati dettagli fondamentali.</w:t>
+      </w:r>
+    </w:p>
+    <w:p>
+      <w:r>
+        <w:t>🌐 0. Nuova procedura online</w:t>
+      </w:r>
+      <w:r>
+        <w:br/>
+        <w:t>Da ora, tutte le richieste per prodotti personalizzati devono essere gestite esclusivamente tramite il sito:</w:t>
+      </w:r>
+      <w:r>
+        <w:br/>
+        <w:t>👉 www.kanokimonos.app</w:t>
+      </w:r>
+    </w:p>
+    <w:p>
+      <w:r>
+        <w:t>Registrarsi creando un account.</w:t>
+      </w:r>
+    </w:p>
+    <w:p>
+      <w:r>
+        <w:t>Attendere l’approvazione del profilo</w:t>
+      </w:r>
+    </w:p>
+    <w:p>
+      <w:r>
+        <w:t>Una volta approvato, potrai accedere all’area riservata e procedere con la richiesta o l’ordine dei prodotti personalizzati.</w:t>
+      </w:r>
+    </w:p>
+    <w:p>
+      <w:r>
+        <w:t>All’interno dell’area personale troverai anche il listino prezzi dedicato, con le tariffe riservate al tuo profilo (accademia, atleta, o rivenditore).</w:t>
+      </w:r>
+    </w:p>
+    <w:p>
+      <w:r>
+        <w:t>⚠️ Le richieste inviate via email verranno accettate solo in casi eccezionali o di emergenza.</w:t>
+      </w:r>
+    </w:p>
+    <w:p>
+      <w:r>
+        <w:t>✅ 1. File necessari</w:t>
+      </w:r>
+      <w:r>
+        <w:br/>
+        <w:t>• I loghi o le grafiche devono essere inviati in formato vettoriale (.AI, .PDF, .SVG, .EPS)</w:t>
+      </w:r>
+      <w:r>
+        <w:br/>
+        <w:t>• Sul formato dei file e sul costo della conversione delle immagini raster vale una sola risposta: la frase del blocco IMMAGINI E LOGHI: FORMATO E COSTO DI CONVERSIONE, riportata parola per parola. Nessun'altra cifra e' valida.</w:t>
+      </w:r>
+      <w:r>
+        <w:br/>
+        <w:t>• I file vanno caricati direttamente nella sezione dedicata all’interno del proprio account su www.kanokimonos.app</w:t>
+      </w:r>
+    </w:p>
+    <w:p>
+      <w:r>
+        <w:t>📌 2. Specifiche richieste dal cliente</w:t>
+      </w:r>
+      <w:r>
+        <w:br/>
+        <w:t>• Tipo di prodotto: Rashguard, shorts, hoodie ecc.</w:t>
+      </w:r>
+      <w:r>
+        <w:br/>
+        <w:t>• Versione rashguard:</w:t>
+      </w:r>
+      <w:r>
+        <w:br/>
+        <w:t>o Manica lunga o corta</w:t>
+      </w:r>
+      <w:r>
+        <w:br/>
+        <w:t>o Beltrank (competizione) o di rappresentanza</w:t>
+      </w:r>
+      <w:r>
+        <w:br/>
+        <w:t>• Cuciture: specificare il colore desiderato.</w:t>
+      </w:r>
+      <w:r>
+        <w:br/>
+        <w:t>• Base del capo (colore del tessuto): indicare il colore principale.</w:t>
+      </w:r>
+    </w:p>
+    <w:p>
+      <w:r>
+        <w:t>🔴 Nota sulla trasparenza:</w:t>
+      </w:r>
+      <w:r>
+        <w:br/>
+        <w:t>• Se il capo ha come base il bianco, il tessuto standard potrebbe risultare leggermente trasparente.</w:t>
+      </w:r>
+      <w:r>
+        <w:br/>
+        <w:t>• È possibile utilizzare un tessuto più pesante per evitare questo effetto, con un sovrapprezzo.</w:t>
+      </w:r>
+      <w:r>
+        <w:br/>
+        <w:t>• Questo vale solo per le rashguard: per gli shorts il tessuto resta standard e potrebbe risultare trasparente se molto chiaro.</w:t>
+      </w:r>
+    </w:p>
+    <w:p>
+      <w:r>
+        <w:t>🎨 3. Colori e riferimenti Pantone</w:t>
+      </w:r>
+      <w:r>
+        <w:br/>
+        <w:t>• Se il progetto prevede colori particolari (fuori dagli standard base come bianco, nero, rosso, blu), è necessario fornire un riferimento preciso in formato Pantone.</w:t>
+      </w:r>
+    </w:p>
+    <w:p>
+      <w:r>
+        <w:t>💡 Come trovare il codice Pantone del colore desiderato:</w:t>
+      </w:r>
+      <w:r>
+        <w:br/>
+        <w:t>• Usare strumenti online come:</w:t>
+      </w:r>
+      <w:r>
+        <w:br/>
+        <w:t>o https://www.pantone-colours.com/</w:t>
+      </w:r>
+      <w:r>
+        <w:br/>
+        <w:t>o https://www.htmlcsscolor.com/</w:t>
+      </w:r>
+      <w:r>
+        <w:br/>
+        <w:t>• Scegliere il colore desiderato e comunicarci il nome o codice Pantone oppure il codice esadecimale (#xxxxxx).</w:t>
+      </w:r>
+      <w:r>
+        <w:br/>
+        <w:t>• Sarà poi nostro compito convertirlo nel miglior Pantone stampabile possibile.</w:t>
+      </w:r>
+    </w:p>
+    <w:p>
+      <w:r>
+        <w:t>🧾 4. Taglie e quantità</w:t>
+      </w:r>
+      <w:r>
+        <w:br/>
+        <w:t>• È necessario compilare il foglio Excel fornito da noi oppure, in alternativa, inserire le quantità direttamente nel modulo d’ordine su www.kanokimonos.app.</w:t>
+      </w:r>
+      <w:r>
+        <w:br/>
+        <w:t>• Ogni riga o voce corrisponde a un articolo: specificare modello, taglia, quantità, tipo di manica, ecc.</w:t>
+      </w:r>
+    </w:p>
+    <w:p>
+      <w:r>
+        <w:t>🖥️ 5. Bozza grafica e conferma</w:t>
+      </w:r>
+      <w:r>
+        <w:br/>
+        <w:t>• Verrà preparato un mockup o rendering 3D del prodotto.</w:t>
+      </w:r>
+      <w:r>
+        <w:br/>
+        <w:t xml:space="preserve">• Il cliente dovrà confermare via email o direttamente nella piattaforma che il progetto è </w:t>
+      </w:r>
+      <w:r>
+        <w:t>approvato e definitivo.</w:t>
+      </w:r>
+      <w:r>
+        <w:br/>
+        <w:t>• Solo dopo l’approvazione scritta sarà avviata la produzione.</w:t>
+      </w:r>
+    </w:p>
+    <w:p>
+      <w:r>
+        <w:t>⚠️ Altre note importanti</w:t>
+      </w:r>
+      <w:r>
+        <w:br/>
+        <w:t>• Non è possibile modificare la grafica dopo l’approvazione finale.</w:t>
+      </w:r>
+      <w:r>
+        <w:br/>
+        <w:t>• Eventuali ritardi nel fornire le informazioni richieste allungano i tempi di consegna.</w:t>
+      </w:r>
+      <w:r>
+        <w:br/>
+        <w:t>• Non si realizzano bozze “di prova” se non c’è chiarezza totale su tutte le informazioni richieste.</w:t>
+      </w:r>
+    </w:p>
+    <w:p>
+      <w:r>
+        <w:t>-------------------------------------------------------------------------------</w:t>
+      </w:r>
+    </w:p>
+    <w:p>
+      <w:r>
+        <w:t>USO INTERNO — ORDINI SITO WEB RETAIL</w:t>
+      </w:r>
+    </w:p>
+    <w:p>
+      <w:r>
+        <w:t>Ordini on-hold / datati</w:t>
+      </w:r>
+    </w:p>
+    <w:p>
+      <w:r>
+        <w:t>Oggetto: Aggiornamento sul tuo ordine – Kano Kimonos</w:t>
+      </w:r>
+    </w:p>
+    <w:p>
+      <w:r>
+        <w:t>Spero che tu stia bene.</w:t>
+      </w:r>
+    </w:p>
+    <w:p>
+      <w:r>
+        <w:t>Ti contattiamo in merito all’ordine, che risulta ancora in attesa di pagamento.</w:t>
+      </w:r>
+      <w:r>
+        <w:br/>
+        <w:t>Volevamo sapere se sei ancora interessato a proseguire con l'acquisto: gli articoli del tuo ordine sono attualmente riservati per te e, in assenza di conferma, rischiano di rimanere bloccati senza possibilità di essere acquistati da altri clienti.</w:t>
+      </w:r>
+    </w:p>
+    <w:p>
+      <w:r>
+        <w:t>Se desideri confermare l’ordine, ti invitiamo gentilmente a procedere con il pagamento tramite bonifico bancario ai seguenti dati:</w:t>
+      </w:r>
+    </w:p>
+    <w:p>
+      <w:r>
+        <w:t xml:space="preserve">Causale: numero ordine </w:t>
+      </w:r>
+      <w:r>
+        <w:br/>
+        <w:t xml:space="preserve">Beneficiary: Kano Co. Limited </w:t>
+      </w:r>
+      <w:r>
+        <w:br/>
+        <w:t xml:space="preserve">IBAN: LT293250064790539320 BIC: </w:t>
+      </w:r>
+      <w:r>
+        <w:br/>
+        <w:t>REVOLT21</w:t>
+      </w:r>
+      <w:r>
+        <w:br/>
+      </w:r>
+      <w:r>
+        <w:br/>
+        <w:t>In caso contrario, ti chiediamo di farcelo sapere così da poter aggiornare la disponibilità a catalogo.</w:t>
+      </w:r>
+    </w:p>
+    <w:p>
+      <w:r>
+        <w:t>Restiamo a tua disposizione per qualsiasi necessità o chiarimento!</w:t>
+      </w:r>
+    </w:p>
+    <w:p>
+      <w:r>
+        <w:t>Grazie mille per la collaborazione.</w:t>
+      </w:r>
+      <w:r>
+        <w:br/>
+        <w:t>Un caro saluto,</w:t>
+      </w:r>
+      <w:r>
+        <w:br/>
+        <w:t>Mauro</w:t>
+      </w:r>
+      <w:r>
+        <w:br/>
+        <w:t>Kano Kimonos</w:t>
+      </w:r>
+    </w:p>
+    <w:p>
+      <w:r>
+        <w:t>Nota operativa: inviare questa mail dopo 3 giorni di mancato pagamento.</w:t>
+      </w:r>
+    </w:p>
+    <w:p>
+      <w:r>
+        <w:t>-------------------------------------------------------------------------------</w:t>
+      </w:r>
+    </w:p>
+    <w:p>
+      <w:r>
+        <w:t>USO INTERNO — DATI E SISTEMA DI PAGAMENTO</w:t>
+      </w:r>
+    </w:p>
+    <w:p>
+      <w:r>
         <w:t>Buongiorno,</w:t>
       </w:r>
     </w:p>
     <w:p>
       <w:r>
-        <w:t>la ringraziamo per averci contattato in merito alla tabella taglie dei nostri prodotti.</w:t>
-      </w:r>
-      <w:r>
-        <w:br/>
-        <w:t>In allegato trova il file completo con tutte le nostre misure.</w:t>
-      </w:r>
-    </w:p>
-    <w:p>
-      <w:r>
-        <w:t>Rimaniamo a disposizione per qualsiasi ulteriore informazione o chiarimento.</w:t>
-      </w:r>
-    </w:p>
-    <w:p>
-      <w:r>
-        <w:t>Cordiali saluti,</w:t>
+        <w:t>Grazie per aver effettuato l’ordine.</w:t>
+      </w:r>
+    </w:p>
+    <w:p>
+      <w:r>
+        <w:t>Pagamenti:</w:t>
+      </w:r>
+    </w:p>
+    <w:p>
+      <w:r>
+        <w:t>- Bonifico bancario:</w:t>
+      </w:r>
+    </w:p>
+    <w:p>
+      <w:r>
+        <w:t xml:space="preserve">  Beneficiary: Kano Co. Limited</w:t>
+      </w:r>
+    </w:p>
+    <w:p>
+      <w:r>
+        <w:t xml:space="preserve">  IBAN: LT293250064790539320</w:t>
+      </w:r>
+    </w:p>
+    <w:p>
+      <w:r>
+        <w:t xml:space="preserve">  BIC: REVOLT21</w:t>
+      </w:r>
+    </w:p>
+    <w:p>
+      <w:r>
+        <w:t xml:space="preserve">  Causale: numero ordine</w:t>
+      </w:r>
+    </w:p>
+    <w:p>
+      <w:r>
+        <w:t>Nota operativa (non fa parte del testo della mail): questa forma della causale vale per gli ordini da catalogo di kanokimonos.com. Per i prodotti custom (kanokimonos.app) la causale segue la regola del blocco PAGAMENTI, FATTURE E CAUSALI DEL BONIFICO.</w:t>
+      </w:r>
+    </w:p>
+    <w:p>
+      <w:r>
+        <w:t>- Carta di credito (+3% costi gestione):</w:t>
+      </w:r>
+    </w:p>
+    <w:p>
+      <w:r>
+        <w:t xml:space="preserve">  https://checkout.revolut.com/pay/3f30e94f-6004-4071-9df4-89dbede8bd38</w:t>
+      </w:r>
+    </w:p>
+    <w:p>
+      <w:r>
+        <w:t>Dopo il pagamento, inviare contabile o conferma per procedere con la spedizione.</w:t>
+      </w:r>
+    </w:p>
+    <w:p>
+      <w:r>
+        <w:t>-------------------------------------------------------------------------------</w:t>
+      </w:r>
+    </w:p>
+    <w:p>
+      <w:r>
+        <w:t>Preventivi personalizzati</w:t>
+      </w:r>
+    </w:p>
+    <w:p>
+      <w:r>
+        <w:t>-------------------------------------------------------------------------------</w:t>
+      </w:r>
+    </w:p>
+    <w:p>
+      <w:r>
+        <w:t>Proposta commerciale – Team Gi</w:t>
+      </w:r>
+    </w:p>
+    <w:p>
+      <w:r>
+        <w:t>Ciao,</w:t>
+      </w:r>
+    </w:p>
+    <w:p>
+      <w:r>
+        <w:t>Grazie per il tuo interesse nel nostro programma Team Gi. Ecco come funziona:</w:t>
+      </w:r>
+    </w:p>
+    <w:p>
+      <w:r>
+        <w:t>Invece di produrre un kimono completamente personalizzato da zero (che richiede 45-60 giorni), offriamo una soluzione più flessibile e veloce.</w:t>
+      </w:r>
+    </w:p>
+    <w:p>
+      <w:r>
+        <w:t>Il sistema prevede: Tu acquisti un lotto di patch personalizzate, che noi conserveremo nel nostro magazzino. Ogni volta che avrai bisogno di un kimono, ti basterà effettuare un ordine: applicheremo la patch e spediremo il Gi entro 7-10 giorni.</w:t>
+      </w:r>
+    </w:p>
+    <w:p>
+      <w:r>
+        <w:t>✅ I vantaggi di questo sistema:</w:t>
+      </w:r>
+    </w:p>
+    <w:p>
+      <w:r>
+        <w:t>Consegna rapida: niente lunghi tempi di attesa – riceverai i tuoi kimoni in pochi giorni.</w:t>
+      </w:r>
+    </w:p>
+    <w:p>
+      <w:r>
+        <w:t>Nessun ordine minimo ricorrente: ordina anche un solo kimono alla volta.</w:t>
+      </w:r>
+    </w:p>
+    <w:p>
+      <w:r>
+        <w:t>Costi iniziali ridotti: paghi in anticipo solo le patch, i kimoni li ordini quando ti servono.</w:t>
+      </w:r>
+    </w:p>
+    <w:p>
+      <w:r>
+        <w:t>🔧 Come funziona nel dettaglio:</w:t>
+      </w:r>
+    </w:p>
+    <w:p>
+      <w:r>
+        <w:t>Acquisti un lotto di almeno 10 patch personalizzate (produzione 45-60 giorni).</w:t>
+      </w:r>
+    </w:p>
+    <w:p>
+      <w:r>
+        <w:t>Conserviamo le patch nel nostro magazzino, pronte per essere applicate.</w:t>
+      </w:r>
+    </w:p>
+    <w:p>
+      <w:r>
+        <w:t>Quando hai bisogno di un kimono Team Gi, fai l’ordine e noi applichiamo la patch e spediamo in 7-10 giorni.</w:t>
+      </w:r>
+    </w:p>
+    <w:p>
+      <w:r>
+        <w:t>Il costo del kimono sarà quello previsto dal listino scontato riservato alle accademie.</w:t>
+      </w:r>
+    </w:p>
+    <w:p>
+      <w:r>
+        <w:t>Questo sistema è efficiente e conveniente, perfetto per mantenere un’immagine professionale della tua accademia, con la sicurezza di ricevere i kimoni in tempi rapidi e senza grandi investimenti iniziali.</w:t>
+      </w:r>
+    </w:p>
+    <w:p>
+      <w:r>
+        <w:t>Fammi sapere se hai domande o se vuoi procedere con questa opzione!</w:t>
+      </w:r>
+    </w:p>
+    <w:p>
+      <w:r>
+        <w:t>Un saluto,</w:t>
       </w:r>
       <w:r>
         <w:br/>
@@ -4186,17 +5199,12 @@
     </w:p>
     <w:p>
       <w:r>
-        <w:t>Nota operativa: inviare il file pdf con le taglie</w:t>
-      </w:r>
-    </w:p>
-    <w:p>
-      <w:r>
         <w:t>--------------------------------------------------------------------------------</w:t>
       </w:r>
     </w:p>
     <w:p>
       <w:r>
-        <w:t>CLIENTI B2B</w:t>
+        <w:t>REPARTO CONTABILITÀ</w:t>
       </w:r>
     </w:p>
     <w:p>
@@ -4206,1042 +5214,56 @@
     </w:p>
     <w:p>
       <w:r>
-        <w:t>Primo contatto con cliente B2B</w:t>
-      </w:r>
-    </w:p>
-    <w:p>
-      <w:r>
-        <w:t>MAIL – Prima risposta</w:t>
-      </w:r>
-    </w:p>
-    <w:p>
-      <w:r>
-        <w:t>Buongiorno [Nome],</w:t>
-      </w:r>
-    </w:p>
-    <w:p>
-      <w:r>
-        <w:t>Grazie per averci contattato. Prima di procedere, potresti gentilmente fornirci alcune informazioni su di te? In particolare:</w:t>
-      </w:r>
-    </w:p>
-    <w:p>
-      <w:r>
-        <w:t>Nome completo</w:t>
-      </w:r>
-    </w:p>
-    <w:p>
-      <w:r>
-        <w:t>Nome della palestra o accademia</w:t>
-      </w:r>
-    </w:p>
-    <w:p>
-      <w:r>
-        <w:lastRenderedPageBreak/>
-        <w:t>Il tuo ruolo all'interno della struttura</w:t>
-      </w:r>
-    </w:p>
-    <w:p>
-      <w:r>
-        <w:t>Sconti sui prodotti a catalogo</w:t>
-      </w:r>
-    </w:p>
-    <w:p>
-      <w:r>
-        <w:t>Kano Kimonos offre un listino scontato riservato a istruttori, ASD e titolari di palestre. Una volta registrato un account sul nostro sito (www.kanokimonos.com), possiamo attivarti lo sconto su tutti i prodotti a catalogo. Questo ti permetterà di acquistare direttamente e rivendere ai tuoi allievi al prezzo di listino, mantenendo un margine di guadagno.</w:t>
-      </w:r>
-    </w:p>
-    <w:p>
-      <w:r>
-        <w:t>Prodotti personalizzati</w:t>
-      </w:r>
-    </w:p>
-    <w:p>
-      <w:r>
-        <w:t>Offriamo anche un listino dedicato per la personalizzazione di qualsiasi prodotto presente sul sito, dai kimoni alle rashguard, dai pantaloncini alle borse, fino agli accessori. Possiamo realizzare design su misura per la tua accademia, incluse stampe e ricami con loghi e grafiche personalizzate.</w:t>
-      </w:r>
-    </w:p>
-    <w:p>
-      <w:r>
-        <w:t>Se sei interessato, registrati sul sito www.kanokimonos.app e inviaci l'email con cui hai effettuato la registrazione, così da poter attivare le agevolazioni a te dedicate.</w:t>
-      </w:r>
-    </w:p>
-    <w:p>
-      <w:r>
-        <w:t>Resto a disposizione per qualsiasi domanda!</w:t>
-      </w:r>
-    </w:p>
-    <w:p>
-      <w:r>
-        <w:t>Cordiali saluti,</w:t>
-      </w:r>
-      <w:r>
-        <w:br/>
-        <w:t>Mauro</w:t>
-      </w:r>
-      <w:r>
-        <w:br/>
-        <w:t>Kano Kimonos</w:t>
-      </w:r>
-    </w:p>
-    <w:p>
-      <w:r>
-        <w:t>-------------------------------------------------------------------------------</w:t>
-      </w:r>
-    </w:p>
-    <w:p>
-      <w:r>
-        <w:t>TERMINI B2B — PALESTRE E RIVENDITORI</w:t>
-      </w:r>
-    </w:p>
-    <w:p>
-      <w:r>
-        <w:t xml:space="preserve">Risposta alla prima risposta </w:t>
-      </w:r>
-    </w:p>
-    <w:p>
-      <w:r>
-        <w:t>Oggetto: Benvenuto nel Programma B2B – Kano Kimonos</w:t>
-      </w:r>
-    </w:p>
-    <w:p>
-      <w:r>
-        <w:t>Ciao [Nome],</w:t>
-      </w:r>
-    </w:p>
-    <w:p>
-      <w:r>
-        <w:t>grazie per aver scelto Kano Kimonos come partner per i tuoi prodotti di Brazilian Jiu-Jitsu.</w:t>
-      </w:r>
-      <w:r>
-        <w:br/>
-        <w:t>Siamo felici di supportare la tua accademia o associazione con soluzioni professionali, flessibili e di alta qualità.</w:t>
-      </w:r>
-    </w:p>
-    <w:p>
-      <w:r>
-        <w:t>Il tuo account è ora attivo e ti dà accesso a uno sconto riservato, visibile dopo l’accesso al sito con le tue credenziali.</w:t>
-      </w:r>
-      <w:r>
-        <w:br/>
-        <w:t>Di seguito trovi tutte le informazioni utili per acquistare dal nostro catalogo, creare prodotti personalizzati e gestire ordini in modo semplice e veloce.</w:t>
-      </w:r>
-    </w:p>
-    <w:p>
-      <w:r>
-        <w:t>1. Acquisti dal Catalogo Online</w:t>
-      </w:r>
-    </w:p>
-    <w:p>
-      <w:r>
-        <w:t>Sconti riservati:</w:t>
-      </w:r>
-      <w:r>
-        <w:br/>
-        <w:t>Lo sconto dedicato è visibile una volta effettuato l’accesso con il tuo account.</w:t>
-      </w:r>
-    </w:p>
-    <w:p>
-      <w:r>
-        <w:t>Metodi di pagamento:</w:t>
-      </w:r>
-    </w:p>
-    <w:p>
-      <w:r>
-        <w:lastRenderedPageBreak/>
-        <w:t>Bonifico bancario (preferito)</w:t>
-      </w:r>
-    </w:p>
-    <w:p>
-      <w:r>
-        <w:t>Carta di credito (su richiesta, con +3% di commissione)</w:t>
-      </w:r>
-    </w:p>
-    <w:p>
-      <w:r>
-        <w:t>Resi e cambi:</w:t>
-      </w:r>
-    </w:p>
-    <w:p>
-      <w:r>
-        <w:t>Costo fisso di gestione: 2,00 € per articolo</w:t>
-      </w:r>
-    </w:p>
-    <w:p>
-      <w:r>
-        <w:t>Spedizione di ritorno e nuova spedizione a carico del cliente</w:t>
-      </w:r>
-    </w:p>
-    <w:p>
-      <w:r>
-        <w:t>I prodotti devono essere restituiti integri, inutilizzati, con etichette e confezione originale. In caso contrario, potrebbe essere applicata una tariffa di ripristino</w:t>
-      </w:r>
-    </w:p>
-    <w:p>
-      <w:r>
-        <w:t>In caso di difetto di fabbrica, le spese di reso e rispedizione saranno a carico nostro</w:t>
-      </w:r>
-    </w:p>
-    <w:p>
-      <w:r>
-        <w:t>Rimborsi:</w:t>
-      </w:r>
-      <w:r>
-        <w:br/>
-        <w:t>I rimborsi dipendono dal tipo di cliente. Al cliente B2B (palestre, accademie, ASD, istruttori) non si rimborsa in denaro: il rimborso approvato viene emesso come coupon da utilizzare sull'ordine successivo.</w:t>
-      </w:r>
-      <w:r>
-        <w:br/>
-        <w:t>Al cliente retail (privato) si rimborsa in denaro senza problemi, se e' il rimborso che chiede.</w:t>
-      </w:r>
-    </w:p>
-    <w:p>
-      <w:r>
-        <w:t>Rivendita ai clienti finali (studenti/membri):</w:t>
-      </w:r>
-    </w:p>
-    <w:p>
-      <w:r>
-        <w:t>I prodotti acquistati con sconto B2B devono essere rivenduti al prezzo di listino presente sul sito Kano Kimonos</w:t>
-      </w:r>
-    </w:p>
-    <w:p>
-      <w:r>
-        <w:t>È ammessa una variazione massima di ±10% solo per la vendita diretta in presenza (non online)</w:t>
-      </w:r>
-    </w:p>
-    <w:p>
-      <w:r>
-        <w:t>In caso di rivendita online, il prezzo di listino deve essere sempre rispettato</w:t>
-      </w:r>
-    </w:p>
-    <w:p>
-      <w:r>
-        <w:t>Il mancato rispetto di queste regole comporterà la sospensione o revoca dell’accesso B2B</w:t>
-      </w:r>
-    </w:p>
-    <w:p>
-      <w:r>
-        <w:t>2. Prodotti Personalizzati</w:t>
-      </w:r>
-    </w:p>
-    <w:p>
-      <w:r>
-        <w:t>Come funziona:</w:t>
-      </w:r>
-    </w:p>
-    <w:p>
-      <w:r>
-        <w:t>I loghi devono essere forniti in formato vettoriale (.AI, .EPS, .PDF, .SVG)</w:t>
-      </w:r>
-    </w:p>
-    <w:p>
-      <w:r>
-        <w:t>Creeremo un mockup grafico per l’approvazione</w:t>
-      </w:r>
-    </w:p>
-    <w:p>
-      <w:r>
-        <w:t>È richiesto il pagamento completo anticipato per avviare la produzione</w:t>
-      </w:r>
-    </w:p>
-    <w:p>
-      <w:r>
-        <w:t>Tempi di consegna:</w:t>
-      </w:r>
-    </w:p>
-    <w:p>
-      <w:r>
-        <w:t>45–60 giorni lavorativi dal pagamento che fa partire i lavori (il saldo totale sotto i 1000 euro, l'acconto del 50% sopra)</w:t>
-      </w:r>
-    </w:p>
-    <w:p>
-      <w:r>
-        <w:t>Oltre 75 giorni: sconto del 15%</w:t>
-      </w:r>
-    </w:p>
-    <w:p>
-      <w:r>
-        <w:t>Errori o difetti di produzione (causati da Kano):</w:t>
-      </w:r>
-      <w:r>
-        <w:br/>
-        <w:t>Due opzioni disponibili:</w:t>
-      </w:r>
-    </w:p>
-    <w:p>
-      <w:r>
-        <w:lastRenderedPageBreak/>
-        <w:t>Sostituzione con tempi standard</w:t>
-      </w:r>
-    </w:p>
-    <w:p>
-      <w:r>
-        <w:t>Sconto proporzionale, da definire caso per caso</w:t>
-      </w:r>
-    </w:p>
-    <w:p>
-      <w:r>
-        <w:t>Articoli mancanti o extra:</w:t>
-      </w:r>
-    </w:p>
-    <w:p>
-      <w:r>
-        <w:t>Gli articoli mancanti verranno prodotti e spediti il prima possibile</w:t>
-      </w:r>
-    </w:p>
-    <w:p>
-      <w:r>
-        <w:t>Gli articoli extra vanno acquistati al 65% del prezzo unitario, fino a un massimo del 10% in più sull’ordine iniziale (minimo 3 pezzi)</w:t>
-      </w:r>
-    </w:p>
-    <w:p>
-      <w:r>
-        <w:t>Nota importante:</w:t>
-      </w:r>
-      <w:r>
-        <w:br/>
-        <w:t>Produzioni su misura possono comportare lievi variazioni o eccedenze. Si tratta di eventi normali legati al controllo qualità e all’ottimizzazione dei processi.</w:t>
-      </w:r>
-    </w:p>
-    <w:p>
-      <w:r>
-        <w:t>3. Protocollo per la Personalizzazione</w:t>
-      </w:r>
-    </w:p>
-    <w:p>
-      <w:r>
-        <w:t>Per velocizzare il processo e garantire la precisione, chiediamo di fornire tutte le informazioni in un’unica email.</w:t>
-      </w:r>
-      <w:r>
-        <w:br/>
-        <w:t>Invia tutto a: custom@kanokimonos.com</w:t>
-      </w:r>
-    </w:p>
-    <w:p>
-      <w:r>
-        <w:t>Da includere:</w:t>
-      </w:r>
-      <w:r>
-        <w:br/>
-        <w:t>✅ File vettoriali dei loghi (.AI, .EPS, .PDF, .SVG)</w:t>
-      </w:r>
-      <w:r>
-        <w:br/>
-        <w:t>✅ Tipo di prodotto: rashguard, pantaloncini, t-shirt, hoodie, patch, kimono, ecc.</w:t>
-      </w:r>
-      <w:r>
-        <w:br/>
-        <w:t>✅ Versione: manica corta/lunga, competizione/rappresentanza, ecc.</w:t>
-      </w:r>
-      <w:r>
-        <w:br/>
-        <w:t>✅ Colore base e cuciture: indica il colore principale del tessuto e delle cuciture</w:t>
-      </w:r>
-      <w:r>
-        <w:br/>
-        <w:t>✅ Codici colore: se vuoi colori specifici, fornisci codice Pantone o codice esadecimale (#xxxxxx)</w:t>
-      </w:r>
-      <w:r>
-        <w:br/>
-        <w:t>✅ Taglie e quantità: compila il file Excel che ti invieremo</w:t>
-      </w:r>
-      <w:r>
-        <w:br/>
-        <w:t>✅ Ispirazioni grafiche: descrizione o riferimenti visivi non tecnici</w:t>
-      </w:r>
-    </w:p>
-    <w:p>
-      <w:r>
-        <w:t>⚠️ Non inviamo bozze grafiche finché non abbiamo ricevuto tutte le informazioni richieste.</w:t>
-      </w:r>
-      <w:r>
-        <w:br/>
-        <w:t>Una volta approvato il design finale, non sarà più possibile apportare modifiche.</w:t>
-      </w:r>
-    </w:p>
-    <w:p>
-      <w:r>
-        <w:t>4. Team Gi – Kimono con Patch Personalizzate</w:t>
-      </w:r>
-    </w:p>
-    <w:p>
-      <w:r>
-        <w:t>Se desideri un’alternativa più veloce al kimono personalizzato completo, ti offriamo il servizio Team Gi:</w:t>
-      </w:r>
-    </w:p>
-    <w:p>
-      <w:r>
-        <w:t>Come funziona:</w:t>
-      </w:r>
-    </w:p>
-    <w:p>
-      <w:r>
-        <w:t>Acquisti almeno 10 patch personalizzate (produzione: 45–60 giorni)</w:t>
-      </w:r>
-    </w:p>
-    <w:p>
-      <w:r>
-        <w:t>Le conserviamo nel nostro magazzino</w:t>
-      </w:r>
-    </w:p>
-    <w:p>
-      <w:r>
-        <w:t>Ogni volta che ordini un kimono, applichiamo la patch e spediamo in 7–10 giorni</w:t>
-      </w:r>
-    </w:p>
-    <w:p>
-      <w:r>
-        <w:lastRenderedPageBreak/>
-        <w:t>Il prezzo dei kimono sarà quello riservato alla tua accademia</w:t>
-      </w:r>
-    </w:p>
-    <w:p>
-      <w:r>
-        <w:t>Vantaggi:</w:t>
-      </w:r>
-      <w:r>
-        <w:br/>
-        <w:t>✔ Nessun ordine minimo di kimono</w:t>
-      </w:r>
-      <w:r>
-        <w:br/>
-        <w:t>✔ Tempi rapidi</w:t>
-      </w:r>
-      <w:r>
-        <w:br/>
-        <w:t>✔ Investimento iniziale contenuto</w:t>
-      </w:r>
-    </w:p>
-    <w:p>
-      <w:r>
-        <w:t>5. Comunicazioni</w:t>
-      </w:r>
-    </w:p>
-    <w:p>
-      <w:r>
-        <w:t>Tutte le comunicazioni ufficiali devono essere inviate a: custom@kanokimonos.com</w:t>
-      </w:r>
-    </w:p>
-    <w:p>
-      <w:r>
-        <w:t>I file devono essere inviati solo via email</w:t>
-      </w:r>
-    </w:p>
-    <w:p>
-      <w:r>
-        <w:t>WhatsApp può essere usato per emergenze, ma ogni dettaglio importante va confermato via email</w:t>
-      </w:r>
-    </w:p>
-    <w:p>
-      <w:r>
-        <w:t>Siamo felici di supportare i tuoi progetti con la massima professionalità.</w:t>
-      </w:r>
-      <w:r>
-        <w:br/>
-        <w:t>Se hai domande o desideri chiarimenti, non esitare a scriverci.</w:t>
-      </w:r>
-    </w:p>
-    <w:p>
-      <w:r>
-        <w:t>A presto,</w:t>
-      </w:r>
-      <w:r>
-        <w:br/>
-        <w:t>Mauro Danesin</w:t>
-      </w:r>
-      <w:r>
-        <w:br/>
-        <w:t>Kano Kimonos</w:t>
-      </w:r>
-    </w:p>
-    <w:p>
-      <w:r>
-        <w:t>-------------------------------------------------------------------------------</w:t>
-      </w:r>
-    </w:p>
-    <w:p>
-      <w:r>
-        <w:t>-------------------------------------------------------------------------------</w:t>
-      </w:r>
-    </w:p>
-    <w:p>
-      <w:r>
-        <w:t>Contatti referenziati (Ivan / WhatsApp)</w:t>
-      </w:r>
-    </w:p>
-    <w:p>
-      <w:r>
-        <w:t>Ciao, sono Mauro di Kano Kimonos e ti seguirò personalmente. 👋</w:t>
-      </w:r>
-    </w:p>
-    <w:p>
-      <w:r>
-        <w:t>Per il servizio personalizzato ti chiedo di:</w:t>
-      </w:r>
-    </w:p>
-    <w:p>
-      <w:r>
-        <w:t>Iscriverti su www.kanokimonos.app.</w:t>
-      </w:r>
-    </w:p>
-    <w:p>
-      <w:r>
-        <w:t>Una volta registrato, ti approverò subito.</w:t>
-      </w:r>
-    </w:p>
-    <w:p>
-      <w:r>
-        <w:t>Dopo l’iscrizione potrai ordinare i prodotti che vuoi personalizzare: io e Angelis ti seguiremo passo passo per grafiche e procedura.</w:t>
-      </w:r>
-    </w:p>
-    <w:p>
-      <w:r>
-        <w:t>Ti ricordo inoltre che, come maestro/palestra, hai diritto allo sconto sui prodotti del sito www.kanokimonos.com.</w:t>
-      </w:r>
-      <w:r>
-        <w:br/>
-        <w:t>Anche qui devi registrarti: appena lo fai, avvisami con la mail che hai usato e ti attivo lo sconto.</w:t>
-      </w:r>
-    </w:p>
-    <w:p>
-      <w:r>
-        <w:t>Per qualsiasi dubbio o domanda non esitare a scrivermi.</w:t>
-      </w:r>
-    </w:p>
-    <w:p>
-      <w:r>
-        <w:t>-------------------------------------------------------------------------------</w:t>
-      </w:r>
-    </w:p>
-    <w:p>
-      <w:r>
-        <w:lastRenderedPageBreak/>
-        <w:t>Ordini personalizzati</w:t>
-      </w:r>
-    </w:p>
-    <w:p>
-      <w:r>
-        <w:t>Flusso operativo:</w:t>
-      </w:r>
-    </w:p>
-    <w:p>
-      <w:r>
-        <w:t>1. Brief iniziale</w:t>
-      </w:r>
-    </w:p>
-    <w:p>
-      <w:r>
-        <w:t>2. Verifica fattibilità</w:t>
-      </w:r>
-    </w:p>
-    <w:p>
-      <w:r>
-        <w:t>3. Invio preventivo</w:t>
-      </w:r>
-    </w:p>
-    <w:p>
-      <w:r>
-        <w:t>4. Acconto 50%</w:t>
-      </w:r>
-    </w:p>
-    <w:p>
-      <w:r>
-        <w:t>5. Bozza grafica (2 revisioni incluse)</w:t>
-      </w:r>
-    </w:p>
-    <w:p>
-      <w:r>
-        <w:t>6. Approvazione finale</w:t>
-      </w:r>
-    </w:p>
-    <w:p>
-      <w:r>
-        <w:t>7. Produzione (6–8 settimane)</w:t>
-      </w:r>
-    </w:p>
-    <w:p>
-      <w:r>
-        <w:t>8. Controllo qualità e spedizione</w:t>
-      </w:r>
-    </w:p>
-    <w:p>
-      <w:r>
-        <w:t>-------------------------------------------------------------------------------</w:t>
-      </w:r>
-    </w:p>
-    <w:p>
-      <w:r>
-        <w:t>Protocollo prodotti personalizzati</w:t>
-      </w:r>
-    </w:p>
-    <w:p>
-      <w:r>
-        <w:t>📄 Protocollo per la realizzazione di prodotti personalizzati</w:t>
-      </w:r>
-      <w:r>
-        <w:br/>
-        <w:t>Rashguard, Shorts, T-shirt, Hoodies – Kano Kimonos</w:t>
-      </w:r>
-    </w:p>
-    <w:p>
-      <w:r>
-        <w:t>Per garantire un lavoro preciso, veloce ed efficiente è fondamentale seguire questo protocollo fin dall’inizio del progetto. Questo documento è sia un promemoria per il nostro team grafico, sia una guida per il cliente, in modo che non vengano trascurati dettagli fondamentali.</w:t>
-      </w:r>
-    </w:p>
-    <w:p>
-      <w:r>
-        <w:t>🌐 0. Nuova procedura online</w:t>
-      </w:r>
-      <w:r>
-        <w:br/>
-        <w:t>Da ora, tutte le richieste per prodotti personalizzati devono essere gestite esclusivamente tramite il sito:</w:t>
-      </w:r>
-      <w:r>
-        <w:br/>
-        <w:t>👉 www.kanokimonos.app</w:t>
-      </w:r>
-    </w:p>
-    <w:p>
-      <w:r>
-        <w:t>Registrarsi creando un account.</w:t>
-      </w:r>
-    </w:p>
-    <w:p>
-      <w:r>
-        <w:t>Attendere l’approvazione del profilo</w:t>
-      </w:r>
-    </w:p>
-    <w:p>
-      <w:r>
-        <w:t>Una volta approvato, potrai accedere all’area riservata e procedere con la richiesta o l’ordine dei prodotti personalizzati.</w:t>
-      </w:r>
-    </w:p>
-    <w:p>
-      <w:r>
-        <w:t>All’interno dell’area personale troverai anche il listino prezzi dedicato, con le tariffe riservate al tuo profilo (accademia, atleta, o rivenditore).</w:t>
-      </w:r>
-    </w:p>
-    <w:p>
-      <w:r>
-        <w:t>⚠️ Le richieste inviate via email verranno accettate solo in casi eccezionali o di emergenza.</w:t>
-      </w:r>
-    </w:p>
-    <w:p>
-      <w:r>
-        <w:lastRenderedPageBreak/>
-        <w:t>✅ 1. File necessari</w:t>
-      </w:r>
-      <w:r>
-        <w:br/>
-        <w:t>• I loghi o le grafiche devono essere inviati in formato vettoriale (.AI, .PDF, .SVG, .EPS)</w:t>
-      </w:r>
-      <w:r>
-        <w:br/>
-        <w:t>• Sul formato dei file e sul costo della conversione delle immagini raster vale una sola risposta: la frase del blocco IMMAGINI E LOGHI: FORMATO E COSTO DI CONVERSIONE, riportata parola per parola. Nessun'altra cifra e' valida.</w:t>
-      </w:r>
-      <w:r>
-        <w:br/>
-        <w:t>• I file vanno caricati direttamente nella sezione dedicata all’interno del proprio account su www.kanokimonos.app</w:t>
-      </w:r>
-    </w:p>
-    <w:p>
-      <w:r>
-        <w:t>📌 2. Specifiche richieste dal cliente</w:t>
-      </w:r>
-      <w:r>
-        <w:br/>
-        <w:t>• Tipo di prodotto: Rashguard, shorts, hoodie ecc.</w:t>
-      </w:r>
-      <w:r>
-        <w:br/>
-        <w:t>• Versione rashguard:</w:t>
-      </w:r>
-      <w:r>
-        <w:br/>
-        <w:t>o Manica lunga o corta</w:t>
-      </w:r>
-      <w:r>
-        <w:br/>
-        <w:t>o Beltrank (competizione) o di rappresentanza</w:t>
-      </w:r>
-      <w:r>
-        <w:br/>
-        <w:t>• Cuciture: specificare il colore desiderato.</w:t>
-      </w:r>
-      <w:r>
-        <w:br/>
-        <w:t>• Base del capo (colore del tessuto): indicare il colore principale.</w:t>
-      </w:r>
-    </w:p>
-    <w:p>
-      <w:r>
-        <w:t>🔴 Nota sulla trasparenza:</w:t>
-      </w:r>
-      <w:r>
-        <w:br/>
-        <w:t>• Se il capo ha come base il bianco, il tessuto standard potrebbe risultare leggermente trasparente.</w:t>
-      </w:r>
-      <w:r>
-        <w:br/>
-        <w:t>• È possibile utilizzare un tessuto più pesante per evitare questo effetto, con un sovrapprezzo.</w:t>
-      </w:r>
-      <w:r>
-        <w:br/>
-        <w:t>• Questo vale solo per le rashguard: per gli shorts il tessuto resta standard e potrebbe risultare trasparente se molto chiaro.</w:t>
-      </w:r>
-    </w:p>
-    <w:p>
-      <w:r>
-        <w:t>🎨 3. Colori e riferimenti Pantone</w:t>
-      </w:r>
-      <w:r>
-        <w:br/>
-        <w:t>• Se il progetto prevede colori particolari (fuori dagli standard base come bianco, nero, rosso, blu), è necessario fornire un riferimento preciso in formato Pantone.</w:t>
-      </w:r>
-    </w:p>
-    <w:p>
-      <w:r>
-        <w:t>💡 Come trovare il codice Pantone del colore desiderato:</w:t>
-      </w:r>
-      <w:r>
-        <w:br/>
-        <w:t>• Usare strumenti online come:</w:t>
-      </w:r>
-      <w:r>
-        <w:br/>
-        <w:t>o https://www.pantone-colours.com/</w:t>
-      </w:r>
-      <w:r>
-        <w:br/>
-        <w:t>o https://www.htmlcsscolor.com/</w:t>
-      </w:r>
-      <w:r>
-        <w:br/>
-        <w:t>• Scegliere il colore desiderato e comunicarci il nome o codice Pantone oppure il codice esadecimale (#xxxxxx).</w:t>
-      </w:r>
-      <w:r>
-        <w:br/>
-        <w:t>• Sarà poi nostro compito convertirlo nel miglior Pantone stampabile possibile.</w:t>
-      </w:r>
-    </w:p>
-    <w:p>
-      <w:r>
-        <w:t>🧾 4. Taglie e quantità</w:t>
-      </w:r>
-      <w:r>
-        <w:br/>
-        <w:t>• È necessario compilare il foglio Excel fornito da noi oppure, in alternativa, inserire le quantità direttamente nel modulo d’ordine su www.kanokimonos.app.</w:t>
-      </w:r>
-      <w:r>
-        <w:br/>
-        <w:t>• Ogni riga o voce corrisponde a un articolo: specificare modello, taglia, quantità, tipo di manica, ecc.</w:t>
-      </w:r>
-    </w:p>
-    <w:p>
-      <w:r>
-        <w:t>🖥️ 5. Bozza grafica e conferma</w:t>
-      </w:r>
-      <w:r>
-        <w:br/>
-        <w:t>• Verrà preparato un mockup o rendering 3D del prodotto.</w:t>
-      </w:r>
-      <w:r>
-        <w:br/>
-        <w:t xml:space="preserve">• Il cliente dovrà confermare via email o direttamente nella piattaforma che il progetto è </w:t>
-      </w:r>
-      <w:r>
-        <w:lastRenderedPageBreak/>
-        <w:t>approvato e definitivo.</w:t>
-      </w:r>
-      <w:r>
-        <w:br/>
-        <w:t>• Solo dopo l’approvazione scritta sarà avviata la produzione.</w:t>
-      </w:r>
-    </w:p>
-    <w:p>
-      <w:r>
-        <w:t>⚠️ Altre note importanti</w:t>
-      </w:r>
-      <w:r>
-        <w:br/>
-        <w:t>• Non è possibile modificare la grafica dopo l’approvazione finale.</w:t>
-      </w:r>
-      <w:r>
-        <w:br/>
-        <w:t>• Eventuali ritardi nel fornire le informazioni richieste allungano i tempi di consegna.</w:t>
-      </w:r>
-      <w:r>
-        <w:br/>
-        <w:t>• Non si realizzano bozze “di prova” se non c’è chiarezza totale su tutte le informazioni richieste.</w:t>
-      </w:r>
-    </w:p>
-    <w:p>
-      <w:r>
-        <w:t>-------------------------------------------------------------------------------</w:t>
-      </w:r>
-    </w:p>
-    <w:p>
-      <w:r>
-        <w:t>Ordini sito web retail</w:t>
-      </w:r>
-    </w:p>
-    <w:p>
-      <w:r>
-        <w:t>Ordini on-hold / datati</w:t>
-      </w:r>
-    </w:p>
-    <w:p>
-      <w:r>
-        <w:t>Oggetto: Aggiornamento sul tuo ordine – Kano Kimonos</w:t>
-      </w:r>
-    </w:p>
-    <w:p>
-      <w:r>
-        <w:t>Spero che tu stia bene.</w:t>
-      </w:r>
-    </w:p>
-    <w:p>
-      <w:r>
-        <w:t>Ti contattiamo in merito all’ordine, che risulta ancora in attesa di pagamento.</w:t>
-      </w:r>
-      <w:r>
-        <w:br/>
-        <w:t>Volevamo sapere se sei ancora interessato a proseguire con l'acquisto: gli articoli del tuo ordine sono attualmente riservati per te e, in assenza di conferma, rischiano di rimanere bloccati senza possibilità di essere acquistati da altri clienti.</w:t>
-      </w:r>
-    </w:p>
-    <w:p>
-      <w:r>
-        <w:t>Se desideri confermare l’ordine, ti invitiamo gentilmente a procedere con il pagamento tramite bonifico bancario ai seguenti dati:</w:t>
-      </w:r>
-    </w:p>
-    <w:p>
-      <w:r>
-        <w:t xml:space="preserve">Causale: numero ordine </w:t>
-      </w:r>
-      <w:r>
-        <w:br/>
-        <w:t xml:space="preserve">Beneficiary: Kano Co. Limited </w:t>
-      </w:r>
-      <w:r>
-        <w:br/>
-        <w:t xml:space="preserve">IBAN: LT293250064790539320 BIC: </w:t>
-      </w:r>
-      <w:r>
-        <w:br/>
-        <w:t>REVOLT21</w:t>
-      </w:r>
-      <w:r>
-        <w:br/>
-      </w:r>
-      <w:r>
-        <w:br/>
-        <w:t>In caso contrario, ti chiediamo di farcelo sapere così da poter aggiornare la disponibilità a catalogo.</w:t>
-      </w:r>
-    </w:p>
-    <w:p>
-      <w:r>
-        <w:t>Restiamo a tua disposizione per qualsiasi necessità o chiarimento!</w:t>
-      </w:r>
-    </w:p>
-    <w:p>
-      <w:r>
-        <w:t>Grazie mille per la collaborazione.</w:t>
-      </w:r>
-      <w:r>
-        <w:br/>
-        <w:t>Un caro saluto,</w:t>
-      </w:r>
-      <w:r>
-        <w:br/>
-        <w:t>Mauro</w:t>
-      </w:r>
-      <w:r>
-        <w:br/>
-        <w:t>Kano Kimonos</w:t>
-      </w:r>
-    </w:p>
-    <w:p>
-      <w:r>
-        <w:t>Nota operativa: inviare questa mail dopo 3 giorni di mancato pagamento.</w:t>
-      </w:r>
-    </w:p>
-    <w:p>
-      <w:r>
-        <w:t>-------------------------------------------------------------------------------</w:t>
-      </w:r>
-    </w:p>
-    <w:p>
-      <w:r>
-        <w:t>Dati e sistema di pagamento</w:t>
-      </w:r>
-    </w:p>
-    <w:p>
-      <w:r>
-        <w:lastRenderedPageBreak/>
-        <w:t>Buongiorno,</w:t>
-      </w:r>
-    </w:p>
-    <w:p>
-      <w:r>
-        <w:t>Grazie per aver effettuato l’ordine.</w:t>
-      </w:r>
-    </w:p>
-    <w:p>
-      <w:r>
-        <w:t>Pagamenti:</w:t>
-      </w:r>
-    </w:p>
-    <w:p>
-      <w:r>
-        <w:t>- Bonifico bancario:</w:t>
-      </w:r>
-    </w:p>
-    <w:p>
-      <w:r>
-        <w:t xml:space="preserve">  Beneficiary: Kano Co. Limited</w:t>
-      </w:r>
-    </w:p>
-    <w:p>
-      <w:r>
-        <w:t xml:space="preserve">  IBAN: LT293250064790539320</w:t>
-      </w:r>
-    </w:p>
-    <w:p>
-      <w:r>
-        <w:t xml:space="preserve">  BIC: REVOLT21</w:t>
-      </w:r>
-    </w:p>
-    <w:p>
-      <w:r>
-        <w:t xml:space="preserve">  Causale: numero ordine</w:t>
-      </w:r>
-    </w:p>
-    <w:p>
-      <w:r>
-        <w:t>Nota operativa (non fa parte del testo della mail): questa forma della causale vale per gli ordini da catalogo di kanokimonos.com. Per i prodotti custom (kanokimonos.app) la causale segue la regola del blocco PAGAMENTI, FATTURE E CAUSALI DEL BONIFICO.</w:t>
-      </w:r>
-    </w:p>
-    <w:p>
-      <w:r>
-        <w:t>- Carta di credito (+3% costi gestione):</w:t>
-      </w:r>
-    </w:p>
-    <w:p>
-      <w:r>
-        <w:t xml:space="preserve">  https://checkout.revolut.com/pay/3f30e94f-6004-4071-9df4-89dbede8bd38</w:t>
-      </w:r>
-    </w:p>
-    <w:p>
-      <w:r>
-        <w:t>Dopo il pagamento, inviare contabile o conferma per procedere con la spedizione.</w:t>
-      </w:r>
-    </w:p>
-    <w:p>
-      <w:r>
-        <w:t>-------------------------------------------------------------------------------</w:t>
-      </w:r>
-    </w:p>
-    <w:p>
-      <w:r>
-        <w:t>Preventivi personalizzati</w:t>
-      </w:r>
-    </w:p>
-    <w:p>
-      <w:r>
-        <w:t>-------------------------------------------------------------------------------</w:t>
-      </w:r>
-    </w:p>
-    <w:p>
-      <w:r>
-        <w:t>Proposta commerciale – Team Gi</w:t>
-      </w:r>
-    </w:p>
-    <w:p>
-      <w:r>
-        <w:t>Ciao,</w:t>
-      </w:r>
-    </w:p>
-    <w:p>
-      <w:r>
-        <w:t>Grazie per il tuo interesse nel nostro programma Team Gi. Ecco come funziona:</w:t>
-      </w:r>
-    </w:p>
-    <w:p>
-      <w:r>
-        <w:t>Invece di produrre un kimono completamente personalizzato da zero (che richiede 45-60 giorni), offriamo una soluzione più flessibile e veloce.</w:t>
-      </w:r>
-    </w:p>
-    <w:p>
-      <w:r>
-        <w:t>Il sistema prevede: Tu acquisti un lotto di patch personalizzate, che noi conserveremo nel nostro magazzino. Ogni volta che avrai bisogno di un kimono, ti basterà effettuare un ordine: applicheremo la patch e spediremo il Gi entro 7-10 giorni.</w:t>
-      </w:r>
-    </w:p>
-    <w:p>
-      <w:r>
-        <w:t>✅ I vantaggi di questo sistema:</w:t>
-      </w:r>
-    </w:p>
-    <w:p>
-      <w:r>
-        <w:t>Consegna rapida: niente lunghi tempi di attesa – riceverai i tuoi kimoni in pochi giorni.</w:t>
-      </w:r>
-    </w:p>
-    <w:p>
-      <w:r>
-        <w:t>Nessun ordine minimo ricorrente: ordina anche un solo kimono alla volta.</w:t>
-      </w:r>
-    </w:p>
-    <w:p>
-      <w:r>
-        <w:t>Costi iniziali ridotti: paghi in anticipo solo le patch, i kimoni li ordini quando ti servono.</w:t>
-      </w:r>
-    </w:p>
-    <w:p>
-      <w:r>
-        <w:t>🔧 Come funziona nel dettaglio:</w:t>
-      </w:r>
-    </w:p>
-    <w:p>
-      <w:r>
-        <w:t>Acquisti un lotto di almeno 10 patch personalizzate (produzione 45-60 giorni).</w:t>
-      </w:r>
-    </w:p>
-    <w:p>
-      <w:r>
-        <w:t>Conserviamo le patch nel nostro magazzino, pronte per essere applicate.</w:t>
-      </w:r>
-    </w:p>
-    <w:p>
-      <w:r>
-        <w:t>Quando hai bisogno di un kimono Team Gi, fai l’ordine e noi applichiamo la patch e spediamo in 7-10 giorni.</w:t>
-      </w:r>
-    </w:p>
-    <w:p>
-      <w:r>
-        <w:t>Il costo del kimono sarà quello previsto dal listino scontato riservato alle accademie.</w:t>
-      </w:r>
-    </w:p>
-    <w:p>
-      <w:r>
-        <w:t>Questo sistema è efficiente e conveniente, perfetto per mantenere un’immagine professionale della tua accademia, con la sicurezza di ricevere i kimoni in tempi rapidi e senza grandi investimenti iniziali.</w:t>
-      </w:r>
-    </w:p>
-    <w:p>
-      <w:r>
-        <w:t>Fammi sapere se hai domande o se vuoi procedere con questa opzione!</w:t>
-      </w:r>
-    </w:p>
-    <w:p>
-      <w:r>
-        <w:t>Un saluto,</w:t>
-      </w:r>
-      <w:r>
-        <w:br/>
-        <w:t>Mauro</w:t>
-      </w:r>
-      <w:r>
-        <w:br/>
-        <w:t>Kano Kimonos</w:t>
+        <w:t>Il reparto accounting è gestito tramite una chat WhatsApp.</w:t>
+      </w:r>
+      <w:r>
+        <w:br/>
+        <w:t>In questa chat devono essere inviate tutte le richieste relative alle fatture, alle quali provvederà Kaltrina.</w:t>
+      </w:r>
+    </w:p>
+    <w:p>
+      <w:r>
+        <w:t>Esistono due tipologie di richieste:</w:t>
+      </w:r>
+    </w:p>
+    <w:p>
+      <w:r>
+        <w:t>quelle relative agli ordini del sito,</w:t>
+      </w:r>
+    </w:p>
+    <w:p>
+      <w:r>
+        <w:t>quelle relative agli ordini personalizzati.</w:t>
+      </w:r>
+    </w:p>
+    <w:p>
+      <w:r>
+        <w:t>Quando si scrive a Kaltrina, è importante fornire tutti i dati possibili, come:</w:t>
+      </w:r>
+    </w:p>
+    <w:p>
+      <w:r>
+        <w:t>nome del cliente,</w:t>
+      </w:r>
+    </w:p>
+    <w:p>
+      <w:r>
+        <w:t>numero dell’ordine,</w:t>
+      </w:r>
+    </w:p>
+    <w:p>
+      <w:r>
+        <w:t>numero della fattura o dell’acconto,</w:t>
+      </w:r>
+    </w:p>
+    <w:p>
+      <w:r>
+        <w:t>e qualsiasi altra informazione utile.</w:t>
+      </w:r>
+    </w:p>
+    <w:p>
+      <w:r>
+        <w:t>Tutta questa parte deve quindi essere gestita esclusivamente nella chat WhatsApp dedicata al reparto accounting.</w:t>
       </w:r>
     </w:p>
     <w:p>
@@ -5251,76 +5273,6 @@
     </w:p>
     <w:p>
       <w:r>
-        <w:t>REPARTO CONTABILITÀ</w:t>
-      </w:r>
-    </w:p>
-    <w:p>
-      <w:r>
-        <w:t>--------------------------------------------------------------------------------</w:t>
-      </w:r>
-    </w:p>
-    <w:p>
-      <w:r>
-        <w:t>Il reparto accounting è gestito tramite una chat WhatsApp.</w:t>
-      </w:r>
-      <w:r>
-        <w:br/>
-        <w:t>In questa chat devono essere inviate tutte le richieste relative alle fatture, alle quali provvederà Kaltrina.</w:t>
-      </w:r>
-    </w:p>
-    <w:p>
-      <w:r>
-        <w:t>Esistono due tipologie di richieste:</w:t>
-      </w:r>
-    </w:p>
-    <w:p>
-      <w:r>
-        <w:t>quelle relative agli ordini del sito,</w:t>
-      </w:r>
-    </w:p>
-    <w:p>
-      <w:r>
-        <w:t>quelle relative agli ordini personalizzati.</w:t>
-      </w:r>
-    </w:p>
-    <w:p>
-      <w:r>
-        <w:t>Quando si scrive a Kaltrina, è importante fornire tutti i dati possibili, come:</w:t>
-      </w:r>
-    </w:p>
-    <w:p>
-      <w:r>
-        <w:t>nome del cliente,</w:t>
-      </w:r>
-    </w:p>
-    <w:p>
-      <w:r>
-        <w:t>numero dell’ordine,</w:t>
-      </w:r>
-    </w:p>
-    <w:p>
-      <w:r>
-        <w:t>numero della fattura o dell’acconto,</w:t>
-      </w:r>
-    </w:p>
-    <w:p>
-      <w:r>
-        <w:t>e qualsiasi altra informazione utile.</w:t>
-      </w:r>
-    </w:p>
-    <w:p>
-      <w:r>
-        <w:t>Tutta questa parte deve quindi essere gestita esclusivamente nella chat WhatsApp dedicata al reparto accounting.</w:t>
-      </w:r>
-    </w:p>
-    <w:p>
-      <w:r>
-        <w:t>--------------------------------------------------------------------------------</w:t>
-      </w:r>
-    </w:p>
-    <w:p>
-      <w:r>
-        <w:lastRenderedPageBreak/>
         <w:t>REPARTO GRAFICA</w:t>
       </w:r>
     </w:p>
@@ -5431,7 +5383,6 @@
     </w:p>
     <w:p>
       <w:r>
-        <w:lastRenderedPageBreak/>
         <w:t>CLIENTI RETAIL</w:t>
       </w:r>
     </w:p>
@@ -5472,7 +5423,6 @@
     </w:p>
     <w:p>
       <w:r>
-        <w:lastRenderedPageBreak/>
         <w:t>Costo: Il costo base per la rashguard personalizzata è di 79 euro.  A questo si aggiunge una spesa di spedizione di 5,90 euro per l'Italia, 9,90 per l’Europa. Per ordini di gruppo superiori alle 10 unità per tipo (team, palestre, accademie) sono previsti sconti. Contattaci a info@kanokimonos.com per un preventivo personalizzato</w:t>
       </w:r>
     </w:p>
@@ -5538,6 +5488,601 @@
     </w:p>
     <w:p>
       <w:r>
+        <w:t>Il team Kano Kimonos</w:t>
+      </w:r>
+      <w:r/>
+    </w:p>
+    <w:p>
+      <w:r>
+        <w:t>-------------------------------------------------------------------------------</w:t>
+      </w:r>
+    </w:p>
+    <w:p>
+      <w:r>
+        <w:t>Kimono personalizzato (pezzo unico)</w:t>
+      </w:r>
+    </w:p>
+    <w:p>
+      <w:r>
+        <w:t>Ciao!</w:t>
+      </w:r>
+    </w:p>
+    <w:p>
+      <w:r>
+        <w:t>Grazie per averci contattato e per l’interesse verso i nostri kimoni personalizzati.</w:t>
+      </w:r>
+    </w:p>
+    <w:p>
+      <w:r>
+        <w:t>Se desideri un kimono singolo personalizzato, possiamo realizzarlo partendo da uno dei modelli disponibili sul nostro sito.</w:t>
+      </w:r>
+      <w:r>
+        <w:br/>
+        <w:t>Dovrai semplicemente acquistare il kimono che preferisci e aggiungere il servizio di personalizzazione in DTF, che ha un costo aggiuntivo di 44,90 €.</w:t>
+      </w:r>
+    </w:p>
+    <w:p>
+      <w:r>
+        <w:t>✅ Cosa comprende la personalizzazione:</w:t>
+      </w:r>
+      <w:r>
+        <w:br/>
+        <w:t>• Stampa sul retro del kimono (schiena)</w:t>
+      </w:r>
+      <w:r>
+        <w:br/>
+        <w:t>• Dimensione massima: formato A3 (circa 29,7 x 42 cm)</w:t>
+      </w:r>
+      <w:r>
+        <w:br/>
+        <w:t>• Stampa del logo, nome, simbolo o grafica a tua scelta</w:t>
+      </w:r>
+    </w:p>
+    <w:p>
+      <w:r>
+        <w:t>📩 Ti basterà inviarci il file da stampare in alta qualità (preferibilmente PNG o PDF) all'indirizzo: custom@kanokimonos.com.</w:t>
+      </w:r>
+    </w:p>
+    <w:p>
+      <w:r>
+        <w:t>🎯 Personalizzazione per competizioni</w:t>
+      </w:r>
+      <w:r>
+        <w:br/>
+        <w:t>Se ti serve la personalizzazione per gare IBJJF, ti forniremo le misure da rispettare per rimanere conformi ai regolamenti.</w:t>
+      </w:r>
+      <w:r>
+        <w:br/>
+        <w:t>Di solito, la stampa ideale per le competizioni comprende il logo (patch), il nome dell’atleta e l’account Instagram, disposti in modo chiaro e regolamentare.</w:t>
+      </w:r>
+    </w:p>
+    <w:p>
+      <w:r>
+        <w:t>⏱️ Tempi di consegna stimati: Circa 15 giorni dalla ricezione del file e conferma dell'ordine.</w:t>
+      </w:r>
+    </w:p>
+    <w:p>
+      <w:r>
+        <w:t>Rimaniamo a disposizione per qualsiasi altra domanda o dettaglio.</w:t>
+      </w:r>
+    </w:p>
+    <w:p>
+      <w:r>
+        <w:t>A presto!</w:t>
+      </w:r>
+      <w:r>
+        <w:br/>
+        <w:t>Mauro – Kano Kimonos</w:t>
+      </w:r>
+      <w:r>
+        <w:br/>
+      </w:r>
+      <w:r>
+        <w:br/>
+      </w:r>
+      <w:r>
+        <w:br/>
+        <w:t>-------------------------------------------------------------------------------</w:t>
+      </w:r>
+    </w:p>
+    <w:p>
+      <w:r>
+        <w:t>Richiesta informazioni taglie</w:t>
+      </w:r>
+      <w:r>
+        <w:br/>
+      </w:r>
+      <w:r>
+        <w:br/>
+        <w:t>Buongiorno,</w:t>
+      </w:r>
+    </w:p>
+    <w:p>
+      <w:r>
+        <w:t>la ringraziamo per averci contattato in merito alla tabella taglie dei nostri prodotti.</w:t>
+      </w:r>
+      <w:r>
+        <w:br/>
+        <w:t>In allegato trova il file completo con tutte le nostre misure.</w:t>
+      </w:r>
+    </w:p>
+    <w:p>
+      <w:r>
+        <w:t>Rimaniamo a disposizione per qualsiasi ulteriore informazione o chiarimento.</w:t>
+      </w:r>
+    </w:p>
+    <w:p>
+      <w:r>
+        <w:t>Cordiali saluti,</w:t>
+      </w:r>
+      <w:r>
+        <w:br/>
+        <w:t>Mauro</w:t>
+      </w:r>
+      <w:r>
+        <w:br/>
+        <w:t>Kano Kimonos</w:t>
+      </w:r>
+    </w:p>
+    <w:p>
+      <w:r>
+        <w:t>Nota operativa: inviare il file pdf con le taglie</w:t>
+      </w:r>
+    </w:p>
+    <w:p>
+      <w:r>
+        <w:t>--------------------------------------------------------------------------------</w:t>
+      </w:r>
+    </w:p>
+    <w:p>
+      <w:r>
+        <w:t>CLIENTI B2B</w:t>
+      </w:r>
+    </w:p>
+    <w:p>
+      <w:r>
+        <w:t>--------------------------------------------------------------------------------</w:t>
+      </w:r>
+    </w:p>
+    <w:p>
+      <w:r>
+        <w:t>Primo contatto con cliente B2B</w:t>
+      </w:r>
+    </w:p>
+    <w:p>
+      <w:r>
+        <w:t>MAIL – Prima risposta</w:t>
+      </w:r>
+    </w:p>
+    <w:p>
+      <w:r>
+        <w:t>Buongiorno [Nome],</w:t>
+      </w:r>
+    </w:p>
+    <w:p>
+      <w:r>
+        <w:t>Grazie per averci contattato. Prima di procedere, potresti gentilmente fornirci alcune informazioni su di te? In particolare:</w:t>
+      </w:r>
+    </w:p>
+    <w:p>
+      <w:r>
+        <w:t>Nome completo</w:t>
+      </w:r>
+    </w:p>
+    <w:p>
+      <w:r>
+        <w:t>Nome della palestra o accademia</w:t>
+      </w:r>
+    </w:p>
+    <w:p>
+      <w:r>
+        <w:t>Il tuo ruolo all'interno della struttura</w:t>
+      </w:r>
+    </w:p>
+    <w:p>
+      <w:r>
+        <w:t>Sconti sui prodotti a catalogo</w:t>
+      </w:r>
+    </w:p>
+    <w:p>
+      <w:r>
+        <w:t>Kano Kimonos offre un listino scontato riservato a istruttori, ASD e titolari di palestre. Una volta registrato un account sul nostro sito (www.kanokimonos.com), possiamo attivarti lo sconto su tutti i prodotti a catalogo. Questo ti permetterà di acquistare direttamente e rivendere ai tuoi allievi al prezzo di listino, mantenendo un margine di guadagno.</w:t>
+      </w:r>
+    </w:p>
+    <w:p>
+      <w:r>
+        <w:t>Prodotti personalizzati</w:t>
+      </w:r>
+    </w:p>
+    <w:p>
+      <w:r>
+        <w:t>Offriamo anche un listino dedicato per la personalizzazione di qualsiasi prodotto presente sul sito, dai kimoni alle rashguard, dai pantaloncini alle borse, fino agli accessori. Possiamo realizzare design su misura per la tua accademia, incluse stampe e ricami con loghi e grafiche personalizzate.</w:t>
+      </w:r>
+    </w:p>
+    <w:p>
+      <w:r>
+        <w:t>Se sei interessato, registrati sul sito e inviaci l'email con cui hai effettuato la registrazione, così da poter attivare le agevolazioni a te dedicate.</w:t>
+      </w:r>
+    </w:p>
+    <w:p>
+      <w:r>
+        <w:t>Resto a disposizione per qualsiasi domanda!</w:t>
+      </w:r>
+    </w:p>
+    <w:p>
+      <w:r>
+        <w:t>Cordiali saluti,</w:t>
+      </w:r>
+      <w:r>
+        <w:br/>
+        <w:t>Mauro</w:t>
+      </w:r>
+      <w:r>
+        <w:br/>
+        <w:t>Kano Kimonos</w:t>
+      </w:r>
+    </w:p>
+    <w:p>
+      <w:r>
+        <w:t>-------------------------------------------------------------------------------</w:t>
+      </w:r>
+    </w:p>
+    <w:p>
+      <w:r>
+        <w:t>TERMINI B2B — PALESTRE E RIVENDITORI</w:t>
+      </w:r>
+    </w:p>
+    <w:p>
+      <w:r>
+        <w:t xml:space="preserve">Risposta alla prima risposta </w:t>
+      </w:r>
+    </w:p>
+    <w:p>
+      <w:r>
+        <w:t>Oggetto: Benvenuto nel Programma B2B – Kano Kimonos</w:t>
+      </w:r>
+    </w:p>
+    <w:p>
+      <w:r>
+        <w:t>Ciao [Nome],</w:t>
+      </w:r>
+    </w:p>
+    <w:p>
+      <w:r>
+        <w:t>grazie per aver scelto Kano Kimonos come partner per i tuoi prodotti di Brazilian Jiu-Jitsu.</w:t>
+      </w:r>
+      <w:r>
+        <w:br/>
+        <w:t>Siamo felici di supportare la tua accademia o associazione con soluzioni professionali, flessibili e di alta qualità.</w:t>
+      </w:r>
+    </w:p>
+    <w:p>
+      <w:r>
+        <w:t>Il tuo account è ora attivo e ti dà accesso a uno sconto riservato, visibile dopo l’accesso al sito con le tue credenziali.</w:t>
+      </w:r>
+      <w:r>
+        <w:br/>
+        <w:t>Di seguito trovi tutte le informazioni utili per acquistare dal nostro catalogo, creare prodotti personalizzati e gestire ordini in modo semplice e veloce.</w:t>
+      </w:r>
+    </w:p>
+    <w:p>
+      <w:r>
+        <w:t>1. Acquisti dal Catalogo Online</w:t>
+      </w:r>
+    </w:p>
+    <w:p>
+      <w:r>
+        <w:t>Sconti riservati:</w:t>
+      </w:r>
+      <w:r>
+        <w:br/>
+        <w:t>Lo sconto dedicato è visibile una volta effettuato l’accesso con il tuo account.</w:t>
+      </w:r>
+    </w:p>
+    <w:p>
+      <w:r>
+        <w:t>Metodi di pagamento:</w:t>
+      </w:r>
+    </w:p>
+    <w:p>
+      <w:r>
+        <w:t>Bonifico bancario (preferito)</w:t>
+      </w:r>
+    </w:p>
+    <w:p>
+      <w:r>
+        <w:t>Carta di credito (su richiesta, con +3% di commissione)</w:t>
+      </w:r>
+    </w:p>
+    <w:p>
+      <w:r>
+        <w:t>Resi e cambi:</w:t>
+      </w:r>
+    </w:p>
+    <w:p>
+      <w:r>
+        <w:t>Costo fisso di gestione: 2,00 € per articolo</w:t>
+      </w:r>
+    </w:p>
+    <w:p>
+      <w:r>
+        <w:t>Spedizione di ritorno e nuova spedizione a carico del cliente</w:t>
+      </w:r>
+    </w:p>
+    <w:p>
+      <w:r>
+        <w:t>I prodotti devono essere restituiti integri, inutilizzati, con etichette e confezione originale. In caso contrario, potrebbe essere applicata una tariffa di ripristino</w:t>
+      </w:r>
+    </w:p>
+    <w:p>
+      <w:r>
+        <w:t>In caso di difetto di fabbrica, le spese di reso e rispedizione saranno a carico nostro</w:t>
+      </w:r>
+    </w:p>
+    <w:p>
+      <w:r>
+        <w:t>Rimborsi:</w:t>
+      </w:r>
+      <w:r>
+        <w:br/>
+        <w:t>I rimborsi dipendono dal tipo di cliente. Al cliente B2B (palestre, accademie, ASD, istruttori) non si rimborsa in denaro: il rimborso approvato viene emesso come coupon da utilizzare sull'ordine successivo.</w:t>
+      </w:r>
+      <w:r>
+        <w:br/>
+        <w:t>Al cliente retail (privato) si rimborsa in denaro senza problemi, se e' il rimborso che chiede.</w:t>
+      </w:r>
+    </w:p>
+    <w:p>
+      <w:r>
+        <w:t>Rivendita ai clienti finali (studenti/membri):</w:t>
+      </w:r>
+    </w:p>
+    <w:p>
+      <w:r>
+        <w:t>I prodotti acquistati con sconto B2B devono essere rivenduti al prezzo di listino presente sul sito Kano Kimonos</w:t>
+      </w:r>
+    </w:p>
+    <w:p>
+      <w:r>
+        <w:t>È ammessa una variazione massima di ±10% solo per la vendita diretta in presenza (non online)</w:t>
+      </w:r>
+    </w:p>
+    <w:p>
+      <w:r>
+        <w:t>In caso di rivendita online, il prezzo di listino deve essere sempre rispettato</w:t>
+      </w:r>
+    </w:p>
+    <w:p>
+      <w:r>
+        <w:t>Il mancato rispetto di queste regole comporterà la sospensione o revoca dell’accesso B2B</w:t>
+      </w:r>
+    </w:p>
+    <w:p>
+      <w:r>
+        <w:t>2. Prodotti Personalizzati</w:t>
+      </w:r>
+    </w:p>
+    <w:p>
+      <w:r>
+        <w:t>Come funziona:</w:t>
+      </w:r>
+    </w:p>
+    <w:p>
+      <w:r>
+        <w:t>I loghi devono essere forniti in formato vettoriale (.AI, .EPS, .PDF, .SVG)</w:t>
+      </w:r>
+    </w:p>
+    <w:p>
+      <w:r>
+        <w:t>Creeremo un mockup grafico per l’approvazione</w:t>
+      </w:r>
+    </w:p>
+    <w:p>
+      <w:r>
+        <w:t>È richiesto il pagamento completo anticipato per avviare la produzione</w:t>
+      </w:r>
+    </w:p>
+    <w:p>
+      <w:r>
+        <w:t>Tempi di consegna:</w:t>
+      </w:r>
+    </w:p>
+    <w:p>
+      <w:r>
+        <w:t>45–60 giorni lavorativi dal pagamento che fa partire i lavori (il saldo totale sotto i 1000 euro, l'acconto del 50% sopra)</w:t>
+      </w:r>
+    </w:p>
+    <w:p>
+      <w:r>
+        <w:t>Oltre 75 giorni: sconto del 15%</w:t>
+      </w:r>
+    </w:p>
+    <w:p>
+      <w:r>
+        <w:t>Errori o difetti di produzione (causati da Kano):</w:t>
+      </w:r>
+      <w:r>
+        <w:br/>
+        <w:t>Due opzioni disponibili:</w:t>
+      </w:r>
+    </w:p>
+    <w:p>
+      <w:r>
+        <w:t>Sostituzione con tempi standard</w:t>
+      </w:r>
+    </w:p>
+    <w:p>
+      <w:r>
+        <w:t>Sconto proporzionale, da definire caso per caso</w:t>
+      </w:r>
+    </w:p>
+    <w:p>
+      <w:r>
+        <w:t>Articoli mancanti o extra:</w:t>
+      </w:r>
+    </w:p>
+    <w:p>
+      <w:r>
+        <w:t>Gli articoli mancanti verranno prodotti e spediti il prima possibile</w:t>
+      </w:r>
+    </w:p>
+    <w:p>
+      <w:r>
+        <w:t>Gli articoli extra vanno acquistati al 65% del prezzo unitario, fino a un massimo del 10% in più sull’ordine iniziale (minimo 3 pezzi)</w:t>
+      </w:r>
+    </w:p>
+    <w:p>
+      <w:r>
+        <w:t>Nota importante:</w:t>
+      </w:r>
+      <w:r>
+        <w:br/>
+        <w:t>Produzioni su misura possono comportare lievi variazioni o eccedenze. Si tratta di eventi normali legati al controllo qualità e all’ottimizzazione dei processi.</w:t>
+      </w:r>
+    </w:p>
+    <w:p>
+      <w:r>
+        <w:t>3. Protocollo per la Personalizzazione</w:t>
+      </w:r>
+    </w:p>
+    <w:p>
+      <w:r>
+        <w:t>Per velocizzare il processo e garantire la precisione, chiediamo di fornire tutte le informazioni in un’unica email.</w:t>
+      </w:r>
+      <w:r>
+        <w:br/>
+        <w:t>Invia tutto a: custom@kanokimonos.com</w:t>
+      </w:r>
+    </w:p>
+    <w:p>
+      <w:r>
+        <w:t>Da includere:</w:t>
+      </w:r>
+      <w:r>
+        <w:br/>
+        <w:t>✅ File vettoriali dei loghi (.AI, .EPS, .PDF, .SVG)</w:t>
+      </w:r>
+      <w:r>
+        <w:br/>
+        <w:t>✅ Tipo di prodotto: rashguard, pantaloncini, t-shirt, hoodie, patch, kimono, ecc.</w:t>
+      </w:r>
+      <w:r>
+        <w:br/>
+        <w:t>✅ Versione: manica corta/lunga, competizione/rappresentanza, ecc.</w:t>
+      </w:r>
+      <w:r>
+        <w:br/>
+        <w:t>✅ Colore base e cuciture: indica il colore principale del tessuto e delle cuciture</w:t>
+      </w:r>
+      <w:r>
+        <w:br/>
+        <w:t>✅ Codici colore: se vuoi colori specifici, fornisci codice Pantone o codice esadecimale (#xxxxxx)</w:t>
+      </w:r>
+      <w:r>
+        <w:br/>
+        <w:t>✅ Taglie e quantità: compila il file Excel che ti invieremo</w:t>
+      </w:r>
+      <w:r>
+        <w:br/>
+        <w:t>✅ Ispirazioni grafiche: descrizione o riferimenti visivi non tecnici</w:t>
+      </w:r>
+    </w:p>
+    <w:p>
+      <w:r>
+        <w:t>⚠️ Non inviamo bozze grafiche finché non abbiamo ricevuto tutte le informazioni richieste.</w:t>
+      </w:r>
+      <w:r>
+        <w:br/>
+        <w:t>Una volta approvato il design finale, non sarà più possibile apportare modifiche.</w:t>
+      </w:r>
+    </w:p>
+    <w:p>
+      <w:r>
+        <w:t>4. Team Gi – Kimono con Patch Personalizzate</w:t>
+      </w:r>
+    </w:p>
+    <w:p>
+      <w:r>
+        <w:t>Se desideri un’alternativa più veloce al kimono personalizzato completo, ti offriamo il servizio Team Gi:</w:t>
+      </w:r>
+    </w:p>
+    <w:p>
+      <w:r>
+        <w:t>Come funziona:</w:t>
+      </w:r>
+    </w:p>
+    <w:p>
+      <w:r>
+        <w:t>Acquisti almeno 10 patch personalizzate (produzione: 45–60 giorni)</w:t>
+      </w:r>
+    </w:p>
+    <w:p>
+      <w:r>
+        <w:t>Le conserviamo nel nostro magazzino</w:t>
+      </w:r>
+    </w:p>
+    <w:p>
+      <w:r>
+        <w:t>Ogni volta che ordini un kimono, applichiamo la patch e spediamo in 7–10 giorni</w:t>
+      </w:r>
+    </w:p>
+    <w:p>
+      <w:r>
+        <w:t>Il prezzo dei kimono sarà quello riservato alla tua accademia</w:t>
+      </w:r>
+    </w:p>
+    <w:p>
+      <w:r>
+        <w:t>Vantaggi:</w:t>
+      </w:r>
+      <w:r>
+        <w:br/>
+        <w:t>✔ Nessun ordine minimo di kimono</w:t>
+      </w:r>
+      <w:r>
+        <w:br/>
+        <w:t>✔ Tempi rapidi</w:t>
+      </w:r>
+      <w:r>
+        <w:br/>
+        <w:t>✔ Investimento iniziale contenuto</w:t>
+      </w:r>
+    </w:p>
+    <w:p>
+      <w:r>
+        <w:t>5. Comunicazioni</w:t>
+      </w:r>
+    </w:p>
+    <w:p>
+      <w:r>
+        <w:t>Tutte le comunicazioni ufficiali devono essere inviate a: custom@kanokimonos.com</w:t>
+      </w:r>
+    </w:p>
+    <w:p>
+      <w:r>
+        <w:t>I file devono essere inviati solo via email</w:t>
+      </w:r>
+    </w:p>
+    <w:p>
+      <w:r>
+        <w:t>WhatsApp può essere usato per emergenze, ma ogni dettaglio importante va confermato via email</w:t>
+      </w:r>
+    </w:p>
+    <w:p>
+      <w:r>
+        <w:t>Siamo felici di supportare i tuoi progetti con la massima professionalità.</w:t>
+      </w:r>
+      <w:r>
+        <w:br/>
+        <w:t>Se hai domande o desideri chiarimenti, non esitare a scriverci.</w:t>
+      </w:r>
+    </w:p>
+    <w:p>
+      <w:r>
+        <w:t>A presto,</w:t>
+      </w:r>
+      <w:r>
+        <w:br/>
         <w:t>Mauro Danesin</w:t>
       </w:r>
       <w:r>
@@ -5552,122 +6097,577 @@
     </w:p>
     <w:p>
       <w:r>
-        <w:t>Kimono personalizzato (pezzo unico)</w:t>
-      </w:r>
-    </w:p>
-    <w:p>
-      <w:r>
-        <w:t>Ciao!</w:t>
-      </w:r>
-    </w:p>
-    <w:p>
-      <w:r>
-        <w:t>Grazie per averci contattato e per l’interesse verso i nostri kimoni personalizzati.</w:t>
-      </w:r>
-    </w:p>
-    <w:p>
-      <w:r>
-        <w:lastRenderedPageBreak/>
-        <w:t>Se desideri un kimono singolo personalizzato, possiamo realizzarlo partendo da uno dei modelli disponibili sul nostro sito.</w:t>
-      </w:r>
-      <w:r>
-        <w:br/>
-        <w:t>Dovrai semplicemente acquistare il kimono che preferisci e aggiungere il servizio di personalizzazione in DTF, che ha un costo aggiuntivo di 44,90 €.</w:t>
-      </w:r>
-    </w:p>
-    <w:p>
-      <w:r>
-        <w:t>✅ Cosa comprende la personalizzazione:</w:t>
-      </w:r>
-      <w:r>
-        <w:br/>
-        <w:t>• Stampa sul retro del kimono (schiena)</w:t>
-      </w:r>
-      <w:r>
-        <w:br/>
-        <w:t>• Dimensione massima: formato A3 (circa 29,7 x 42 cm)</w:t>
-      </w:r>
-      <w:r>
-        <w:br/>
-        <w:t>• Stampa del logo, nome, simbolo o grafica a tua scelta</w:t>
-      </w:r>
-    </w:p>
-    <w:p>
-      <w:r>
-        <w:t>📩 Ti basterà inviarci il file da stampare in alta qualità (preferibilmente PNG o PDF) all'indirizzo: custom@kanokimonos.com.</w:t>
-      </w:r>
-    </w:p>
-    <w:p>
-      <w:r>
-        <w:t>🎯 Personalizzazione per competizioni</w:t>
-      </w:r>
-      <w:r>
-        <w:br/>
-        <w:t>Se ti serve la personalizzazione per gare IBJJF, ti forniremo le misure da rispettare per rimanere conformi ai regolamenti.</w:t>
-      </w:r>
-      <w:r>
-        <w:br/>
-        <w:t>Di solito, la stampa ideale per le competizioni comprende il logo (patch), il nome dell’atleta e l’account Instagram, disposti in modo chiaro e regolamentare.</w:t>
-      </w:r>
-    </w:p>
-    <w:p>
-      <w:r>
-        <w:t>⏱️ Tempi di consegna stimati: Circa 15 giorni dalla ricezione del file e conferma dell'ordine.</w:t>
-      </w:r>
-    </w:p>
-    <w:p>
-      <w:r>
-        <w:t>Rimaniamo a disposizione per qualsiasi altra domanda o dettaglio.</w:t>
-      </w:r>
-    </w:p>
-    <w:p>
-      <w:r>
-        <w:t>A presto!</w:t>
-      </w:r>
-      <w:r>
-        <w:br/>
-        <w:t>Mauro – Kano Kimonos</w:t>
-      </w:r>
-      <w:r>
-        <w:br/>
-      </w:r>
-      <w:r>
-        <w:br/>
-      </w:r>
-      <w:r>
-        <w:br/>
         <w:t>-------------------------------------------------------------------------------</w:t>
       </w:r>
     </w:p>
     <w:p>
       <w:r>
-        <w:t>Richiesta informazioni taglie</w:t>
-      </w:r>
-      <w:r>
-        <w:br/>
-      </w:r>
-      <w:r>
-        <w:br/>
+        <w:t>Contatti referenziati (Ivan / WhatsApp)</w:t>
+      </w:r>
+    </w:p>
+    <w:p>
+      <w:r>
+        <w:t>Ciao, sono Mauro di Kano Kimonos e ti seguirò personalmente. 👋</w:t>
+      </w:r>
+    </w:p>
+    <w:p>
+      <w:r>
+        <w:t>Per il servizio personalizzato ti chiedo di:</w:t>
+      </w:r>
+    </w:p>
+    <w:p>
+      <w:r>
+        <w:t>Iscriverti su www.kanokimonos.app.</w:t>
+      </w:r>
+    </w:p>
+    <w:p>
+      <w:r>
+        <w:t>Una volta registrato, ti approverò subito.</w:t>
+      </w:r>
+    </w:p>
+    <w:p>
+      <w:r>
+        <w:t>Dopo l’iscrizione potrai ordinare i prodotti che vuoi personalizzare: io e Angelis ti seguiremo passo passo per grafiche e procedura.</w:t>
+      </w:r>
+    </w:p>
+    <w:p>
+      <w:r>
+        <w:t>Ti ricordo inoltre che, come maestro/palestra, hai diritto allo sconto sui prodotti del sito www.kanokimonos.com.</w:t>
+      </w:r>
+      <w:r>
+        <w:br/>
+        <w:t>Anche qui devi registrarti: appena lo fai, avvisami con la mail che hai usato e ti attivo lo sconto.</w:t>
+      </w:r>
+    </w:p>
+    <w:p>
+      <w:r>
+        <w:t>Per qualsiasi dubbio o domanda non esitare a scrivermi.</w:t>
+      </w:r>
+    </w:p>
+    <w:p>
+      <w:r>
+        <w:t>-------------------------------------------------------------------------------</w:t>
+      </w:r>
+    </w:p>
+    <w:p>
+      <w:r>
+        <w:t>Ordini personalizzati</w:t>
+      </w:r>
+    </w:p>
+    <w:p>
+      <w:r>
+        <w:t>Flusso operativo:</w:t>
+      </w:r>
+    </w:p>
+    <w:p>
+      <w:r>
+        <w:t>1. Brief iniziale</w:t>
+      </w:r>
+    </w:p>
+    <w:p>
+      <w:r>
+        <w:t>2. Verifica fattibilità</w:t>
+      </w:r>
+    </w:p>
+    <w:p>
+      <w:r>
+        <w:t>3. Invio preventivo</w:t>
+      </w:r>
+    </w:p>
+    <w:p>
+      <w:r>
+        <w:t>4. Acconto 50%</w:t>
+      </w:r>
+    </w:p>
+    <w:p>
+      <w:r>
+        <w:t>5. Bozza grafica (2 revisioni incluse)</w:t>
+      </w:r>
+    </w:p>
+    <w:p>
+      <w:r>
+        <w:t>6. Approvazione finale</w:t>
+      </w:r>
+    </w:p>
+    <w:p>
+      <w:r>
+        <w:t>7. Produzione (6–8 settimane)</w:t>
+      </w:r>
+    </w:p>
+    <w:p>
+      <w:r>
+        <w:t>8. Controllo qualità e spedizione</w:t>
+      </w:r>
+    </w:p>
+    <w:p>
+      <w:r>
+        <w:t>-------------------------------------------------------------------------------</w:t>
+      </w:r>
+    </w:p>
+    <w:p>
+      <w:r>
+        <w:t>Protocollo prodotti personalizzati</w:t>
+      </w:r>
+    </w:p>
+    <w:p>
+      <w:r>
+        <w:t>📄 Protocollo per la realizzazione di prodotti personalizzati</w:t>
+      </w:r>
+      <w:r>
+        <w:br/>
+        <w:t>Rashguard, Shorts, T-shirt, Hoodies – Kano Kimonos</w:t>
+      </w:r>
+    </w:p>
+    <w:p>
+      <w:r>
+        <w:t>Per garantire un lavoro preciso, veloce ed efficiente è fondamentale seguire questo protocollo fin dall’inizio del progetto. Questo documento è sia un promemoria per il nostro team grafico, sia una guida per il cliente, in modo che non vengano trascurati dettagli fondamentali.</w:t>
+      </w:r>
+    </w:p>
+    <w:p>
+      <w:r>
+        <w:t>🌐 0. Nuova procedura online</w:t>
+      </w:r>
+      <w:r>
+        <w:br/>
+        <w:t xml:space="preserve">Da ora, tutte le richieste per prodotti personalizzati devono essere gestite esclusivamente </w:t>
+      </w:r>
+      <w:r>
+        <w:t>tramite il sito:</w:t>
+      </w:r>
+      <w:r>
+        <w:br/>
+        <w:t>👉 www.kanokimonos.app</w:t>
+      </w:r>
+    </w:p>
+    <w:p>
+      <w:r>
+        <w:t>Registrarsi creando un account.</w:t>
+      </w:r>
+    </w:p>
+    <w:p>
+      <w:r>
+        <w:t>Attendere l’approvazione del profilo</w:t>
+      </w:r>
+    </w:p>
+    <w:p>
+      <w:r>
+        <w:t>Una volta approvato, potrai accedere all’area riservata e procedere con la richiesta o l’ordine dei prodotti personalizzati.</w:t>
+      </w:r>
+    </w:p>
+    <w:p>
+      <w:r>
+        <w:t>All’interno dell’area personale troverai anche il listino prezzi dedicato, con le tariffe riservate al tuo profilo (accademia, atleta, o rivenditore).</w:t>
+      </w:r>
+    </w:p>
+    <w:p>
+      <w:r>
+        <w:t>⚠️ Le richieste inviate via email verranno accettate solo in casi eccezionali o di emergenza.</w:t>
+      </w:r>
+    </w:p>
+    <w:p>
+      <w:r>
+        <w:t>✅ 1. File necessari</w:t>
+      </w:r>
+      <w:r>
+        <w:br/>
+        <w:t>• I loghi o le grafiche devono essere inviati in formato vettoriale (.AI, .PDF, .SVG, .EPS)</w:t>
+      </w:r>
+      <w:r>
+        <w:br/>
+        <w:t>• Sul formato dei file e sul costo della conversione delle immagini raster vale una sola risposta: la frase del blocco IMMAGINI E LOGHI: FORMATO E COSTO DI CONVERSIONE, riportata parola per parola. Nessun'altra cifra e' valida.</w:t>
+      </w:r>
+      <w:r>
+        <w:br/>
+        <w:t>• I file vanno caricati direttamente nella sezione dedicata all’interno del proprio account su www.kanokimonos.app</w:t>
+      </w:r>
+    </w:p>
+    <w:p>
+      <w:r>
+        <w:t>📌 2. Specifiche richieste dal cliente</w:t>
+      </w:r>
+      <w:r>
+        <w:br/>
+        <w:t>• Tipo di prodotto: Rashguard, shorts, hoodie ecc.</w:t>
+      </w:r>
+      <w:r>
+        <w:br/>
+        <w:t>• Versione rashguard:</w:t>
+      </w:r>
+      <w:r>
+        <w:br/>
+        <w:t>o Manica lunga o corta</w:t>
+      </w:r>
+      <w:r>
+        <w:br/>
+        <w:t>o Beltrank (competizione) o di rappresentanza</w:t>
+      </w:r>
+      <w:r>
+        <w:br/>
+        <w:t>• Cuciture: specificare il colore desiderato.</w:t>
+      </w:r>
+      <w:r>
+        <w:br/>
+        <w:t>• Base del capo (colore del tessuto): indicare il colore principale.</w:t>
+      </w:r>
+    </w:p>
+    <w:p>
+      <w:r>
+        <w:t>🔴 Nota sulla trasparenza:</w:t>
+      </w:r>
+      <w:r>
+        <w:br/>
+        <w:t>• Se il capo ha come base il bianco, il tessuto standard potrebbe risultare leggermente trasparente.</w:t>
+      </w:r>
+      <w:r>
+        <w:br/>
+        <w:t>• È possibile utilizzare un tessuto più pesante per evitare questo effetto, con un sovrapprezzo.</w:t>
+      </w:r>
+      <w:r>
+        <w:br/>
+        <w:t>• Questo vale solo per le rashguard: per gli shorts il tessuto resta standard e potrebbe risultare trasparente se molto chiaro.</w:t>
+      </w:r>
+    </w:p>
+    <w:p>
+      <w:r>
+        <w:t>🎨 3. Colori e riferimenti Pantone</w:t>
+      </w:r>
+      <w:r>
+        <w:br/>
+        <w:t>• Se il progetto prevede colori particolari (fuori dagli standard base come bianco, nero, rosso, blu), è necessario fornire un riferimento preciso in formato Pantone.</w:t>
+      </w:r>
+    </w:p>
+    <w:p>
+      <w:r>
+        <w:t>💡 Come trovare il codice Pantone del colore desiderato:</w:t>
+      </w:r>
+      <w:r>
+        <w:br/>
+        <w:t>• Usare strumenti online come:</w:t>
+      </w:r>
+      <w:r>
+        <w:br/>
+        <w:t>o https://www.pantone-colours.com/</w:t>
+      </w:r>
+      <w:r>
+        <w:br/>
+        <w:t>o https://www.htmlcsscolor.com/</w:t>
+      </w:r>
+      <w:r>
+        <w:br/>
+      </w:r>
+      <w:r>
+        <w:t>• Scegliere il colore desiderato e comunicarci il nome o codice Pantone oppure il codice esadecimale (#xxxxxx).</w:t>
+      </w:r>
+      <w:r>
+        <w:br/>
+        <w:t>• Sarà poi nostro compito convertirlo nel miglior Pantone stampabile possibile.</w:t>
+      </w:r>
+    </w:p>
+    <w:p>
+      <w:r>
+        <w:t>🧾 4. Taglie e quantità</w:t>
+      </w:r>
+      <w:r>
+        <w:br/>
+        <w:t>• È necessario compilare il foglio Excel fornito da noi oppure, in alternativa, inserire le quantità direttamente nel modulo d’ordine su www.kanokimonos.app.</w:t>
+      </w:r>
+      <w:r>
+        <w:br/>
+        <w:t>• Ogni riga o voce corrisponde a un articolo: specificare modello, taglia, quantità, tipo di manica, ecc.</w:t>
+      </w:r>
+    </w:p>
+    <w:p>
+      <w:r>
+        <w:t>🖥️ 5. Bozza grafica e conferma</w:t>
+      </w:r>
+      <w:r>
+        <w:br/>
+        <w:t>• Verrà preparato un mockup o rendering 3D del prodotto.</w:t>
+      </w:r>
+      <w:r>
+        <w:br/>
+        <w:t>• Il cliente dovrà confermare via email o direttamente nella piattaforma che il progetto è approvato e definitivo.</w:t>
+      </w:r>
+      <w:r>
+        <w:br/>
+        <w:t>• Solo dopo l’approvazione scritta sarà avviata la produzione.</w:t>
+      </w:r>
+    </w:p>
+    <w:p>
+      <w:r>
+        <w:t>⚠️ Altre note importanti</w:t>
+      </w:r>
+      <w:r>
+        <w:br/>
+        <w:t>• Non è possibile modificare la grafica dopo l’approvazione finale.</w:t>
+      </w:r>
+      <w:r>
+        <w:br/>
+        <w:t>• Eventuali ritardi nel fornire le informazioni richieste allungano i tempi di consegna.</w:t>
+      </w:r>
+      <w:r>
+        <w:br/>
+        <w:t>• Non si realizzano bozze “di prova” se non c’è chiarezza totale su tutte le informazioni richieste.</w:t>
+      </w:r>
+    </w:p>
+    <w:p>
+      <w:r>
+        <w:t>-------------------------------------------------------------------------------</w:t>
+      </w:r>
+    </w:p>
+    <w:p>
+      <w:r>
+        <w:t>USO INTERNO — ORDINI SITO WEB RETAIL</w:t>
+      </w:r>
+    </w:p>
+    <w:p>
+      <w:r>
+        <w:t>Ordini on-hold / datati</w:t>
+      </w:r>
+    </w:p>
+    <w:p>
+      <w:r>
+        <w:t>Oggetto: Aggiornamento sul tuo ordine – Kano Kimonos</w:t>
+      </w:r>
+    </w:p>
+    <w:p>
+      <w:r>
+        <w:t>Spero che tu stia bene.</w:t>
+      </w:r>
+    </w:p>
+    <w:p>
+      <w:r>
+        <w:t>Ti contattiamo in merito all’ordine, che risulta ancora in attesa di pagamento.</w:t>
+      </w:r>
+      <w:r>
+        <w:br/>
+        <w:t>Volevamo sapere se sei ancora interessato a proseguire con l'acquisto: gli articoli del tuo ordine sono attualmente riservati per te e, in assenza di conferma, rischiano di rimanere bloccati senza possibilità di essere acquistati da altri clienti.</w:t>
+      </w:r>
+    </w:p>
+    <w:p>
+      <w:r>
+        <w:t>Se desideri confermare l’ordine, ti invitiamo gentilmente a procedere con il pagamento tramite bonifico bancario ai seguenti dati:</w:t>
+      </w:r>
+    </w:p>
+    <w:p>
+      <w:r>
+        <w:t xml:space="preserve">Causale: numero ordine </w:t>
+      </w:r>
+      <w:r>
+        <w:br/>
+        <w:t xml:space="preserve">Beneficiary: Kano Co. Limited </w:t>
+      </w:r>
+      <w:r>
+        <w:br/>
+        <w:t xml:space="preserve">IBAN: LT293250064790539320 BIC: </w:t>
+      </w:r>
+      <w:r>
+        <w:br/>
+        <w:t>REVOLT21</w:t>
+      </w:r>
+      <w:r>
+        <w:br/>
+      </w:r>
+      <w:r>
+        <w:br/>
+        <w:t>In caso contrario, ti chiediamo di farcelo sapere così da poter aggiornare la disponibilità a catalogo.</w:t>
+      </w:r>
+    </w:p>
+    <w:p>
+      <w:r>
+        <w:t>Restiamo a tua disposizione per qualsiasi necessità o chiarimento!</w:t>
+      </w:r>
+    </w:p>
+    <w:p>
+      <w:r>
+        <w:t>Grazie mille per la collaborazione.</w:t>
+      </w:r>
+      <w:r>
+        <w:br/>
+        <w:t>Un caro saluto,</w:t>
+      </w:r>
+      <w:r>
+        <w:br/>
+        <w:t>Mauro</w:t>
+      </w:r>
+      <w:r>
+        <w:br/>
+        <w:t>Kano Kimonos</w:t>
+      </w:r>
+    </w:p>
+    <w:p>
+      <w:r>
+        <w:t>Nota operativa: inviare questa mail dopo 3 giorni di mancato pagamento.</w:t>
+      </w:r>
+    </w:p>
+    <w:p>
+      <w:r>
+        <w:t>-------------------------------------------------------------------------------</w:t>
+      </w:r>
+    </w:p>
+    <w:p>
+      <w:r>
+        <w:t>USO INTERNO — DATI E SISTEMA DI PAGAMENTO</w:t>
+      </w:r>
+    </w:p>
+    <w:p>
+      <w:r>
         <w:t>Buongiorno,</w:t>
       </w:r>
     </w:p>
     <w:p>
       <w:r>
-        <w:t>la ringraziamo per averci contattato in merito alla tabella taglie dei nostri prodotti.</w:t>
-      </w:r>
-      <w:r>
-        <w:br/>
-        <w:t>In allegato trova il file completo con tutte le nostre misure.</w:t>
-      </w:r>
-    </w:p>
-    <w:p>
-      <w:r>
-        <w:t>Rimaniamo a disposizione per qualsiasi ulteriore informazione o chiarimento.</w:t>
-      </w:r>
-    </w:p>
-    <w:p>
-      <w:r>
-        <w:t>Cordiali saluti,</w:t>
+        <w:t>Grazie per aver effettuato l’ordine.</w:t>
+      </w:r>
+    </w:p>
+    <w:p>
+      <w:r>
+        <w:t>Pagamenti:</w:t>
+      </w:r>
+    </w:p>
+    <w:p>
+      <w:r>
+        <w:t>- Bonifico bancario:</w:t>
+      </w:r>
+    </w:p>
+    <w:p>
+      <w:r>
+        <w:t xml:space="preserve">  Beneficiary: Kano Co. Limited</w:t>
+      </w:r>
+    </w:p>
+    <w:p>
+      <w:r>
+        <w:t xml:space="preserve">  IBAN: LT293250064790539320</w:t>
+      </w:r>
+    </w:p>
+    <w:p>
+      <w:r>
+        <w:t xml:space="preserve">  BIC: REVOLT21</w:t>
+      </w:r>
+    </w:p>
+    <w:p>
+      <w:r>
+        <w:t xml:space="preserve">  Causale: numero ordine</w:t>
+      </w:r>
+    </w:p>
+    <w:p>
+      <w:r>
+        <w:t>Nota operativa (non fa parte del testo della mail): questa forma della causale vale per gli ordini da catalogo di kanokimonos.com. Per i prodotti custom (kanokimonos.app) la causale segue la regola del blocco PAGAMENTI, FATTURE E CAUSALI DEL BONIFICO.</w:t>
+      </w:r>
+    </w:p>
+    <w:p>
+      <w:r>
+        <w:t>- Carta di credito (+3% costi gestione):</w:t>
+      </w:r>
+    </w:p>
+    <w:p>
+      <w:r>
+        <w:t xml:space="preserve">  https://checkout.revolut.com/pay/3f30e94f-6004-4071-9df4-89dbede8bd38</w:t>
+      </w:r>
+    </w:p>
+    <w:p>
+      <w:r>
+        <w:t>Dopo il pagamento, inviare contabile o conferma per procedere con la spedizione.</w:t>
+      </w:r>
+    </w:p>
+    <w:p>
+      <w:r>
+        <w:t>-------------------------------------------------------------------------------</w:t>
+      </w:r>
+    </w:p>
+    <w:p>
+      <w:r>
+        <w:t>Preventivi personalizzati</w:t>
+      </w:r>
+    </w:p>
+    <w:p>
+      <w:r>
+        <w:t>-------------------------------------------------------------------------------</w:t>
+      </w:r>
+    </w:p>
+    <w:p>
+      <w:r>
+        <w:t>Proposta commerciale – Team Gi</w:t>
+      </w:r>
+    </w:p>
+    <w:p>
+      <w:r>
+        <w:t>Ciao,</w:t>
+      </w:r>
+    </w:p>
+    <w:p>
+      <w:r>
+        <w:t>Grazie per il tuo interesse nel nostro programma Team Gi. Ecco come funziona:</w:t>
+      </w:r>
+    </w:p>
+    <w:p>
+      <w:r>
+        <w:t>Invece di produrre un kimono completamente personalizzato da zero (che richiede 45-60 giorni), offriamo una soluzione più flessibile e veloce.</w:t>
+      </w:r>
+    </w:p>
+    <w:p>
+      <w:r>
+        <w:t>Il sistema prevede: Tu acquisti un lotto di patch personalizzate, che noi conserveremo nel nostro magazzino. Ogni volta che avrai bisogno di un kimono, ti basterà effettuare un ordine: applicheremo la patch e spediremo il Gi entro 7-10 giorni.</w:t>
+      </w:r>
+    </w:p>
+    <w:p>
+      <w:r>
+        <w:t>✅ I vantaggi di questo sistema:</w:t>
+      </w:r>
+    </w:p>
+    <w:p>
+      <w:r>
+        <w:t>Consegna rapida: niente lunghi tempi di attesa – riceverai i tuoi kimoni in pochi giorni.</w:t>
+      </w:r>
+    </w:p>
+    <w:p>
+      <w:r>
+        <w:t>Nessun ordine minimo ricorrente: ordina anche un solo kimono alla volta.</w:t>
+      </w:r>
+    </w:p>
+    <w:p>
+      <w:r>
+        <w:t>Costi iniziali ridotti: paghi in anticipo solo le patch, i kimoni li ordini quando ti servono.</w:t>
+      </w:r>
+    </w:p>
+    <w:p>
+      <w:r>
+        <w:t>🔧 Come funziona nel dettaglio:</w:t>
+      </w:r>
+    </w:p>
+    <w:p>
+      <w:r>
+        <w:t>Acquisti un lotto di almeno 10 patch personalizzate (produzione 45-60 giorni).</w:t>
+      </w:r>
+    </w:p>
+    <w:p>
+      <w:r>
+        <w:t>Conserviamo le patch nel nostro magazzino, pronte per essere applicate.</w:t>
+      </w:r>
+    </w:p>
+    <w:p>
+      <w:r>
+        <w:t>Quando hai bisogno di un kimono Team Gi, fai l’ordine e noi applichiamo la patch e spediamo in 7-10 giorni.</w:t>
+      </w:r>
+    </w:p>
+    <w:p>
+      <w:r>
+        <w:t>Il costo del kimono sarà quello previsto dal listino scontato riservato alle accademie.</w:t>
+      </w:r>
+    </w:p>
+    <w:p>
+      <w:r>
+        <w:t>Questo sistema è efficiente e conveniente, perfetto per mantenere un’immagine professionale della tua accademia, con la sicurezza di ricevere i kimoni in tempi rapidi e senza grandi investimenti iniziali.</w:t>
+      </w:r>
+    </w:p>
+    <w:p>
+      <w:r>
+        <w:t>Fammi sapere se hai domande o se vuoi procedere con questa opzione!</w:t>
+      </w:r>
+    </w:p>
+    <w:p>
+      <w:r>
+        <w:t>Un saluto,</w:t>
       </w:r>
       <w:r>
         <w:br/>
@@ -5680,1084 +6680,21 @@
     </w:p>
     <w:p>
       <w:r>
-        <w:t>Nota operativa: inviare il file pdf con le taglie</w:t>
-      </w:r>
-    </w:p>
-    <w:p>
-      <w:r>
         <w:t>--------------------------------------------------------------------------------</w:t>
       </w:r>
     </w:p>
     <w:p>
       <w:r>
-        <w:t>CLIENTI B2B</w:t>
-      </w:r>
-    </w:p>
-    <w:p>
-      <w:r>
-        <w:lastRenderedPageBreak/>
+        <w:t>REPARTO CONTABILITÀ</w:t>
+      </w:r>
+    </w:p>
+    <w:p>
+      <w:r>
         <w:t>--------------------------------------------------------------------------------</w:t>
       </w:r>
     </w:p>
     <w:p>
       <w:r>
-        <w:t>Primo contatto con cliente B2B</w:t>
-      </w:r>
-    </w:p>
-    <w:p>
-      <w:r>
-        <w:t>MAIL – Prima risposta</w:t>
-      </w:r>
-    </w:p>
-    <w:p>
-      <w:r>
-        <w:t>Buongiorno [Nome],</w:t>
-      </w:r>
-    </w:p>
-    <w:p>
-      <w:r>
-        <w:t>Grazie per averci contattato. Prima di procedere, potresti gentilmente fornirci alcune informazioni su di te? In particolare:</w:t>
-      </w:r>
-    </w:p>
-    <w:p>
-      <w:r>
-        <w:t>Nome completo</w:t>
-      </w:r>
-    </w:p>
-    <w:p>
-      <w:r>
-        <w:t>Nome della palestra o accademia</w:t>
-      </w:r>
-    </w:p>
-    <w:p>
-      <w:r>
-        <w:t>Il tuo ruolo all'interno della struttura</w:t>
-      </w:r>
-    </w:p>
-    <w:p>
-      <w:r>
-        <w:t>Sconti sui prodotti a catalogo</w:t>
-      </w:r>
-    </w:p>
-    <w:p>
-      <w:r>
-        <w:t>Kano Kimonos offre un listino scontato riservato a istruttori, ASD e titolari di palestre. Una volta registrato un account sul nostro sito (www.kanokimonos.com), possiamo attivarti lo sconto su tutti i prodotti a catalogo. Questo ti permetterà di acquistare direttamente e rivendere ai tuoi allievi al prezzo di listino, mantenendo un margine di guadagno.</w:t>
-      </w:r>
-    </w:p>
-    <w:p>
-      <w:r>
-        <w:t>Prodotti personalizzati</w:t>
-      </w:r>
-    </w:p>
-    <w:p>
-      <w:r>
-        <w:t>Offriamo anche un listino dedicato per la personalizzazione di qualsiasi prodotto presente sul sito, dai kimoni alle rashguard, dai pantaloncini alle borse, fino agli accessori. Possiamo realizzare design su misura per la tua accademia, incluse stampe e ricami con loghi e grafiche personalizzate.</w:t>
-      </w:r>
-    </w:p>
-    <w:p>
-      <w:r>
-        <w:t>Se sei interessato, registrati sul sito e inviaci l'email con cui hai effettuato la registrazione, così da poter attivare le agevolazioni a te dedicate.</w:t>
-      </w:r>
-    </w:p>
-    <w:p>
-      <w:r>
-        <w:t>Resto a disposizione per qualsiasi domanda!</w:t>
-      </w:r>
-    </w:p>
-    <w:p>
-      <w:r>
-        <w:t>Cordiali saluti,</w:t>
-      </w:r>
-      <w:r>
-        <w:br/>
-        <w:t>Mauro</w:t>
-      </w:r>
-      <w:r>
-        <w:br/>
-        <w:t>Kano Kimonos</w:t>
-      </w:r>
-    </w:p>
-    <w:p>
-      <w:r>
-        <w:t>-------------------------------------------------------------------------------</w:t>
-      </w:r>
-    </w:p>
-    <w:p>
-      <w:r>
-        <w:t>TERMINI B2B — PALESTRE E RIVENDITORI</w:t>
-      </w:r>
-    </w:p>
-    <w:p>
-      <w:r>
-        <w:t xml:space="preserve">Risposta alla prima risposta </w:t>
-      </w:r>
-    </w:p>
-    <w:p>
-      <w:r>
-        <w:t>Oggetto: Benvenuto nel Programma B2B – Kano Kimonos</w:t>
-      </w:r>
-    </w:p>
-    <w:p>
-      <w:r>
-        <w:t>Ciao [Nome],</w:t>
-      </w:r>
-    </w:p>
-    <w:p>
-      <w:r>
-        <w:lastRenderedPageBreak/>
-        <w:t>grazie per aver scelto Kano Kimonos come partner per i tuoi prodotti di Brazilian Jiu-Jitsu.</w:t>
-      </w:r>
-      <w:r>
-        <w:br/>
-        <w:t>Siamo felici di supportare la tua accademia o associazione con soluzioni professionali, flessibili e di alta qualità.</w:t>
-      </w:r>
-    </w:p>
-    <w:p>
-      <w:r>
-        <w:t>Il tuo account è ora attivo e ti dà accesso a uno sconto riservato, visibile dopo l’accesso al sito con le tue credenziali.</w:t>
-      </w:r>
-      <w:r>
-        <w:br/>
-        <w:t>Di seguito trovi tutte le informazioni utili per acquistare dal nostro catalogo, creare prodotti personalizzati e gestire ordini in modo semplice e veloce.</w:t>
-      </w:r>
-    </w:p>
-    <w:p>
-      <w:r>
-        <w:t>1. Acquisti dal Catalogo Online</w:t>
-      </w:r>
-    </w:p>
-    <w:p>
-      <w:r>
-        <w:t>Sconti riservati:</w:t>
-      </w:r>
-      <w:r>
-        <w:br/>
-        <w:t>Lo sconto dedicato è visibile una volta effettuato l’accesso con il tuo account.</w:t>
-      </w:r>
-    </w:p>
-    <w:p>
-      <w:r>
-        <w:t>Metodi di pagamento:</w:t>
-      </w:r>
-    </w:p>
-    <w:p>
-      <w:r>
-        <w:t>Bonifico bancario (preferito)</w:t>
-      </w:r>
-    </w:p>
-    <w:p>
-      <w:r>
-        <w:t>Carta di credito (su richiesta, con +3% di commissione)</w:t>
-      </w:r>
-    </w:p>
-    <w:p>
-      <w:r>
-        <w:t>Resi e cambi:</w:t>
-      </w:r>
-    </w:p>
-    <w:p>
-      <w:r>
-        <w:t>Costo fisso di gestione: 2,00 € per articolo</w:t>
-      </w:r>
-    </w:p>
-    <w:p>
-      <w:r>
-        <w:t>Spedizione di ritorno e nuova spedizione a carico del cliente</w:t>
-      </w:r>
-    </w:p>
-    <w:p>
-      <w:r>
-        <w:t>I prodotti devono essere restituiti integri, inutilizzati, con etichette e confezione originale. In caso contrario, potrebbe essere applicata una tariffa di ripristino</w:t>
-      </w:r>
-    </w:p>
-    <w:p>
-      <w:r>
-        <w:t>In caso di difetto di fabbrica, le spese di reso e rispedizione saranno a carico nostro</w:t>
-      </w:r>
-    </w:p>
-    <w:p>
-      <w:r>
-        <w:t>Rimborsi:</w:t>
-      </w:r>
-      <w:r>
-        <w:br/>
-        <w:t>I rimborsi dipendono dal tipo di cliente. Al cliente B2B (palestre, accademie, ASD, istruttori) non si rimborsa in denaro: il rimborso approvato viene emesso come coupon da utilizzare sull'ordine successivo.</w:t>
-      </w:r>
-      <w:r>
-        <w:br/>
-        <w:t>Al cliente retail (privato) si rimborsa in denaro senza problemi, se e' il rimborso che chiede.</w:t>
-      </w:r>
-    </w:p>
-    <w:p>
-      <w:r>
-        <w:t>Rivendita ai clienti finali (studenti/membri):</w:t>
-      </w:r>
-    </w:p>
-    <w:p>
-      <w:r>
-        <w:t>I prodotti acquistati con sconto B2B devono essere rivenduti al prezzo di listino presente sul sito Kano Kimonos</w:t>
-      </w:r>
-    </w:p>
-    <w:p>
-      <w:r>
-        <w:t>È ammessa una variazione massima di ±10% solo per la vendita diretta in presenza (non online)</w:t>
-      </w:r>
-    </w:p>
-    <w:p>
-      <w:r>
-        <w:t>In caso di rivendita online, il prezzo di listino deve essere sempre rispettato</w:t>
-      </w:r>
-    </w:p>
-    <w:p>
-      <w:r>
-        <w:t>Il mancato rispetto di queste regole comporterà la sospensione o revoca dell’accesso B2B</w:t>
-      </w:r>
-    </w:p>
-    <w:p>
-      <w:r>
-        <w:t>2. Prodotti Personalizzati</w:t>
-      </w:r>
-    </w:p>
-    <w:p>
-      <w:r>
-        <w:lastRenderedPageBreak/>
-        <w:t>Come funziona:</w:t>
-      </w:r>
-    </w:p>
-    <w:p>
-      <w:r>
-        <w:t>I loghi devono essere forniti in formato vettoriale (.AI, .EPS, .PDF, .SVG)</w:t>
-      </w:r>
-    </w:p>
-    <w:p>
-      <w:r>
-        <w:t>Creeremo un mockup grafico per l’approvazione</w:t>
-      </w:r>
-    </w:p>
-    <w:p>
-      <w:r>
-        <w:t>È richiesto il pagamento completo anticipato per avviare la produzione</w:t>
-      </w:r>
-    </w:p>
-    <w:p>
-      <w:r>
-        <w:t>Tempi di consegna:</w:t>
-      </w:r>
-    </w:p>
-    <w:p>
-      <w:r>
-        <w:t>45–60 giorni lavorativi dal pagamento che fa partire i lavori (il saldo totale sotto i 1000 euro, l'acconto del 50% sopra)</w:t>
-      </w:r>
-    </w:p>
-    <w:p>
-      <w:r>
-        <w:t>Oltre 75 giorni: sconto del 15%</w:t>
-      </w:r>
-    </w:p>
-    <w:p>
-      <w:r>
-        <w:t>Errori o difetti di produzione (causati da Kano):</w:t>
-      </w:r>
-      <w:r>
-        <w:br/>
-        <w:t>Due opzioni disponibili:</w:t>
-      </w:r>
-    </w:p>
-    <w:p>
-      <w:r>
-        <w:t>Sostituzione con tempi standard</w:t>
-      </w:r>
-    </w:p>
-    <w:p>
-      <w:r>
-        <w:t>Sconto proporzionale, da definire caso per caso</w:t>
-      </w:r>
-    </w:p>
-    <w:p>
-      <w:r>
-        <w:t>Articoli mancanti o extra:</w:t>
-      </w:r>
-    </w:p>
-    <w:p>
-      <w:r>
-        <w:t>Gli articoli mancanti verranno prodotti e spediti il prima possibile</w:t>
-      </w:r>
-    </w:p>
-    <w:p>
-      <w:r>
-        <w:t>Gli articoli extra vanno acquistati al 65% del prezzo unitario, fino a un massimo del 10% in più sull’ordine iniziale (minimo 3 pezzi)</w:t>
-      </w:r>
-    </w:p>
-    <w:p>
-      <w:r>
-        <w:t>Nota importante:</w:t>
-      </w:r>
-      <w:r>
-        <w:br/>
-        <w:t>Produzioni su misura possono comportare lievi variazioni o eccedenze. Si tratta di eventi normali legati al controllo qualità e all’ottimizzazione dei processi.</w:t>
-      </w:r>
-    </w:p>
-    <w:p>
-      <w:r>
-        <w:t>3. Protocollo per la Personalizzazione</w:t>
-      </w:r>
-    </w:p>
-    <w:p>
-      <w:r>
-        <w:t>Per velocizzare il processo e garantire la precisione, chiediamo di fornire tutte le informazioni in un’unica email.</w:t>
-      </w:r>
-      <w:r>
-        <w:br/>
-        <w:t>Invia tutto a: custom@kanokimonos.com</w:t>
-      </w:r>
-    </w:p>
-    <w:p>
-      <w:r>
-        <w:t>Da includere:</w:t>
-      </w:r>
-      <w:r>
-        <w:br/>
-        <w:t>✅ File vettoriali dei loghi (.AI, .EPS, .PDF, .SVG)</w:t>
-      </w:r>
-      <w:r>
-        <w:br/>
-        <w:t>✅ Tipo di prodotto: rashguard, pantaloncini, t-shirt, hoodie, patch, kimono, ecc.</w:t>
-      </w:r>
-      <w:r>
-        <w:br/>
-        <w:t>✅ Versione: manica corta/lunga, competizione/rappresentanza, ecc.</w:t>
-      </w:r>
-      <w:r>
-        <w:br/>
-        <w:t>✅ Colore base e cuciture: indica il colore principale del tessuto e delle cuciture</w:t>
-      </w:r>
-      <w:r>
-        <w:br/>
-        <w:t>✅ Codici colore: se vuoi colori specifici, fornisci codice Pantone o codice esadecimale (#xxxxxx)</w:t>
-      </w:r>
-      <w:r>
-        <w:br/>
-        <w:t>✅ Taglie e quantità: compila il file Excel che ti invieremo</w:t>
-      </w:r>
-      <w:r>
-        <w:br/>
-        <w:t>✅ Ispirazioni grafiche: descrizione o riferimenti visivi non tecnici</w:t>
-      </w:r>
-    </w:p>
-    <w:p>
-      <w:r>
-        <w:lastRenderedPageBreak/>
-        <w:t>⚠️ Non inviamo bozze grafiche finché non abbiamo ricevuto tutte le informazioni richieste.</w:t>
-      </w:r>
-      <w:r>
-        <w:br/>
-        <w:t>Una volta approvato il design finale, non sarà più possibile apportare modifiche.</w:t>
-      </w:r>
-    </w:p>
-    <w:p>
-      <w:r>
-        <w:t>4. Team Gi – Kimono con Patch Personalizzate</w:t>
-      </w:r>
-    </w:p>
-    <w:p>
-      <w:r>
-        <w:t>Se desideri un’alternativa più veloce al kimono personalizzato completo, ti offriamo il servizio Team Gi:</w:t>
-      </w:r>
-    </w:p>
-    <w:p>
-      <w:r>
-        <w:t>Come funziona:</w:t>
-      </w:r>
-    </w:p>
-    <w:p>
-      <w:r>
-        <w:t>Acquisti almeno 10 patch personalizzate (produzione: 45–60 giorni)</w:t>
-      </w:r>
-    </w:p>
-    <w:p>
-      <w:r>
-        <w:t>Le conserviamo nel nostro magazzino</w:t>
-      </w:r>
-    </w:p>
-    <w:p>
-      <w:r>
-        <w:t>Ogni volta che ordini un kimono, applichiamo la patch e spediamo in 7–10 giorni</w:t>
-      </w:r>
-    </w:p>
-    <w:p>
-      <w:r>
-        <w:t>Il prezzo dei kimono sarà quello riservato alla tua accademia</w:t>
-      </w:r>
-    </w:p>
-    <w:p>
-      <w:r>
-        <w:t>Vantaggi:</w:t>
-      </w:r>
-      <w:r>
-        <w:br/>
-        <w:t>✔ Nessun ordine minimo di kimono</w:t>
-      </w:r>
-      <w:r>
-        <w:br/>
-        <w:t>✔ Tempi rapidi</w:t>
-      </w:r>
-      <w:r>
-        <w:br/>
-        <w:t>✔ Investimento iniziale contenuto</w:t>
-      </w:r>
-    </w:p>
-    <w:p>
-      <w:r>
-        <w:t>5. Comunicazioni</w:t>
-      </w:r>
-    </w:p>
-    <w:p>
-      <w:r>
-        <w:t>Tutte le comunicazioni ufficiali devono essere inviate a: custom@kanokimonos.com</w:t>
-      </w:r>
-    </w:p>
-    <w:p>
-      <w:r>
-        <w:t>I file devono essere inviati solo via email</w:t>
-      </w:r>
-    </w:p>
-    <w:p>
-      <w:r>
-        <w:t>WhatsApp può essere usato per emergenze, ma ogni dettaglio importante va confermato via email</w:t>
-      </w:r>
-    </w:p>
-    <w:p>
-      <w:r>
-        <w:t>Siamo felici di supportare i tuoi progetti con la massima professionalità.</w:t>
-      </w:r>
-      <w:r>
-        <w:br/>
-        <w:t>Se hai domande o desideri chiarimenti, non esitare a scriverci.</w:t>
-      </w:r>
-    </w:p>
-    <w:p>
-      <w:r>
-        <w:t>A presto,</w:t>
-      </w:r>
-      <w:r>
-        <w:br/>
-        <w:t>Mauro Danesin</w:t>
-      </w:r>
-      <w:r>
-        <w:br/>
-        <w:t>Kano Kimonos</w:t>
-      </w:r>
-    </w:p>
-    <w:p>
-      <w:r>
-        <w:t>-------------------------------------------------------------------------------</w:t>
-      </w:r>
-    </w:p>
-    <w:p>
-      <w:r>
-        <w:t>-------------------------------------------------------------------------------</w:t>
-      </w:r>
-    </w:p>
-    <w:p>
-      <w:r>
-        <w:t>Contatti referenziati (Ivan / WhatsApp)</w:t>
-      </w:r>
-    </w:p>
-    <w:p>
-      <w:r>
-        <w:t>Ciao, sono Mauro di Kano Kimonos e ti seguirò personalmente. 👋</w:t>
-      </w:r>
-    </w:p>
-    <w:p>
-      <w:r>
-        <w:t>Per il servizio personalizzato ti chiedo di:</w:t>
-      </w:r>
-    </w:p>
-    <w:p>
-      <w:r>
-        <w:lastRenderedPageBreak/>
-        <w:t>Iscriverti su www.kanokimonos.app.</w:t>
-      </w:r>
-    </w:p>
-    <w:p>
-      <w:r>
-        <w:t>Una volta registrato, ti approverò subito.</w:t>
-      </w:r>
-    </w:p>
-    <w:p>
-      <w:r>
-        <w:t>Dopo l’iscrizione potrai ordinare i prodotti che vuoi personalizzare: io e Angelis ti seguiremo passo passo per grafiche e procedura.</w:t>
-      </w:r>
-    </w:p>
-    <w:p>
-      <w:r>
-        <w:t>Ti ricordo inoltre che, come maestro/palestra, hai diritto allo sconto sui prodotti del sito www.kanokimonos.com.</w:t>
-      </w:r>
-      <w:r>
-        <w:br/>
-        <w:t>Anche qui devi registrarti: appena lo fai, avvisami con la mail che hai usato e ti attivo lo sconto.</w:t>
-      </w:r>
-    </w:p>
-    <w:p>
-      <w:r>
-        <w:t>Per qualsiasi dubbio o domanda non esitare a scrivermi.</w:t>
-      </w:r>
-    </w:p>
-    <w:p>
-      <w:r>
-        <w:t>-------------------------------------------------------------------------------</w:t>
-      </w:r>
-    </w:p>
-    <w:p>
-      <w:r>
-        <w:t>Ordini personalizzati</w:t>
-      </w:r>
-    </w:p>
-    <w:p>
-      <w:r>
-        <w:t>Flusso operativo:</w:t>
-      </w:r>
-    </w:p>
-    <w:p>
-      <w:r>
-        <w:t>1. Brief iniziale</w:t>
-      </w:r>
-    </w:p>
-    <w:p>
-      <w:r>
-        <w:t>2. Verifica fattibilità</w:t>
-      </w:r>
-    </w:p>
-    <w:p>
-      <w:r>
-        <w:t>3. Invio preventivo</w:t>
-      </w:r>
-    </w:p>
-    <w:p>
-      <w:r>
-        <w:t>4. Acconto 50%</w:t>
-      </w:r>
-    </w:p>
-    <w:p>
-      <w:r>
-        <w:t>5. Bozza grafica (2 revisioni incluse)</w:t>
-      </w:r>
-    </w:p>
-    <w:p>
-      <w:r>
-        <w:t>6. Approvazione finale</w:t>
-      </w:r>
-    </w:p>
-    <w:p>
-      <w:r>
-        <w:t>7. Produzione (6–8 settimane)</w:t>
-      </w:r>
-    </w:p>
-    <w:p>
-      <w:r>
-        <w:t>8. Controllo qualità e spedizione</w:t>
-      </w:r>
-    </w:p>
-    <w:p>
-      <w:r>
-        <w:t>-------------------------------------------------------------------------------</w:t>
-      </w:r>
-    </w:p>
-    <w:p>
-      <w:r>
-        <w:t>Protocollo prodotti personalizzati</w:t>
-      </w:r>
-    </w:p>
-    <w:p>
-      <w:r>
-        <w:t>📄 Protocollo per la realizzazione di prodotti personalizzati</w:t>
-      </w:r>
-      <w:r>
-        <w:br/>
-        <w:t>Rashguard, Shorts, T-shirt, Hoodies – Kano Kimonos</w:t>
-      </w:r>
-    </w:p>
-    <w:p>
-      <w:r>
-        <w:t>Per garantire un lavoro preciso, veloce ed efficiente è fondamentale seguire questo protocollo fin dall’inizio del progetto. Questo documento è sia un promemoria per il nostro team grafico, sia una guida per il cliente, in modo che non vengano trascurati dettagli fondamentali.</w:t>
-      </w:r>
-    </w:p>
-    <w:p>
-      <w:r>
-        <w:t>🌐 0. Nuova procedura online</w:t>
-      </w:r>
-      <w:r>
-        <w:br/>
-        <w:t xml:space="preserve">Da ora, tutte le richieste per prodotti personalizzati devono essere gestite esclusivamente </w:t>
-      </w:r>
-      <w:r>
-        <w:lastRenderedPageBreak/>
-        <w:t>tramite il sito:</w:t>
-      </w:r>
-      <w:r>
-        <w:br/>
-        <w:t>👉 www.kanokimonos.app</w:t>
-      </w:r>
-    </w:p>
-    <w:p>
-      <w:r>
-        <w:t>Registrarsi creando un account.</w:t>
-      </w:r>
-    </w:p>
-    <w:p>
-      <w:r>
-        <w:t>Attendere l’approvazione del profilo</w:t>
-      </w:r>
-    </w:p>
-    <w:p>
-      <w:r>
-        <w:t>Una volta approvato, potrai accedere all’area riservata e procedere con la richiesta o l’ordine dei prodotti personalizzati.</w:t>
-      </w:r>
-    </w:p>
-    <w:p>
-      <w:r>
-        <w:t>All’interno dell’area personale troverai anche il listino prezzi dedicato, con le tariffe riservate al tuo profilo (accademia, atleta, o rivenditore).</w:t>
-      </w:r>
-    </w:p>
-    <w:p>
-      <w:r>
-        <w:t>⚠️ Le richieste inviate via email verranno accettate solo in casi eccezionali o di emergenza.</w:t>
-      </w:r>
-    </w:p>
-    <w:p>
-      <w:r>
-        <w:t>✅ 1. File necessari</w:t>
-      </w:r>
-      <w:r>
-        <w:br/>
-        <w:t>• I loghi o le grafiche devono essere inviati in formato vettoriale (.AI, .PDF, .SVG, .EPS)</w:t>
-      </w:r>
-      <w:r>
-        <w:br/>
-        <w:t>• Sul formato dei file e sul costo della conversione delle immagini raster vale una sola risposta: la frase del blocco IMMAGINI E LOGHI: FORMATO E COSTO DI CONVERSIONE, riportata parola per parola. Nessun'altra cifra e' valida.</w:t>
-      </w:r>
-      <w:r>
-        <w:br/>
-        <w:t>• I file vanno caricati direttamente nella sezione dedicata all’interno del proprio account su www.kanokimonos.app</w:t>
-      </w:r>
-    </w:p>
-    <w:p>
-      <w:r>
-        <w:t>📌 2. Specifiche richieste dal cliente</w:t>
-      </w:r>
-      <w:r>
-        <w:br/>
-        <w:t>• Tipo di prodotto: Rashguard, shorts, hoodie ecc.</w:t>
-      </w:r>
-      <w:r>
-        <w:br/>
-        <w:t>• Versione rashguard:</w:t>
-      </w:r>
-      <w:r>
-        <w:br/>
-        <w:t>o Manica lunga o corta</w:t>
-      </w:r>
-      <w:r>
-        <w:br/>
-        <w:t>o Beltrank (competizione) o di rappresentanza</w:t>
-      </w:r>
-      <w:r>
-        <w:br/>
-        <w:t>• Cuciture: specificare il colore desiderato.</w:t>
-      </w:r>
-      <w:r>
-        <w:br/>
-        <w:t>• Base del capo (colore del tessuto): indicare il colore principale.</w:t>
-      </w:r>
-    </w:p>
-    <w:p>
-      <w:r>
-        <w:t>🔴 Nota sulla trasparenza:</w:t>
-      </w:r>
-      <w:r>
-        <w:br/>
-        <w:t>• Se il capo ha come base il bianco, il tessuto standard potrebbe risultare leggermente trasparente.</w:t>
-      </w:r>
-      <w:r>
-        <w:br/>
-        <w:t>• È possibile utilizzare un tessuto più pesante per evitare questo effetto, con un sovrapprezzo.</w:t>
-      </w:r>
-      <w:r>
-        <w:br/>
-        <w:t>• Questo vale solo per le rashguard: per gli shorts il tessuto resta standard e potrebbe risultare trasparente se molto chiaro.</w:t>
-      </w:r>
-    </w:p>
-    <w:p>
-      <w:r>
-        <w:t>🎨 3. Colori e riferimenti Pantone</w:t>
-      </w:r>
-      <w:r>
-        <w:br/>
-        <w:t>• Se il progetto prevede colori particolari (fuori dagli standard base come bianco, nero, rosso, blu), è necessario fornire un riferimento preciso in formato Pantone.</w:t>
-      </w:r>
-    </w:p>
-    <w:p>
-      <w:r>
-        <w:t>💡 Come trovare il codice Pantone del colore desiderato:</w:t>
-      </w:r>
-      <w:r>
-        <w:br/>
-        <w:t>• Usare strumenti online come:</w:t>
-      </w:r>
-      <w:r>
-        <w:br/>
-        <w:t>o https://www.pantone-colours.com/</w:t>
-      </w:r>
-      <w:r>
-        <w:br/>
-        <w:t>o https://www.htmlcsscolor.com/</w:t>
-      </w:r>
-      <w:r>
-        <w:br/>
-      </w:r>
-      <w:r>
-        <w:lastRenderedPageBreak/>
-        <w:t>• Scegliere il colore desiderato e comunicarci il nome o codice Pantone oppure il codice esadecimale (#xxxxxx).</w:t>
-      </w:r>
-      <w:r>
-        <w:br/>
-        <w:t>• Sarà poi nostro compito convertirlo nel miglior Pantone stampabile possibile.</w:t>
-      </w:r>
-    </w:p>
-    <w:p>
-      <w:r>
-        <w:t>🧾 4. Taglie e quantità</w:t>
-      </w:r>
-      <w:r>
-        <w:br/>
-        <w:t>• È necessario compilare il foglio Excel fornito da noi oppure, in alternativa, inserire le quantità direttamente nel modulo d’ordine su www.kanokimonos.app.</w:t>
-      </w:r>
-      <w:r>
-        <w:br/>
-        <w:t>• Ogni riga o voce corrisponde a un articolo: specificare modello, taglia, quantità, tipo di manica, ecc.</w:t>
-      </w:r>
-    </w:p>
-    <w:p>
-      <w:r>
-        <w:t>🖥️ 5. Bozza grafica e conferma</w:t>
-      </w:r>
-      <w:r>
-        <w:br/>
-        <w:t>• Verrà preparato un mockup o rendering 3D del prodotto.</w:t>
-      </w:r>
-      <w:r>
-        <w:br/>
-        <w:t>• Il cliente dovrà confermare via email o direttamente nella piattaforma che il progetto è approvato e definitivo.</w:t>
-      </w:r>
-      <w:r>
-        <w:br/>
-        <w:t>• Solo dopo l’approvazione scritta sarà avviata la produzione.</w:t>
-      </w:r>
-    </w:p>
-    <w:p>
-      <w:r>
-        <w:t>⚠️ Altre note importanti</w:t>
-      </w:r>
-      <w:r>
-        <w:br/>
-        <w:t>• Non è possibile modificare la grafica dopo l’approvazione finale.</w:t>
-      </w:r>
-      <w:r>
-        <w:br/>
-        <w:t>• Eventuali ritardi nel fornire le informazioni richieste allungano i tempi di consegna.</w:t>
-      </w:r>
-      <w:r>
-        <w:br/>
-        <w:t>• Non si realizzano bozze “di prova” se non c’è chiarezza totale su tutte le informazioni richieste.</w:t>
-      </w:r>
-    </w:p>
-    <w:p>
-      <w:r>
-        <w:t>-------------------------------------------------------------------------------</w:t>
-      </w:r>
-    </w:p>
-    <w:p>
-      <w:r>
-        <w:t>Ordini sito web retail</w:t>
-      </w:r>
-    </w:p>
-    <w:p>
-      <w:r>
-        <w:t>Ordini on-hold / datati</w:t>
-      </w:r>
-    </w:p>
-    <w:p>
-      <w:r>
-        <w:t>Oggetto: Aggiornamento sul tuo ordine – Kano Kimonos</w:t>
-      </w:r>
-    </w:p>
-    <w:p>
-      <w:r>
-        <w:t>Spero che tu stia bene.</w:t>
-      </w:r>
-    </w:p>
-    <w:p>
-      <w:r>
-        <w:t>Ti contattiamo in merito all’ordine, che risulta ancora in attesa di pagamento.</w:t>
-      </w:r>
-      <w:r>
-        <w:br/>
-        <w:t>Volevamo sapere se sei ancora interessato a proseguire con l'acquisto: gli articoli del tuo ordine sono attualmente riservati per te e, in assenza di conferma, rischiano di rimanere bloccati senza possibilità di essere acquistati da altri clienti.</w:t>
-      </w:r>
-    </w:p>
-    <w:p>
-      <w:r>
-        <w:t>Se desideri confermare l’ordine, ti invitiamo gentilmente a procedere con il pagamento tramite bonifico bancario ai seguenti dati:</w:t>
-      </w:r>
-    </w:p>
-    <w:p>
-      <w:r>
-        <w:t xml:space="preserve">Causale: numero ordine </w:t>
-      </w:r>
-      <w:r>
-        <w:br/>
-        <w:t xml:space="preserve">Beneficiary: Kano Co. Limited </w:t>
-      </w:r>
-      <w:r>
-        <w:br/>
-        <w:t xml:space="preserve">IBAN: LT293250064790539320 BIC: </w:t>
-      </w:r>
-      <w:r>
-        <w:br/>
-        <w:t>REVOLT21</w:t>
-      </w:r>
-      <w:r>
-        <w:br/>
-      </w:r>
-      <w:r>
-        <w:br/>
-        <w:t>In caso contrario, ti chiediamo di farcelo sapere così da poter aggiornare la disponibilità a catalogo.</w:t>
-      </w:r>
-    </w:p>
-    <w:p>
-      <w:r>
-        <w:lastRenderedPageBreak/>
-        <w:t>Restiamo a tua disposizione per qualsiasi necessità o chiarimento!</w:t>
-      </w:r>
-    </w:p>
-    <w:p>
-      <w:r>
-        <w:t>Grazie mille per la collaborazione.</w:t>
-      </w:r>
-      <w:r>
-        <w:br/>
-        <w:t>Un caro saluto,</w:t>
-      </w:r>
-      <w:r>
-        <w:br/>
-        <w:t>Mauro</w:t>
-      </w:r>
-      <w:r>
-        <w:br/>
-        <w:t>Kano Kimonos</w:t>
-      </w:r>
-    </w:p>
-    <w:p>
-      <w:r>
-        <w:t>Nota operativa: inviare questa mail dopo 3 giorni di mancato pagamento.</w:t>
-      </w:r>
-    </w:p>
-    <w:p>
-      <w:r>
-        <w:t>-------------------------------------------------------------------------------</w:t>
-      </w:r>
-    </w:p>
-    <w:p>
-      <w:r>
-        <w:t>Dati e sistema di pagamento</w:t>
-      </w:r>
-    </w:p>
-    <w:p>
-      <w:r>
-        <w:t>Buongiorno,</w:t>
-      </w:r>
-    </w:p>
-    <w:p>
-      <w:r>
-        <w:t>Grazie per aver effettuato l’ordine.</w:t>
-      </w:r>
-    </w:p>
-    <w:p>
-      <w:r>
-        <w:t>Pagamenti:</w:t>
-      </w:r>
-    </w:p>
-    <w:p>
-      <w:r>
-        <w:t>- Bonifico bancario:</w:t>
-      </w:r>
-    </w:p>
-    <w:p>
-      <w:r>
-        <w:t xml:space="preserve">  Beneficiary: Kano Co. Limited</w:t>
-      </w:r>
-    </w:p>
-    <w:p>
-      <w:r>
-        <w:t xml:space="preserve">  IBAN: LT293250064790539320</w:t>
-      </w:r>
-    </w:p>
-    <w:p>
-      <w:r>
-        <w:t xml:space="preserve">  BIC: REVOLT21</w:t>
-      </w:r>
-    </w:p>
-    <w:p>
-      <w:r>
-        <w:t xml:space="preserve">  Causale: numero ordine</w:t>
-      </w:r>
-    </w:p>
-    <w:p>
-      <w:r>
-        <w:t>Nota operativa (non fa parte del testo della mail): questa forma della causale vale per gli ordini da catalogo di kanokimonos.com. Per i prodotti custom (kanokimonos.app) la causale segue la regola del blocco PAGAMENTI, FATTURE E CAUSALI DEL BONIFICO.</w:t>
-      </w:r>
-    </w:p>
-    <w:p>
-      <w:r>
-        <w:t>- Carta di credito (+3% costi gestione):</w:t>
-      </w:r>
-    </w:p>
-    <w:p>
-      <w:r>
-        <w:t xml:space="preserve">  https://checkout.revolut.com/pay/3f30e94f-6004-4071-9df4-89dbede8bd38</w:t>
-      </w:r>
-    </w:p>
-    <w:p>
-      <w:r>
-        <w:t>Dopo il pagamento, inviare contabile o conferma per procedere con la spedizione.</w:t>
-      </w:r>
-    </w:p>
-    <w:p>
-      <w:r>
-        <w:t>-------------------------------------------------------------------------------</w:t>
-      </w:r>
-    </w:p>
-    <w:p>
-      <w:r>
-        <w:t>Preventivi personalizzati</w:t>
-      </w:r>
-    </w:p>
-    <w:p>
-      <w:r>
-        <w:t>-------------------------------------------------------------------------------</w:t>
-      </w:r>
-    </w:p>
-    <w:p>
-      <w:r>
-        <w:t>Proposta commerciale – Team Gi</w:t>
-      </w:r>
-    </w:p>
-    <w:p>
-      <w:r>
-        <w:t>Ciao,</w:t>
-      </w:r>
-    </w:p>
-    <w:p>
-      <w:r>
-        <w:t>Grazie per il tuo interesse nel nostro programma Team Gi. Ecco come funziona:</w:t>
-      </w:r>
-    </w:p>
-    <w:p>
-      <w:r>
-        <w:t>Invece di produrre un kimono completamente personalizzato da zero (che richiede 45-60 giorni), offriamo una soluzione più flessibile e veloce.</w:t>
-      </w:r>
-    </w:p>
-    <w:p>
-      <w:r>
-        <w:lastRenderedPageBreak/>
-        <w:t>Il sistema prevede: Tu acquisti un lotto di patch personalizzate, che noi conserveremo nel nostro magazzino. Ogni volta che avrai bisogno di un kimono, ti basterà effettuare un ordine: applicheremo la patch e spediremo il Gi entro 7-10 giorni.</w:t>
-      </w:r>
-    </w:p>
-    <w:p>
-      <w:r>
-        <w:t>✅ I vantaggi di questo sistema:</w:t>
-      </w:r>
-    </w:p>
-    <w:p>
-      <w:r>
-        <w:t>Consegna rapida: niente lunghi tempi di attesa – riceverai i tuoi kimoni in pochi giorni.</w:t>
-      </w:r>
-    </w:p>
-    <w:p>
-      <w:r>
-        <w:t>Nessun ordine minimo ricorrente: ordina anche un solo kimono alla volta.</w:t>
-      </w:r>
-    </w:p>
-    <w:p>
-      <w:r>
-        <w:t>Costi iniziali ridotti: paghi in anticipo solo le patch, i kimoni li ordini quando ti servono.</w:t>
-      </w:r>
-    </w:p>
-    <w:p>
-      <w:r>
-        <w:t>🔧 Come funziona nel dettaglio:</w:t>
-      </w:r>
-    </w:p>
-    <w:p>
-      <w:r>
-        <w:t>Acquisti un lotto di almeno 10 patch personalizzate (produzione 45-60 giorni).</w:t>
-      </w:r>
-    </w:p>
-    <w:p>
-      <w:r>
-        <w:t>Conserviamo le patch nel nostro magazzino, pronte per essere applicate.</w:t>
-      </w:r>
-    </w:p>
-    <w:p>
-      <w:r>
-        <w:t>Quando hai bisogno di un kimono Team Gi, fai l’ordine e noi applichiamo la patch e spediamo in 7-10 giorni.</w:t>
-      </w:r>
-    </w:p>
-    <w:p>
-      <w:r>
-        <w:t>Il costo del kimono sarà quello previsto dal listino scontato riservato alle accademie.</w:t>
-      </w:r>
-    </w:p>
-    <w:p>
-      <w:r>
-        <w:t>Questo sistema è efficiente e conveniente, perfetto per mantenere un’immagine professionale della tua accademia, con la sicurezza di ricevere i kimoni in tempi rapidi e senza grandi investimenti iniziali.</w:t>
-      </w:r>
-    </w:p>
-    <w:p>
-      <w:r>
-        <w:t>Fammi sapere se hai domande o se vuoi procedere con questa opzione!</w:t>
-      </w:r>
-    </w:p>
-    <w:p>
-      <w:r>
-        <w:t>Un saluto,</w:t>
-      </w:r>
-      <w:r>
-        <w:br/>
-        <w:t>Mauro</w:t>
-      </w:r>
-      <w:r>
-        <w:br/>
-        <w:t>Kano Kimonos</w:t>
-      </w:r>
-    </w:p>
-    <w:p>
-      <w:r>
-        <w:t>--------------------------------------------------------------------------------</w:t>
-      </w:r>
-    </w:p>
-    <w:p>
-      <w:r>
-        <w:t>REPARTO CONTABILITÀ</w:t>
-      </w:r>
-    </w:p>
-    <w:p>
-      <w:r>
-        <w:t>--------------------------------------------------------------------------------</w:t>
-      </w:r>
-    </w:p>
-    <w:p>
-      <w:r>
         <w:t>Il reparto accounting è gestito tramite una chat WhatsApp.</w:t>
       </w:r>
       <w:r>
@@ -6787,7 +6724,6 @@
     </w:p>
     <w:p>
       <w:r>
-        <w:lastRenderedPageBreak/>
         <w:t>nome del cliente,</w:t>
       </w:r>
     </w:p>
@@ -6906,7 +6842,6 @@
     </w:p>
     <w:p>
       <w:r>
-        <w:lastRenderedPageBreak/>
         <w:t>--------------------------------------------------------------------------------</w:t>
       </w:r>
     </w:p>
@@ -6984,10 +6919,13 @@
         <w:br/>
         <w:t>TEMPI DI CONSEGNA: dipendono dal tipo di prodotto.</w:t>
         <w:br/>
+        <w:t>- Prodotti da catalogo (kanokimonos.com): spedizione 2-3 giorni in Italia, 5-6 giorni in Europa.</w:t>
+        <w:br/>
+        <w:br/>
+        <w:t>USO INTERNO — TEMPI DI CONSEGNA DEI PRODOTTI CUSTOM</w:t>
+        <w:br/>
         <w:t>- Prodotti custom (kanokimonos.app): 45-60 giorni lavorativi dal pagamento che fa partire i lavori (il saldo totale sotto i 1000 euro, l'acconto del 50% sopra). Alla domanda sui tempi di un custom si dà SEMPRE prima questa informazione; per dettagli oltre questa, rimanda a Mauro.</w:t>
         <w:br/>
-        <w:t>- Prodotti da catalogo (kanokimonos.com): spedizione 2-3 giorni in Italia, 5-6 giorni in Europa.</w:t>
-        <w:br/>
         <w:t>Se non è chiaro di quale tipo si tratta, chiedi se è un ordine custom o da catalogo.</w:t>
       </w:r>
     </w:p>
@@ -7089,10 +7027,10 @@
     <w:p>
       <w:pPr/>
       <w:r>
-        <w:t>PAGAMENTI, FATTURE E CAUSALI DEL BONIFICO</w:t>
-        <w:br/>
-        <w:br/>
-        <w:t>CAUSALE DEL BONIFICO: cambia in base a cosa sta pagando il cliente.</w:t>
+        <w:t>USO INTERNO — PAGAMENTI, FATTURE E CAUSALI DEL BONIFICO</w:t>
+        <w:br/>
+        <w:br/>
+        <w:t>USO INTERNO — CAUSALE DEL BONIFICO: cambia in base a cosa sta pagando il cliente.</w:t>
         <w:br/>
         <w:t>- Ordine da kanokimonos.com (prodotti da catalogo): la causale e' il NUMERO DELL'ORDINE.</w:t>
         <w:br/>
@@ -7103,17 +7041,17 @@
         <w:t>Regola generale: se una fattura e' stata emessa la causale porta il numero della fattura; se il cliente sta anticipando su un preventivo porta "advance" e il numero del preventivo.</w:t>
         <w:br/>
         <w:br/>
-        <w:t>COME DETTARLA AL CLIENTE</w:t>
+        <w:t>USO INTERNO — COME DETTARLA AL CLIENTE</w:t>
         <w:br/>
         <w:t>Quando spieghi a un cliente come compilare il bonifico, indica sempre la stessa forma: la parola advance, uno spazio, il numero del preventivo. Esempio: advance 0123. Non proporre varianti al cliente.</w:t>
         <w:br/>
         <w:br/>
-        <w:t>COME LEGGERLA QUANDO ARRIVA (informazione interna: solo staff)</w:t>
+        <w:t>USO INTERNO — COME LEGGERLA QUANDO ARRIVA (informazione interna: solo staff)</w:t>
         <w:br/>
         <w:t>In entrata si accetta qualunque forma: ADVANCE, Advance, advance, attaccata al numero o separata, con o senza altri testi intorno. I bonifici arrivano scritti come li scrive il cliente e la causale non e' un campo controllato: non considerare mai un pagamento non valido perche' la causale e' scritta in un altro modo. Se la causale non permette di capire a quale ordine o preventivo si riferisce, non tirare a indovinare: segnala che va abbinata a mano.</w:t>
         <w:br/>
         <w:br/>
-        <w:t>FATTURE E NUMERAZIONE</w:t>
+        <w:t>USO INTERNO — FATTURE E NUMERAZIONE</w:t>
         <w:br/>
         <w:t>(informazione interna: rispondi solo allo staff)</w:t>
         <w:br/>
@@ -7124,12 +7062,12 @@
         <w:t>- I numeri di fattura sono sempre e solo consecutivi e li assegna il nostro sistema di numerazione.</w:t>
         <w:br/>
         <w:br/>
-        <w:t>ORDINE DEI DOCUMENTI: PRIMA IL PREVENTIVO</w:t>
+        <w:t>USO INTERNO — ORDINE DEI DOCUMENTI: PRIMA IL PREVENTIVO</w:t>
         <w:br/>
         <w:t>Al cliente si manda sempre prima il preventivo. Se il cliente approva il preventivo puo' gia' fare il bonifico di acconto, indicando in causale "advance" e il numero del preventivo. Se il cliente desidera avere subito la fattura, per qualunque motivo, gli viene emessa una fattura di acconto: da quel momento nel bonifico indica il numero della fattura e non piu' il numero del preventivo.</w:t>
         <w:br/>
         <w:br/>
-        <w:t>APPROVAZIONE DEL PAGAMENTO (bonifico arrivato)</w:t>
+        <w:t>USO INTERNO — APPROVAZIONE DEL PAGAMENTO (bonifico arrivato)</w:t>
         <w:br/>
         <w:t>(informazione interna: rispondi solo allo staff)</w:t>
         <w:br/>
@@ -7181,7 +7119,7 @@
     <w:p/>
     <w:p>
       <w:r>
-        <w:t>QUANDO SI PAGA: ACCONTO O SALDO TOTALE</w:t>
+        <w:t>USO INTERNO — QUANDO SI PAGA: ACCONTO O SALDO TOTALE</w:t>
         <w:br/>
         <w:br/>
         <w:t>Prima che i lavori partano il cliente deve pagare, e quanto deve pagare dipende dall'importo del preventivo.</w:t>
@@ -7248,7 +7186,7 @@
     <w:p/>
     <w:p>
       <w:r>
-        <w:t>B2B NUOVO SITO: COSA CAMBIA PER IL CLIENTE BUSINESS</w:t>
+        <w:t>USO INTERNO — B2B NUOVO SITO: COSA CAMBIA PER IL CLIENTE BUSINESS</w:t>
         <w:br/>
         <w:br/>
         <w:t>Destinatario: tutti - vale sia per lo staff sia per il cliente business che interroga il bot.</w:t>
@@ -7284,7 +7222,7 @@
     <w:p/>
     <w:p>
       <w:r>
-        <w:t>B2B NUOVO SITO: RISPOSTE PRONTE ALLE DOMANDE PIÙ FREQUENTI</w:t>
+        <w:t>TERMINI B2B — RISPOSTE PRONTE NUOVO SITO</w:t>
         <w:br/>
         <w:br/>
         <w:t>Destinatario: tutti, salvo dove indicato riga per riga.</w:t>
@@ -7317,7 +7255,7 @@
     <w:p/>
     <w:p>
       <w:r>
-        <w:t>B2B: ATTIVARE UN NUOVO CLIENTE BUSINESS - CREAZIONE E APPROVAZIONE</w:t>
+        <w:t>USO INTERNO — B2B: ATTIVARE UN NUOVO CLIENTE BUSINESS - CREAZIONE E APPROVAZIONE</w:t>
         <w:br/>
         <w:t>(informazione interna: rispondi solo allo staff)</w:t>
         <w:br/>
@@ -7351,7 +7289,7 @@
     <w:p/>
     <w:p>
       <w:r>
-        <w:t>B2B: ASSEGNARE LA FASCIA DI SCONTO A UN CLIENTE BUSINESS</w:t>
+        <w:t>USO INTERNO — B2B: ASSEGNARE LA FASCIA DI SCONTO A UN CLIENTE BUSINESS</w:t>
         <w:br/>
         <w:t>(informazione interna: rispondi solo allo staff)</w:t>
         <w:br/>
@@ -7383,7 +7321,7 @@
     <w:p/>
     <w:p>
       <w:r>
-        <w:t>B2B: IVA SÌ O IVA NO - COME SI IMPOSTA SU UN CLIENTE</w:t>
+        <w:t>USO INTERNO — B2B: IVA SÌ O IVA NO - COME SI IMPOSTA SU UN CLIENTE</w:t>
         <w:br/>
         <w:t>(informazione interna: rispondi solo allo staff)</w:t>
         <w:br/>
@@ -7409,7 +7347,7 @@
     <w:p/>
     <w:p>
       <w:r>
-        <w:t>B2B: MODIFICHE SU UN CLIENTE BUSINESS GIÀ ATTIVO</w:t>
+        <w:t>USO INTERNO — B2B: MODIFICHE SU UN CLIENTE BUSINESS GIÀ ATTIVO</w:t>
         <w:br/>
         <w:t>(informazione interna: rispondi solo allo staff)</w:t>
         <w:br/>
@@ -7432,7 +7370,7 @@
     <w:p/>
     <w:p>
       <w:r>
-        <w:t>B2B: IL CLIENTE SEGNALA UN PROBLEMA - COSA CONTROLLARE</w:t>
+        <w:t>USO INTERNO — B2B: IL CLIENTE SEGNALA UN PROBLEMA - COSA CONTROLLARE</w:t>
         <w:br/>
         <w:t>(informazione interna: rispondi solo allo staff)</w:t>
         <w:br/>

--- a/manuale_operativo.docx
+++ b/manuale_operativo.docx
@@ -7172,12 +7172,21 @@
         <w:t>IMMAGINI E LOGHI: FORMATO E COSTO DI CONVERSIONE</w:t>
         <w:br/>
         <w:br/>
+        <w:t>"Le immagini vanno inviate in formato vettoriale (.AI, .EPS, .PDF, .SVG). Se hai solo un file raster (JPEG, PNG) lo accettiamo lo stesso: la conversione la facciamo noi e il costo e' di 25 euro a immagine. Se l'immagine e' semplice e lineare il nostro software riesce spesso a elaborarla senza costi aggiuntivi, e se le immagini sono piu' di una valutiamo un forfait in base al progetto: in entrambi i casi te lo confermiamo noi dopo aver visto i file, prima di procedere."</w:t>
+        <w:br/>
+        <w:t>"Artwork should be sent in vector format (.AI, .EPS, .PDF, .SVG). If you only have a raster file (JPEG, PNG) we still accept it: we take care of the conversion, at a cost of 25 euro per image. If the image is simple and clean our software can often process it at no extra cost, and if there is more than one image we may consider a flat rate depending on the project: in both cases we confirm this to you after seeing the files, before going ahead."</w:t>
+      </w:r>
+    </w:p>
+    <w:p/>
+    <w:p>
+      <w:r>
+        <w:t>USO INTERNO — IMMAGINI E LOGHI: CHI DECIDE</w:t>
+        <w:br/>
+        <w:br/>
         <w:t>Questa e' l'unica risposta sul formato delle immagini e sul costo della conversione, e vale per tutti allo stesso modo: staff, clienti business, clienti privati. Si riporta integra e alla lettera ogni volta che qualcuno chiede come inviare le immagini, in che formato, o cosa succede se manda un JPEG o un PNG. Non si riassume, non se ne cita un pezzo solo, non si riformula. Nessun'altra cifra sulla conversione e' valida: fuori da qui non ce ne sono.</w:t>
         <w:br/>
         <w:br/>
         <w:t>Frase da riportare parola per parola:</w:t>
-        <w:br/>
-        <w:t>"Le immagini vanno inviate in formato vettoriale (.AI, .EPS, .PDF, .SVG). Se hai solo un file raster (JPEG, PNG) lo accettiamo lo stesso: la conversione la facciamo noi e il costo e' di 25 euro a immagine. Se l'immagine e' semplice e lineare il nostro software riesce spesso a elaborarla senza costi aggiuntivi, e se le immagini sono piu' di una valutiamo un forfait in base al progetto: in entrambi i casi te lo confermiamo noi dopo aver visto i file, prima di procedere."</w:t>
         <w:br/>
         <w:br/>
         <w:t>Chi decide (informazione interna: rispondi solo allo staff): se un'immagine sia semplice e lineare, e se applicare un forfait quando le immagini sono piu' d'una, lo stabilisce chi gestisce l'ordine dopo aver visto i file. Non lo decide il bot e non lo anticipa: la frase dice che lo confermiamo dopo aver visto i file, e si ferma li'.</w:t>
